--- a/учеб практика 1.docx
+++ b/учеб практика 1.docx
@@ -148,6 +148,78 @@
       <w:pPr>
         <w:rPr>
           <w:rFonts w:ascii="Times New Roman" w:hAnsi="Times New Roman" w:cs="Times New Roman"/>
+        </w:rPr>
+      </w:pPr>
+      <w:r>
+        <w:rPr>
+          <w:rFonts w:ascii="Times New Roman" w:hAnsi="Times New Roman" w:cs="Times New Roman"/>
+          <w:noProof/>
+        </w:rPr>
+        <w:drawing>
+          <wp:inline distT="0" distB="0" distL="0" distR="0" wp14:anchorId="55B6B26F" wp14:editId="5CE83A8B">
+            <wp:extent cx="3324689" cy="4115374"/>
+            <wp:effectExtent l="0" t="0" r="9525" b="0"/>
+            <wp:docPr id="552446657" name="Рисунок 1"/>
+            <wp:cNvGraphicFramePr>
+              <a:graphicFrameLocks xmlns:a="http://schemas.openxmlformats.org/drawingml/2006/main" noChangeAspect="1"/>
+            </wp:cNvGraphicFramePr>
+            <a:graphic xmlns:a="http://schemas.openxmlformats.org/drawingml/2006/main">
+              <a:graphicData uri="http://schemas.openxmlformats.org/drawingml/2006/picture">
+                <pic:pic xmlns:pic="http://schemas.openxmlformats.org/drawingml/2006/picture">
+                  <pic:nvPicPr>
+                    <pic:cNvPr id="552446657" name=""/>
+                    <pic:cNvPicPr/>
+                  </pic:nvPicPr>
+                  <pic:blipFill>
+                    <a:blip r:embed="rId6"/>
+                    <a:stretch>
+                      <a:fillRect/>
+                    </a:stretch>
+                  </pic:blipFill>
+                  <pic:spPr>
+                    <a:xfrm>
+                      <a:off x="0" y="0"/>
+                      <a:ext cx="3324689" cy="4115374"/>
+                    </a:xfrm>
+                    <a:prstGeom prst="rect">
+                      <a:avLst/>
+                    </a:prstGeom>
+                  </pic:spPr>
+                </pic:pic>
+              </a:graphicData>
+            </a:graphic>
+          </wp:inline>
+        </w:drawing>
+      </w:r>
+    </w:p>
+    <w:p>
+      <w:pPr>
+        <w:rPr>
+          <w:rFonts w:ascii="Times New Roman" w:hAnsi="Times New Roman" w:cs="Times New Roman"/>
+          <w:b/>
+          <w:bCs/>
+        </w:rPr>
+      </w:pPr>
+      <w:r>
+        <w:rPr>
+          <w:rFonts w:ascii="Times New Roman" w:hAnsi="Times New Roman" w:cs="Times New Roman"/>
+          <w:b/>
+          <w:bCs/>
+        </w:rPr>
+        <w:t>Диаграмма деятельности добавления посетителя в чёрный список</w:t>
+      </w:r>
+    </w:p>
+    <w:p>
+      <w:pPr>
+        <w:rPr>
+          <w:rFonts w:ascii="Times New Roman" w:hAnsi="Times New Roman" w:cs="Times New Roman"/>
+        </w:rPr>
+      </w:pPr>
+    </w:p>
+    <w:p>
+      <w:pPr>
+        <w:rPr>
+          <w:rFonts w:ascii="Times New Roman" w:hAnsi="Times New Roman" w:cs="Times New Roman"/>
           <w:b/>
           <w:bCs/>
         </w:rPr>
@@ -7706,6 +7778,8412 @@
                 <w:rFonts w:ascii="Times New Roman" w:hAnsi="Times New Roman" w:cs="Times New Roman"/>
               </w:rPr>
               <w:t>Сотрудник охраны, оформивший проход</w:t>
+            </w:r>
+          </w:p>
+        </w:tc>
+      </w:tr>
+    </w:tbl>
+    <w:p>
+      <w:pPr>
+        <w:rPr>
+          <w:rFonts w:ascii="Times New Roman" w:hAnsi="Times New Roman" w:cs="Times New Roman"/>
+        </w:rPr>
+      </w:pPr>
+    </w:p>
+    <w:p>
+      <w:pPr>
+        <w:rPr>
+          <w:rFonts w:ascii="Times New Roman" w:hAnsi="Times New Roman" w:cs="Times New Roman"/>
+        </w:rPr>
+      </w:pPr>
+    </w:p>
+    <w:p>
+      <w:pPr>
+        <w:rPr>
+          <w:rFonts w:ascii="Times New Roman" w:hAnsi="Times New Roman" w:cs="Times New Roman"/>
+          <w:b/>
+          <w:bCs/>
+        </w:rPr>
+      </w:pPr>
+      <w:r>
+        <w:rPr>
+          <w:rFonts w:ascii="Times New Roman" w:hAnsi="Times New Roman" w:cs="Times New Roman"/>
+          <w:b/>
+          <w:bCs/>
+        </w:rPr>
+        <w:t>Таблица «Роль»</w:t>
+      </w:r>
+    </w:p>
+    <w:tbl>
+      <w:tblPr>
+        <w:tblStyle w:val="ac"/>
+        <w:tblW w:w="0" w:type="auto"/>
+        <w:tblLook w:val="04A0" w:firstRow="1" w:lastRow="0" w:firstColumn="1" w:lastColumn="0" w:noHBand="0" w:noVBand="1"/>
+      </w:tblPr>
+      <w:tblGrid>
+        <w:gridCol w:w="1126"/>
+        <w:gridCol w:w="1759"/>
+        <w:gridCol w:w="2183"/>
+        <w:gridCol w:w="4277"/>
+      </w:tblGrid>
+      <w:tr>
+        <w:tc>
+          <w:tcPr>
+            <w:tcW w:w="0" w:type="auto"/>
+            <w:hideMark/>
+          </w:tcPr>
+          <w:p>
+            <w:pPr>
+              <w:spacing w:after="160" w:line="278" w:lineRule="auto"/>
+              <w:rPr>
+                <w:rFonts w:ascii="Times New Roman" w:hAnsi="Times New Roman" w:cs="Times New Roman"/>
+              </w:rPr>
+            </w:pPr>
+            <w:r>
+              <w:rPr>
+                <w:rFonts w:ascii="Times New Roman" w:hAnsi="Times New Roman" w:cs="Times New Roman"/>
+              </w:rPr>
+              <w:t>Поле</w:t>
+            </w:r>
+          </w:p>
+        </w:tc>
+        <w:tc>
+          <w:tcPr>
+            <w:tcW w:w="0" w:type="auto"/>
+            <w:hideMark/>
+          </w:tcPr>
+          <w:p>
+            <w:pPr>
+              <w:spacing w:after="160" w:line="278" w:lineRule="auto"/>
+              <w:rPr>
+                <w:rFonts w:ascii="Times New Roman" w:hAnsi="Times New Roman" w:cs="Times New Roman"/>
+              </w:rPr>
+            </w:pPr>
+            <w:r>
+              <w:rPr>
+                <w:rFonts w:ascii="Times New Roman" w:hAnsi="Times New Roman" w:cs="Times New Roman"/>
+              </w:rPr>
+              <w:t>Тип данных</w:t>
+            </w:r>
+          </w:p>
+        </w:tc>
+        <w:tc>
+          <w:tcPr>
+            <w:tcW w:w="0" w:type="auto"/>
+            <w:hideMark/>
+          </w:tcPr>
+          <w:p>
+            <w:pPr>
+              <w:spacing w:after="160" w:line="278" w:lineRule="auto"/>
+              <w:rPr>
+                <w:rFonts w:ascii="Times New Roman" w:hAnsi="Times New Roman" w:cs="Times New Roman"/>
+              </w:rPr>
+            </w:pPr>
+            <w:r>
+              <w:rPr>
+                <w:rFonts w:ascii="Times New Roman" w:hAnsi="Times New Roman" w:cs="Times New Roman"/>
+              </w:rPr>
+              <w:t>Ограничения</w:t>
+            </w:r>
+          </w:p>
+        </w:tc>
+        <w:tc>
+          <w:tcPr>
+            <w:tcW w:w="0" w:type="auto"/>
+            <w:hideMark/>
+          </w:tcPr>
+          <w:p>
+            <w:pPr>
+              <w:spacing w:after="160" w:line="278" w:lineRule="auto"/>
+              <w:rPr>
+                <w:rFonts w:ascii="Times New Roman" w:hAnsi="Times New Roman" w:cs="Times New Roman"/>
+              </w:rPr>
+            </w:pPr>
+            <w:r>
+              <w:rPr>
+                <w:rFonts w:ascii="Times New Roman" w:hAnsi="Times New Roman" w:cs="Times New Roman"/>
+              </w:rPr>
+              <w:t>Описание</w:t>
+            </w:r>
+          </w:p>
+        </w:tc>
+      </w:tr>
+      <w:tr>
+        <w:tc>
+          <w:tcPr>
+            <w:tcW w:w="0" w:type="auto"/>
+            <w:hideMark/>
+          </w:tcPr>
+          <w:p>
+            <w:pPr>
+              <w:spacing w:after="160" w:line="278" w:lineRule="auto"/>
+              <w:rPr>
+                <w:rFonts w:ascii="Times New Roman" w:hAnsi="Times New Roman" w:cs="Times New Roman"/>
+              </w:rPr>
+            </w:pPr>
+            <w:proofErr w:type="spellStart"/>
+            <w:r>
+              <w:rPr>
+                <w:rFonts w:ascii="Times New Roman" w:hAnsi="Times New Roman" w:cs="Times New Roman"/>
+              </w:rPr>
+              <w:t>id</w:t>
+            </w:r>
+            <w:proofErr w:type="spellEnd"/>
+          </w:p>
+        </w:tc>
+        <w:tc>
+          <w:tcPr>
+            <w:tcW w:w="0" w:type="auto"/>
+            <w:hideMark/>
+          </w:tcPr>
+          <w:p>
+            <w:pPr>
+              <w:spacing w:after="160" w:line="278" w:lineRule="auto"/>
+              <w:rPr>
+                <w:rFonts w:ascii="Times New Roman" w:hAnsi="Times New Roman" w:cs="Times New Roman"/>
+              </w:rPr>
+            </w:pPr>
+            <w:r>
+              <w:rPr>
+                <w:rFonts w:ascii="Times New Roman" w:hAnsi="Times New Roman" w:cs="Times New Roman"/>
+              </w:rPr>
+              <w:t>SERIAL</w:t>
+            </w:r>
+          </w:p>
+        </w:tc>
+        <w:tc>
+          <w:tcPr>
+            <w:tcW w:w="0" w:type="auto"/>
+            <w:hideMark/>
+          </w:tcPr>
+          <w:p>
+            <w:pPr>
+              <w:spacing w:after="160" w:line="278" w:lineRule="auto"/>
+              <w:rPr>
+                <w:rFonts w:ascii="Times New Roman" w:hAnsi="Times New Roman" w:cs="Times New Roman"/>
+              </w:rPr>
+            </w:pPr>
+            <w:r>
+              <w:rPr>
+                <w:rFonts w:ascii="Times New Roman" w:hAnsi="Times New Roman" w:cs="Times New Roman"/>
+              </w:rPr>
+              <w:t>PRIMARY KEY</w:t>
+            </w:r>
+          </w:p>
+        </w:tc>
+        <w:tc>
+          <w:tcPr>
+            <w:tcW w:w="0" w:type="auto"/>
+            <w:hideMark/>
+          </w:tcPr>
+          <w:p>
+            <w:pPr>
+              <w:spacing w:after="160" w:line="278" w:lineRule="auto"/>
+              <w:rPr>
+                <w:rFonts w:ascii="Times New Roman" w:hAnsi="Times New Roman" w:cs="Times New Roman"/>
+              </w:rPr>
+            </w:pPr>
+            <w:r>
+              <w:rPr>
+                <w:rFonts w:ascii="Times New Roman" w:hAnsi="Times New Roman" w:cs="Times New Roman"/>
+              </w:rPr>
+              <w:t>Уникальный идентификатор роли</w:t>
+            </w:r>
+          </w:p>
+        </w:tc>
+      </w:tr>
+      <w:tr>
+        <w:tc>
+          <w:tcPr>
+            <w:tcW w:w="0" w:type="auto"/>
+            <w:hideMark/>
+          </w:tcPr>
+          <w:p>
+            <w:pPr>
+              <w:spacing w:after="160" w:line="278" w:lineRule="auto"/>
+              <w:rPr>
+                <w:rFonts w:ascii="Times New Roman" w:hAnsi="Times New Roman" w:cs="Times New Roman"/>
+              </w:rPr>
+            </w:pPr>
+            <w:r>
+              <w:rPr>
+                <w:rFonts w:ascii="Times New Roman" w:hAnsi="Times New Roman" w:cs="Times New Roman"/>
+              </w:rPr>
+              <w:t>название</w:t>
+            </w:r>
+          </w:p>
+        </w:tc>
+        <w:tc>
+          <w:tcPr>
+            <w:tcW w:w="0" w:type="auto"/>
+            <w:hideMark/>
+          </w:tcPr>
+          <w:p>
+            <w:pPr>
+              <w:spacing w:after="160" w:line="278" w:lineRule="auto"/>
+              <w:rPr>
+                <w:rFonts w:ascii="Times New Roman" w:hAnsi="Times New Roman" w:cs="Times New Roman"/>
+              </w:rPr>
+            </w:pPr>
+            <w:proofErr w:type="gramStart"/>
+            <w:r>
+              <w:rPr>
+                <w:rFonts w:ascii="Times New Roman" w:hAnsi="Times New Roman" w:cs="Times New Roman"/>
+              </w:rPr>
+              <w:t>VARCHAR(</w:t>
+            </w:r>
+            <w:proofErr w:type="gramEnd"/>
+            <w:r>
+              <w:rPr>
+                <w:rFonts w:ascii="Times New Roman" w:hAnsi="Times New Roman" w:cs="Times New Roman"/>
+              </w:rPr>
+              <w:t>50)</w:t>
+            </w:r>
+          </w:p>
+        </w:tc>
+        <w:tc>
+          <w:tcPr>
+            <w:tcW w:w="0" w:type="auto"/>
+            <w:hideMark/>
+          </w:tcPr>
+          <w:p>
+            <w:pPr>
+              <w:spacing w:after="160" w:line="278" w:lineRule="auto"/>
+              <w:rPr>
+                <w:rFonts w:ascii="Times New Roman" w:hAnsi="Times New Roman" w:cs="Times New Roman"/>
+              </w:rPr>
+            </w:pPr>
+            <w:r>
+              <w:rPr>
+                <w:rFonts w:ascii="Times New Roman" w:hAnsi="Times New Roman" w:cs="Times New Roman"/>
+              </w:rPr>
+              <w:t>NOT NULL, UNIQUE</w:t>
+            </w:r>
+          </w:p>
+        </w:tc>
+        <w:tc>
+          <w:tcPr>
+            <w:tcW w:w="0" w:type="auto"/>
+            <w:hideMark/>
+          </w:tcPr>
+          <w:p>
+            <w:pPr>
+              <w:spacing w:after="160" w:line="278" w:lineRule="auto"/>
+              <w:rPr>
+                <w:rFonts w:ascii="Times New Roman" w:hAnsi="Times New Roman" w:cs="Times New Roman"/>
+              </w:rPr>
+            </w:pPr>
+            <w:r>
+              <w:rPr>
+                <w:rFonts w:ascii="Times New Roman" w:hAnsi="Times New Roman" w:cs="Times New Roman"/>
+              </w:rPr>
+              <w:t>Наименование роли (Гость, Администратор и др.)</w:t>
+            </w:r>
+          </w:p>
+        </w:tc>
+      </w:tr>
+    </w:tbl>
+    <w:p>
+      <w:pPr>
+        <w:rPr>
+          <w:rFonts w:ascii="Times New Roman" w:hAnsi="Times New Roman" w:cs="Times New Roman"/>
+          <w:b/>
+          <w:bCs/>
+        </w:rPr>
+      </w:pPr>
+      <w:r>
+        <w:rPr>
+          <w:rFonts w:ascii="Times New Roman" w:hAnsi="Times New Roman" w:cs="Times New Roman"/>
+          <w:b/>
+          <w:bCs/>
+        </w:rPr>
+        <w:t>Таблица «Пользователь»</w:t>
+      </w:r>
+    </w:p>
+    <w:tbl>
+      <w:tblPr>
+        <w:tblStyle w:val="ac"/>
+        <w:tblW w:w="0" w:type="auto"/>
+        <w:tblLook w:val="04A0" w:firstRow="1" w:lastRow="0" w:firstColumn="1" w:lastColumn="0" w:noHBand="0" w:noVBand="1"/>
+      </w:tblPr>
+      <w:tblGrid>
+        <w:gridCol w:w="2053"/>
+        <w:gridCol w:w="1879"/>
+        <w:gridCol w:w="3019"/>
+        <w:gridCol w:w="2394"/>
+      </w:tblGrid>
+      <w:tr>
+        <w:tc>
+          <w:tcPr>
+            <w:tcW w:w="0" w:type="auto"/>
+            <w:hideMark/>
+          </w:tcPr>
+          <w:p>
+            <w:pPr>
+              <w:spacing w:after="160" w:line="278" w:lineRule="auto"/>
+              <w:rPr>
+                <w:rFonts w:ascii="Times New Roman" w:hAnsi="Times New Roman" w:cs="Times New Roman"/>
+              </w:rPr>
+            </w:pPr>
+            <w:r>
+              <w:rPr>
+                <w:rFonts w:ascii="Times New Roman" w:hAnsi="Times New Roman" w:cs="Times New Roman"/>
+              </w:rPr>
+              <w:t>Поле</w:t>
+            </w:r>
+          </w:p>
+        </w:tc>
+        <w:tc>
+          <w:tcPr>
+            <w:tcW w:w="0" w:type="auto"/>
+            <w:hideMark/>
+          </w:tcPr>
+          <w:p>
+            <w:pPr>
+              <w:spacing w:after="160" w:line="278" w:lineRule="auto"/>
+              <w:rPr>
+                <w:rFonts w:ascii="Times New Roman" w:hAnsi="Times New Roman" w:cs="Times New Roman"/>
+              </w:rPr>
+            </w:pPr>
+            <w:r>
+              <w:rPr>
+                <w:rFonts w:ascii="Times New Roman" w:hAnsi="Times New Roman" w:cs="Times New Roman"/>
+              </w:rPr>
+              <w:t>Тип данных</w:t>
+            </w:r>
+          </w:p>
+        </w:tc>
+        <w:tc>
+          <w:tcPr>
+            <w:tcW w:w="0" w:type="auto"/>
+            <w:hideMark/>
+          </w:tcPr>
+          <w:p>
+            <w:pPr>
+              <w:spacing w:after="160" w:line="278" w:lineRule="auto"/>
+              <w:rPr>
+                <w:rFonts w:ascii="Times New Roman" w:hAnsi="Times New Roman" w:cs="Times New Roman"/>
+              </w:rPr>
+            </w:pPr>
+            <w:r>
+              <w:rPr>
+                <w:rFonts w:ascii="Times New Roman" w:hAnsi="Times New Roman" w:cs="Times New Roman"/>
+              </w:rPr>
+              <w:t>Ограничения</w:t>
+            </w:r>
+          </w:p>
+        </w:tc>
+        <w:tc>
+          <w:tcPr>
+            <w:tcW w:w="0" w:type="auto"/>
+            <w:hideMark/>
+          </w:tcPr>
+          <w:p>
+            <w:pPr>
+              <w:spacing w:after="160" w:line="278" w:lineRule="auto"/>
+              <w:rPr>
+                <w:rFonts w:ascii="Times New Roman" w:hAnsi="Times New Roman" w:cs="Times New Roman"/>
+              </w:rPr>
+            </w:pPr>
+            <w:r>
+              <w:rPr>
+                <w:rFonts w:ascii="Times New Roman" w:hAnsi="Times New Roman" w:cs="Times New Roman"/>
+              </w:rPr>
+              <w:t>Описание</w:t>
+            </w:r>
+          </w:p>
+        </w:tc>
+      </w:tr>
+      <w:tr>
+        <w:tc>
+          <w:tcPr>
+            <w:tcW w:w="0" w:type="auto"/>
+            <w:hideMark/>
+          </w:tcPr>
+          <w:p>
+            <w:pPr>
+              <w:spacing w:after="160" w:line="278" w:lineRule="auto"/>
+              <w:rPr>
+                <w:rFonts w:ascii="Times New Roman" w:hAnsi="Times New Roman" w:cs="Times New Roman"/>
+              </w:rPr>
+            </w:pPr>
+            <w:proofErr w:type="spellStart"/>
+            <w:r>
+              <w:rPr>
+                <w:rFonts w:ascii="Times New Roman" w:hAnsi="Times New Roman" w:cs="Times New Roman"/>
+              </w:rPr>
+              <w:t>id</w:t>
+            </w:r>
+            <w:proofErr w:type="spellEnd"/>
+          </w:p>
+        </w:tc>
+        <w:tc>
+          <w:tcPr>
+            <w:tcW w:w="0" w:type="auto"/>
+            <w:hideMark/>
+          </w:tcPr>
+          <w:p>
+            <w:pPr>
+              <w:spacing w:after="160" w:line="278" w:lineRule="auto"/>
+              <w:rPr>
+                <w:rFonts w:ascii="Times New Roman" w:hAnsi="Times New Roman" w:cs="Times New Roman"/>
+              </w:rPr>
+            </w:pPr>
+            <w:r>
+              <w:rPr>
+                <w:rFonts w:ascii="Times New Roman" w:hAnsi="Times New Roman" w:cs="Times New Roman"/>
+              </w:rPr>
+              <w:t>SERIAL</w:t>
+            </w:r>
+          </w:p>
+        </w:tc>
+        <w:tc>
+          <w:tcPr>
+            <w:tcW w:w="0" w:type="auto"/>
+            <w:hideMark/>
+          </w:tcPr>
+          <w:p>
+            <w:pPr>
+              <w:spacing w:after="160" w:line="278" w:lineRule="auto"/>
+              <w:rPr>
+                <w:rFonts w:ascii="Times New Roman" w:hAnsi="Times New Roman" w:cs="Times New Roman"/>
+              </w:rPr>
+            </w:pPr>
+            <w:r>
+              <w:rPr>
+                <w:rFonts w:ascii="Times New Roman" w:hAnsi="Times New Roman" w:cs="Times New Roman"/>
+              </w:rPr>
+              <w:t>PRIMARY KEY</w:t>
+            </w:r>
+          </w:p>
+        </w:tc>
+        <w:tc>
+          <w:tcPr>
+            <w:tcW w:w="0" w:type="auto"/>
+            <w:hideMark/>
+          </w:tcPr>
+          <w:p>
+            <w:pPr>
+              <w:spacing w:after="160" w:line="278" w:lineRule="auto"/>
+              <w:rPr>
+                <w:rFonts w:ascii="Times New Roman" w:hAnsi="Times New Roman" w:cs="Times New Roman"/>
+              </w:rPr>
+            </w:pPr>
+            <w:r>
+              <w:rPr>
+                <w:rFonts w:ascii="Times New Roman" w:hAnsi="Times New Roman" w:cs="Times New Roman"/>
+              </w:rPr>
+              <w:t>Уникальный идентификатор пользователя</w:t>
+            </w:r>
+          </w:p>
+        </w:tc>
+      </w:tr>
+      <w:tr>
+        <w:tc>
+          <w:tcPr>
+            <w:tcW w:w="0" w:type="auto"/>
+            <w:hideMark/>
+          </w:tcPr>
+          <w:p>
+            <w:pPr>
+              <w:spacing w:after="160" w:line="278" w:lineRule="auto"/>
+              <w:rPr>
+                <w:rFonts w:ascii="Times New Roman" w:hAnsi="Times New Roman" w:cs="Times New Roman"/>
+              </w:rPr>
+            </w:pPr>
+            <w:proofErr w:type="spellStart"/>
+            <w:r>
+              <w:rPr>
+                <w:rFonts w:ascii="Times New Roman" w:hAnsi="Times New Roman" w:cs="Times New Roman"/>
+              </w:rPr>
+              <w:t>email</w:t>
+            </w:r>
+            <w:proofErr w:type="spellEnd"/>
+          </w:p>
+        </w:tc>
+        <w:tc>
+          <w:tcPr>
+            <w:tcW w:w="0" w:type="auto"/>
+            <w:hideMark/>
+          </w:tcPr>
+          <w:p>
+            <w:pPr>
+              <w:spacing w:after="160" w:line="278" w:lineRule="auto"/>
+              <w:rPr>
+                <w:rFonts w:ascii="Times New Roman" w:hAnsi="Times New Roman" w:cs="Times New Roman"/>
+              </w:rPr>
+            </w:pPr>
+            <w:proofErr w:type="gramStart"/>
+            <w:r>
+              <w:rPr>
+                <w:rFonts w:ascii="Times New Roman" w:hAnsi="Times New Roman" w:cs="Times New Roman"/>
+              </w:rPr>
+              <w:t>VARCHAR(</w:t>
+            </w:r>
+            <w:proofErr w:type="gramEnd"/>
+            <w:r>
+              <w:rPr>
+                <w:rFonts w:ascii="Times New Roman" w:hAnsi="Times New Roman" w:cs="Times New Roman"/>
+              </w:rPr>
+              <w:t>255)</w:t>
+            </w:r>
+          </w:p>
+        </w:tc>
+        <w:tc>
+          <w:tcPr>
+            <w:tcW w:w="0" w:type="auto"/>
+            <w:hideMark/>
+          </w:tcPr>
+          <w:p>
+            <w:pPr>
+              <w:spacing w:after="160" w:line="278" w:lineRule="auto"/>
+              <w:rPr>
+                <w:rFonts w:ascii="Times New Roman" w:hAnsi="Times New Roman" w:cs="Times New Roman"/>
+              </w:rPr>
+            </w:pPr>
+            <w:r>
+              <w:rPr>
+                <w:rFonts w:ascii="Times New Roman" w:hAnsi="Times New Roman" w:cs="Times New Roman"/>
+              </w:rPr>
+              <w:t>NOT NULL, UNIQUE</w:t>
+            </w:r>
+          </w:p>
+        </w:tc>
+        <w:tc>
+          <w:tcPr>
+            <w:tcW w:w="0" w:type="auto"/>
+            <w:hideMark/>
+          </w:tcPr>
+          <w:p>
+            <w:pPr>
+              <w:spacing w:after="160" w:line="278" w:lineRule="auto"/>
+              <w:rPr>
+                <w:rFonts w:ascii="Times New Roman" w:hAnsi="Times New Roman" w:cs="Times New Roman"/>
+              </w:rPr>
+            </w:pPr>
+            <w:r>
+              <w:rPr>
+                <w:rFonts w:ascii="Times New Roman" w:hAnsi="Times New Roman" w:cs="Times New Roman"/>
+              </w:rPr>
+              <w:t>Электронная почта (используется для входа)</w:t>
+            </w:r>
+          </w:p>
+        </w:tc>
+      </w:tr>
+      <w:tr>
+        <w:tc>
+          <w:tcPr>
+            <w:tcW w:w="0" w:type="auto"/>
+            <w:hideMark/>
+          </w:tcPr>
+          <w:p>
+            <w:pPr>
+              <w:spacing w:after="160" w:line="278" w:lineRule="auto"/>
+              <w:rPr>
+                <w:rFonts w:ascii="Times New Roman" w:hAnsi="Times New Roman" w:cs="Times New Roman"/>
+              </w:rPr>
+            </w:pPr>
+            <w:proofErr w:type="spellStart"/>
+            <w:r>
+              <w:rPr>
+                <w:rFonts w:ascii="Times New Roman" w:hAnsi="Times New Roman" w:cs="Times New Roman"/>
+              </w:rPr>
+              <w:t>хеш_пароля</w:t>
+            </w:r>
+            <w:proofErr w:type="spellEnd"/>
+          </w:p>
+        </w:tc>
+        <w:tc>
+          <w:tcPr>
+            <w:tcW w:w="0" w:type="auto"/>
+            <w:hideMark/>
+          </w:tcPr>
+          <w:p>
+            <w:pPr>
+              <w:spacing w:after="160" w:line="278" w:lineRule="auto"/>
+              <w:rPr>
+                <w:rFonts w:ascii="Times New Roman" w:hAnsi="Times New Roman" w:cs="Times New Roman"/>
+              </w:rPr>
+            </w:pPr>
+            <w:proofErr w:type="gramStart"/>
+            <w:r>
+              <w:rPr>
+                <w:rFonts w:ascii="Times New Roman" w:hAnsi="Times New Roman" w:cs="Times New Roman"/>
+              </w:rPr>
+              <w:t>VARCHAR(</w:t>
+            </w:r>
+            <w:proofErr w:type="gramEnd"/>
+            <w:r>
+              <w:rPr>
+                <w:rFonts w:ascii="Times New Roman" w:hAnsi="Times New Roman" w:cs="Times New Roman"/>
+              </w:rPr>
+              <w:t>255)</w:t>
+            </w:r>
+          </w:p>
+        </w:tc>
+        <w:tc>
+          <w:tcPr>
+            <w:tcW w:w="0" w:type="auto"/>
+            <w:hideMark/>
+          </w:tcPr>
+          <w:p>
+            <w:pPr>
+              <w:spacing w:after="160" w:line="278" w:lineRule="auto"/>
+              <w:rPr>
+                <w:rFonts w:ascii="Times New Roman" w:hAnsi="Times New Roman" w:cs="Times New Roman"/>
+              </w:rPr>
+            </w:pPr>
+            <w:r>
+              <w:rPr>
+                <w:rFonts w:ascii="Times New Roman" w:hAnsi="Times New Roman" w:cs="Times New Roman"/>
+              </w:rPr>
+              <w:t>NOT NULL</w:t>
+            </w:r>
+          </w:p>
+        </w:tc>
+        <w:tc>
+          <w:tcPr>
+            <w:tcW w:w="0" w:type="auto"/>
+            <w:hideMark/>
+          </w:tcPr>
+          <w:p>
+            <w:pPr>
+              <w:spacing w:after="160" w:line="278" w:lineRule="auto"/>
+              <w:rPr>
+                <w:rFonts w:ascii="Times New Roman" w:hAnsi="Times New Roman" w:cs="Times New Roman"/>
+              </w:rPr>
+            </w:pPr>
+            <w:r>
+              <w:rPr>
+                <w:rFonts w:ascii="Times New Roman" w:hAnsi="Times New Roman" w:cs="Times New Roman"/>
+              </w:rPr>
+              <w:t>MD5</w:t>
+            </w:r>
+            <w:r>
+              <w:rPr>
+                <w:rFonts w:ascii="Times New Roman" w:hAnsi="Times New Roman" w:cs="Times New Roman"/>
+              </w:rPr>
+              <w:noBreakHyphen/>
+              <w:t>хеш пароля</w:t>
+            </w:r>
+          </w:p>
+        </w:tc>
+      </w:tr>
+      <w:tr>
+        <w:tc>
+          <w:tcPr>
+            <w:tcW w:w="0" w:type="auto"/>
+            <w:hideMark/>
+          </w:tcPr>
+          <w:p>
+            <w:pPr>
+              <w:spacing w:after="160" w:line="278" w:lineRule="auto"/>
+              <w:rPr>
+                <w:rFonts w:ascii="Times New Roman" w:hAnsi="Times New Roman" w:cs="Times New Roman"/>
+              </w:rPr>
+            </w:pPr>
+            <w:proofErr w:type="spellStart"/>
+            <w:r>
+              <w:rPr>
+                <w:rFonts w:ascii="Times New Roman" w:hAnsi="Times New Roman" w:cs="Times New Roman"/>
+              </w:rPr>
+              <w:t>роль_id</w:t>
+            </w:r>
+            <w:proofErr w:type="spellEnd"/>
+          </w:p>
+        </w:tc>
+        <w:tc>
+          <w:tcPr>
+            <w:tcW w:w="0" w:type="auto"/>
+            <w:hideMark/>
+          </w:tcPr>
+          <w:p>
+            <w:pPr>
+              <w:spacing w:after="160" w:line="278" w:lineRule="auto"/>
+              <w:rPr>
+                <w:rFonts w:ascii="Times New Roman" w:hAnsi="Times New Roman" w:cs="Times New Roman"/>
+              </w:rPr>
+            </w:pPr>
+            <w:r>
+              <w:rPr>
+                <w:rFonts w:ascii="Times New Roman" w:hAnsi="Times New Roman" w:cs="Times New Roman"/>
+              </w:rPr>
+              <w:t>INT</w:t>
+            </w:r>
+          </w:p>
+        </w:tc>
+        <w:tc>
+          <w:tcPr>
+            <w:tcW w:w="0" w:type="auto"/>
+            <w:hideMark/>
+          </w:tcPr>
+          <w:p>
+            <w:pPr>
+              <w:spacing w:after="160" w:line="278" w:lineRule="auto"/>
+              <w:rPr>
+                <w:rFonts w:ascii="Times New Roman" w:hAnsi="Times New Roman" w:cs="Times New Roman"/>
+              </w:rPr>
+            </w:pPr>
+            <w:r>
+              <w:rPr>
+                <w:rFonts w:ascii="Times New Roman" w:hAnsi="Times New Roman" w:cs="Times New Roman"/>
+              </w:rPr>
+              <w:t>FOREIGN KEY → Роль(</w:t>
+            </w:r>
+            <w:proofErr w:type="spellStart"/>
+            <w:r>
+              <w:rPr>
+                <w:rFonts w:ascii="Times New Roman" w:hAnsi="Times New Roman" w:cs="Times New Roman"/>
+              </w:rPr>
+              <w:t>id</w:t>
+            </w:r>
+            <w:proofErr w:type="spellEnd"/>
+            <w:r>
+              <w:rPr>
+                <w:rFonts w:ascii="Times New Roman" w:hAnsi="Times New Roman" w:cs="Times New Roman"/>
+              </w:rPr>
+              <w:t>)</w:t>
+            </w:r>
+          </w:p>
+        </w:tc>
+        <w:tc>
+          <w:tcPr>
+            <w:tcW w:w="0" w:type="auto"/>
+            <w:hideMark/>
+          </w:tcPr>
+          <w:p>
+            <w:pPr>
+              <w:spacing w:after="160" w:line="278" w:lineRule="auto"/>
+              <w:rPr>
+                <w:rFonts w:ascii="Times New Roman" w:hAnsi="Times New Roman" w:cs="Times New Roman"/>
+              </w:rPr>
+            </w:pPr>
+            <w:r>
+              <w:rPr>
+                <w:rFonts w:ascii="Times New Roman" w:hAnsi="Times New Roman" w:cs="Times New Roman"/>
+              </w:rPr>
+              <w:t>Роль пользователя в системе</w:t>
+            </w:r>
+          </w:p>
+        </w:tc>
+      </w:tr>
+      <w:tr>
+        <w:tc>
+          <w:tcPr>
+            <w:tcW w:w="0" w:type="auto"/>
+            <w:hideMark/>
+          </w:tcPr>
+          <w:p>
+            <w:pPr>
+              <w:spacing w:after="160" w:line="278" w:lineRule="auto"/>
+              <w:rPr>
+                <w:rFonts w:ascii="Times New Roman" w:hAnsi="Times New Roman" w:cs="Times New Roman"/>
+              </w:rPr>
+            </w:pPr>
+            <w:proofErr w:type="spellStart"/>
+            <w:r>
+              <w:rPr>
+                <w:rFonts w:ascii="Times New Roman" w:hAnsi="Times New Roman" w:cs="Times New Roman"/>
+              </w:rPr>
+              <w:t>дата_регистрации</w:t>
+            </w:r>
+            <w:proofErr w:type="spellEnd"/>
+          </w:p>
+        </w:tc>
+        <w:tc>
+          <w:tcPr>
+            <w:tcW w:w="0" w:type="auto"/>
+            <w:hideMark/>
+          </w:tcPr>
+          <w:p>
+            <w:pPr>
+              <w:spacing w:after="160" w:line="278" w:lineRule="auto"/>
+              <w:rPr>
+                <w:rFonts w:ascii="Times New Roman" w:hAnsi="Times New Roman" w:cs="Times New Roman"/>
+              </w:rPr>
+            </w:pPr>
+            <w:r>
+              <w:rPr>
+                <w:rFonts w:ascii="Times New Roman" w:hAnsi="Times New Roman" w:cs="Times New Roman"/>
+              </w:rPr>
+              <w:t>TIMESTAMP</w:t>
+            </w:r>
+          </w:p>
+        </w:tc>
+        <w:tc>
+          <w:tcPr>
+            <w:tcW w:w="0" w:type="auto"/>
+            <w:hideMark/>
+          </w:tcPr>
+          <w:p>
+            <w:pPr>
+              <w:spacing w:after="160" w:line="278" w:lineRule="auto"/>
+              <w:rPr>
+                <w:rFonts w:ascii="Times New Roman" w:hAnsi="Times New Roman" w:cs="Times New Roman"/>
+              </w:rPr>
+            </w:pPr>
+            <w:r>
+              <w:rPr>
+                <w:rFonts w:ascii="Times New Roman" w:hAnsi="Times New Roman" w:cs="Times New Roman"/>
+              </w:rPr>
+              <w:t>DEFAULT CURRENT_TIMESTAMP</w:t>
+            </w:r>
+          </w:p>
+        </w:tc>
+        <w:tc>
+          <w:tcPr>
+            <w:tcW w:w="0" w:type="auto"/>
+            <w:hideMark/>
+          </w:tcPr>
+          <w:p>
+            <w:pPr>
+              <w:spacing w:after="160" w:line="278" w:lineRule="auto"/>
+              <w:rPr>
+                <w:rFonts w:ascii="Times New Roman" w:hAnsi="Times New Roman" w:cs="Times New Roman"/>
+              </w:rPr>
+            </w:pPr>
+            <w:r>
+              <w:rPr>
+                <w:rFonts w:ascii="Times New Roman" w:hAnsi="Times New Roman" w:cs="Times New Roman"/>
+              </w:rPr>
+              <w:t>Дата и время регистрации</w:t>
+            </w:r>
+          </w:p>
+        </w:tc>
+      </w:tr>
+      <w:tr>
+        <w:tc>
+          <w:tcPr>
+            <w:tcW w:w="0" w:type="auto"/>
+            <w:hideMark/>
+          </w:tcPr>
+          <w:p>
+            <w:pPr>
+              <w:spacing w:after="160" w:line="278" w:lineRule="auto"/>
+              <w:rPr>
+                <w:rFonts w:ascii="Times New Roman" w:hAnsi="Times New Roman" w:cs="Times New Roman"/>
+              </w:rPr>
+            </w:pPr>
+            <w:proofErr w:type="spellStart"/>
+            <w:r>
+              <w:rPr>
+                <w:rFonts w:ascii="Times New Roman" w:hAnsi="Times New Roman" w:cs="Times New Roman"/>
+              </w:rPr>
+              <w:t>login</w:t>
+            </w:r>
+            <w:proofErr w:type="spellEnd"/>
+          </w:p>
+        </w:tc>
+        <w:tc>
+          <w:tcPr>
+            <w:tcW w:w="0" w:type="auto"/>
+            <w:hideMark/>
+          </w:tcPr>
+          <w:p>
+            <w:pPr>
+              <w:spacing w:after="160" w:line="278" w:lineRule="auto"/>
+              <w:rPr>
+                <w:rFonts w:ascii="Times New Roman" w:hAnsi="Times New Roman" w:cs="Times New Roman"/>
+              </w:rPr>
+            </w:pPr>
+            <w:proofErr w:type="gramStart"/>
+            <w:r>
+              <w:rPr>
+                <w:rFonts w:ascii="Times New Roman" w:hAnsi="Times New Roman" w:cs="Times New Roman"/>
+              </w:rPr>
+              <w:t>VARCHAR(</w:t>
+            </w:r>
+            <w:proofErr w:type="gramEnd"/>
+            <w:r>
+              <w:rPr>
+                <w:rFonts w:ascii="Times New Roman" w:hAnsi="Times New Roman" w:cs="Times New Roman"/>
+              </w:rPr>
+              <w:t>255)</w:t>
+            </w:r>
+          </w:p>
+        </w:tc>
+        <w:tc>
+          <w:tcPr>
+            <w:tcW w:w="0" w:type="auto"/>
+            <w:hideMark/>
+          </w:tcPr>
+          <w:p>
+            <w:pPr>
+              <w:spacing w:after="160" w:line="278" w:lineRule="auto"/>
+              <w:rPr>
+                <w:rFonts w:ascii="Times New Roman" w:hAnsi="Times New Roman" w:cs="Times New Roman"/>
+              </w:rPr>
+            </w:pPr>
+          </w:p>
+        </w:tc>
+        <w:tc>
+          <w:tcPr>
+            <w:tcW w:w="0" w:type="auto"/>
+            <w:hideMark/>
+          </w:tcPr>
+          <w:p>
+            <w:pPr>
+              <w:spacing w:after="160" w:line="278" w:lineRule="auto"/>
+              <w:rPr>
+                <w:rFonts w:ascii="Times New Roman" w:hAnsi="Times New Roman" w:cs="Times New Roman"/>
+              </w:rPr>
+            </w:pPr>
+            <w:r>
+              <w:rPr>
+                <w:rFonts w:ascii="Times New Roman" w:hAnsi="Times New Roman" w:cs="Times New Roman"/>
+              </w:rPr>
+              <w:t>Уникальный логин, генерируемый автоматически</w:t>
+            </w:r>
+          </w:p>
+        </w:tc>
+      </w:tr>
+    </w:tbl>
+    <w:p>
+      <w:pPr>
+        <w:rPr>
+          <w:rFonts w:ascii="Times New Roman" w:hAnsi="Times New Roman" w:cs="Times New Roman"/>
+          <w:b/>
+          <w:bCs/>
+        </w:rPr>
+      </w:pPr>
+      <w:r>
+        <w:rPr>
+          <w:rFonts w:ascii="Times New Roman" w:hAnsi="Times New Roman" w:cs="Times New Roman"/>
+          <w:b/>
+          <w:bCs/>
+        </w:rPr>
+        <w:t>Таблица «Подразделение»</w:t>
+      </w:r>
+    </w:p>
+    <w:tbl>
+      <w:tblPr>
+        <w:tblStyle w:val="ac"/>
+        <w:tblW w:w="0" w:type="auto"/>
+        <w:tblLook w:val="04A0" w:firstRow="1" w:lastRow="0" w:firstColumn="1" w:lastColumn="0" w:noHBand="0" w:noVBand="1"/>
+      </w:tblPr>
+      <w:tblGrid>
+        <w:gridCol w:w="1173"/>
+        <w:gridCol w:w="1879"/>
+        <w:gridCol w:w="2445"/>
+        <w:gridCol w:w="3382"/>
+      </w:tblGrid>
+      <w:tr>
+        <w:tc>
+          <w:tcPr>
+            <w:tcW w:w="0" w:type="auto"/>
+            <w:hideMark/>
+          </w:tcPr>
+          <w:p>
+            <w:pPr>
+              <w:spacing w:after="160" w:line="278" w:lineRule="auto"/>
+              <w:rPr>
+                <w:rFonts w:ascii="Times New Roman" w:hAnsi="Times New Roman" w:cs="Times New Roman"/>
+              </w:rPr>
+            </w:pPr>
+            <w:r>
+              <w:rPr>
+                <w:rFonts w:ascii="Times New Roman" w:hAnsi="Times New Roman" w:cs="Times New Roman"/>
+              </w:rPr>
+              <w:t>Поле</w:t>
+            </w:r>
+          </w:p>
+        </w:tc>
+        <w:tc>
+          <w:tcPr>
+            <w:tcW w:w="0" w:type="auto"/>
+            <w:hideMark/>
+          </w:tcPr>
+          <w:p>
+            <w:pPr>
+              <w:spacing w:after="160" w:line="278" w:lineRule="auto"/>
+              <w:rPr>
+                <w:rFonts w:ascii="Times New Roman" w:hAnsi="Times New Roman" w:cs="Times New Roman"/>
+              </w:rPr>
+            </w:pPr>
+            <w:r>
+              <w:rPr>
+                <w:rFonts w:ascii="Times New Roman" w:hAnsi="Times New Roman" w:cs="Times New Roman"/>
+              </w:rPr>
+              <w:t>Тип данных</w:t>
+            </w:r>
+          </w:p>
+        </w:tc>
+        <w:tc>
+          <w:tcPr>
+            <w:tcW w:w="0" w:type="auto"/>
+            <w:hideMark/>
+          </w:tcPr>
+          <w:p>
+            <w:pPr>
+              <w:spacing w:after="160" w:line="278" w:lineRule="auto"/>
+              <w:rPr>
+                <w:rFonts w:ascii="Times New Roman" w:hAnsi="Times New Roman" w:cs="Times New Roman"/>
+              </w:rPr>
+            </w:pPr>
+            <w:r>
+              <w:rPr>
+                <w:rFonts w:ascii="Times New Roman" w:hAnsi="Times New Roman" w:cs="Times New Roman"/>
+              </w:rPr>
+              <w:t>Ограничения</w:t>
+            </w:r>
+          </w:p>
+        </w:tc>
+        <w:tc>
+          <w:tcPr>
+            <w:tcW w:w="0" w:type="auto"/>
+            <w:hideMark/>
+          </w:tcPr>
+          <w:p>
+            <w:pPr>
+              <w:spacing w:after="160" w:line="278" w:lineRule="auto"/>
+              <w:rPr>
+                <w:rFonts w:ascii="Times New Roman" w:hAnsi="Times New Roman" w:cs="Times New Roman"/>
+              </w:rPr>
+            </w:pPr>
+            <w:r>
+              <w:rPr>
+                <w:rFonts w:ascii="Times New Roman" w:hAnsi="Times New Roman" w:cs="Times New Roman"/>
+              </w:rPr>
+              <w:t>Описание</w:t>
+            </w:r>
+          </w:p>
+        </w:tc>
+      </w:tr>
+      <w:tr>
+        <w:tc>
+          <w:tcPr>
+            <w:tcW w:w="0" w:type="auto"/>
+            <w:hideMark/>
+          </w:tcPr>
+          <w:p>
+            <w:pPr>
+              <w:spacing w:after="160" w:line="278" w:lineRule="auto"/>
+              <w:rPr>
+                <w:rFonts w:ascii="Times New Roman" w:hAnsi="Times New Roman" w:cs="Times New Roman"/>
+              </w:rPr>
+            </w:pPr>
+            <w:proofErr w:type="spellStart"/>
+            <w:r>
+              <w:rPr>
+                <w:rFonts w:ascii="Times New Roman" w:hAnsi="Times New Roman" w:cs="Times New Roman"/>
+              </w:rPr>
+              <w:t>id</w:t>
+            </w:r>
+            <w:proofErr w:type="spellEnd"/>
+          </w:p>
+        </w:tc>
+        <w:tc>
+          <w:tcPr>
+            <w:tcW w:w="0" w:type="auto"/>
+            <w:hideMark/>
+          </w:tcPr>
+          <w:p>
+            <w:pPr>
+              <w:spacing w:after="160" w:line="278" w:lineRule="auto"/>
+              <w:rPr>
+                <w:rFonts w:ascii="Times New Roman" w:hAnsi="Times New Roman" w:cs="Times New Roman"/>
+              </w:rPr>
+            </w:pPr>
+            <w:r>
+              <w:rPr>
+                <w:rFonts w:ascii="Times New Roman" w:hAnsi="Times New Roman" w:cs="Times New Roman"/>
+              </w:rPr>
+              <w:t>SERIAL</w:t>
+            </w:r>
+          </w:p>
+        </w:tc>
+        <w:tc>
+          <w:tcPr>
+            <w:tcW w:w="0" w:type="auto"/>
+            <w:hideMark/>
+          </w:tcPr>
+          <w:p>
+            <w:pPr>
+              <w:spacing w:after="160" w:line="278" w:lineRule="auto"/>
+              <w:rPr>
+                <w:rFonts w:ascii="Times New Roman" w:hAnsi="Times New Roman" w:cs="Times New Roman"/>
+              </w:rPr>
+            </w:pPr>
+            <w:r>
+              <w:rPr>
+                <w:rFonts w:ascii="Times New Roman" w:hAnsi="Times New Roman" w:cs="Times New Roman"/>
+              </w:rPr>
+              <w:t>PRIMARY KEY</w:t>
+            </w:r>
+          </w:p>
+        </w:tc>
+        <w:tc>
+          <w:tcPr>
+            <w:tcW w:w="0" w:type="auto"/>
+            <w:hideMark/>
+          </w:tcPr>
+          <w:p>
+            <w:pPr>
+              <w:spacing w:after="160" w:line="278" w:lineRule="auto"/>
+              <w:rPr>
+                <w:rFonts w:ascii="Times New Roman" w:hAnsi="Times New Roman" w:cs="Times New Roman"/>
+              </w:rPr>
+            </w:pPr>
+            <w:r>
+              <w:rPr>
+                <w:rFonts w:ascii="Times New Roman" w:hAnsi="Times New Roman" w:cs="Times New Roman"/>
+              </w:rPr>
+              <w:t>Идентификатор подразделения</w:t>
+            </w:r>
+          </w:p>
+        </w:tc>
+      </w:tr>
+      <w:tr>
+        <w:tc>
+          <w:tcPr>
+            <w:tcW w:w="0" w:type="auto"/>
+            <w:hideMark/>
+          </w:tcPr>
+          <w:p>
+            <w:pPr>
+              <w:spacing w:after="160" w:line="278" w:lineRule="auto"/>
+              <w:rPr>
+                <w:rFonts w:ascii="Times New Roman" w:hAnsi="Times New Roman" w:cs="Times New Roman"/>
+              </w:rPr>
+            </w:pPr>
+            <w:r>
+              <w:rPr>
+                <w:rFonts w:ascii="Times New Roman" w:hAnsi="Times New Roman" w:cs="Times New Roman"/>
+              </w:rPr>
+              <w:t>название</w:t>
+            </w:r>
+          </w:p>
+        </w:tc>
+        <w:tc>
+          <w:tcPr>
+            <w:tcW w:w="0" w:type="auto"/>
+            <w:hideMark/>
+          </w:tcPr>
+          <w:p>
+            <w:pPr>
+              <w:spacing w:after="160" w:line="278" w:lineRule="auto"/>
+              <w:rPr>
+                <w:rFonts w:ascii="Times New Roman" w:hAnsi="Times New Roman" w:cs="Times New Roman"/>
+              </w:rPr>
+            </w:pPr>
+            <w:proofErr w:type="gramStart"/>
+            <w:r>
+              <w:rPr>
+                <w:rFonts w:ascii="Times New Roman" w:hAnsi="Times New Roman" w:cs="Times New Roman"/>
+              </w:rPr>
+              <w:t>VARCHAR(</w:t>
+            </w:r>
+            <w:proofErr w:type="gramEnd"/>
+            <w:r>
+              <w:rPr>
+                <w:rFonts w:ascii="Times New Roman" w:hAnsi="Times New Roman" w:cs="Times New Roman"/>
+              </w:rPr>
+              <w:t>255)</w:t>
+            </w:r>
+          </w:p>
+        </w:tc>
+        <w:tc>
+          <w:tcPr>
+            <w:tcW w:w="0" w:type="auto"/>
+            <w:hideMark/>
+          </w:tcPr>
+          <w:p>
+            <w:pPr>
+              <w:spacing w:after="160" w:line="278" w:lineRule="auto"/>
+              <w:rPr>
+                <w:rFonts w:ascii="Times New Roman" w:hAnsi="Times New Roman" w:cs="Times New Roman"/>
+              </w:rPr>
+            </w:pPr>
+            <w:r>
+              <w:rPr>
+                <w:rFonts w:ascii="Times New Roman" w:hAnsi="Times New Roman" w:cs="Times New Roman"/>
+              </w:rPr>
+              <w:t>NOT NULL, UNIQUE</w:t>
+            </w:r>
+          </w:p>
+        </w:tc>
+        <w:tc>
+          <w:tcPr>
+            <w:tcW w:w="0" w:type="auto"/>
+            <w:hideMark/>
+          </w:tcPr>
+          <w:p>
+            <w:pPr>
+              <w:spacing w:after="160" w:line="278" w:lineRule="auto"/>
+              <w:rPr>
+                <w:rFonts w:ascii="Times New Roman" w:hAnsi="Times New Roman" w:cs="Times New Roman"/>
+              </w:rPr>
+            </w:pPr>
+            <w:r>
+              <w:rPr>
+                <w:rFonts w:ascii="Times New Roman" w:hAnsi="Times New Roman" w:cs="Times New Roman"/>
+              </w:rPr>
+              <w:t>Название подразделения</w:t>
+            </w:r>
+          </w:p>
+        </w:tc>
+      </w:tr>
+      <w:tr>
+        <w:tc>
+          <w:tcPr>
+            <w:tcW w:w="0" w:type="auto"/>
+            <w:hideMark/>
+          </w:tcPr>
+          <w:p>
+            <w:pPr>
+              <w:spacing w:after="160" w:line="278" w:lineRule="auto"/>
+              <w:rPr>
+                <w:rFonts w:ascii="Times New Roman" w:hAnsi="Times New Roman" w:cs="Times New Roman"/>
+              </w:rPr>
+            </w:pPr>
+            <w:r>
+              <w:rPr>
+                <w:rFonts w:ascii="Times New Roman" w:hAnsi="Times New Roman" w:cs="Times New Roman"/>
+              </w:rPr>
+              <w:t>описание</w:t>
+            </w:r>
+          </w:p>
+        </w:tc>
+        <w:tc>
+          <w:tcPr>
+            <w:tcW w:w="0" w:type="auto"/>
+            <w:hideMark/>
+          </w:tcPr>
+          <w:p>
+            <w:pPr>
+              <w:spacing w:after="160" w:line="278" w:lineRule="auto"/>
+              <w:rPr>
+                <w:rFonts w:ascii="Times New Roman" w:hAnsi="Times New Roman" w:cs="Times New Roman"/>
+              </w:rPr>
+            </w:pPr>
+            <w:r>
+              <w:rPr>
+                <w:rFonts w:ascii="Times New Roman" w:hAnsi="Times New Roman" w:cs="Times New Roman"/>
+              </w:rPr>
+              <w:t>TEXT</w:t>
+            </w:r>
+          </w:p>
+        </w:tc>
+        <w:tc>
+          <w:tcPr>
+            <w:tcW w:w="0" w:type="auto"/>
+            <w:hideMark/>
+          </w:tcPr>
+          <w:p>
+            <w:pPr>
+              <w:spacing w:after="160" w:line="278" w:lineRule="auto"/>
+              <w:rPr>
+                <w:rFonts w:ascii="Times New Roman" w:hAnsi="Times New Roman" w:cs="Times New Roman"/>
+              </w:rPr>
+            </w:pPr>
+          </w:p>
+        </w:tc>
+        <w:tc>
+          <w:tcPr>
+            <w:tcW w:w="0" w:type="auto"/>
+            <w:hideMark/>
+          </w:tcPr>
+          <w:p>
+            <w:pPr>
+              <w:spacing w:after="160" w:line="278" w:lineRule="auto"/>
+              <w:rPr>
+                <w:rFonts w:ascii="Times New Roman" w:hAnsi="Times New Roman" w:cs="Times New Roman"/>
+              </w:rPr>
+            </w:pPr>
+            <w:r>
+              <w:rPr>
+                <w:rFonts w:ascii="Times New Roman" w:hAnsi="Times New Roman" w:cs="Times New Roman"/>
+              </w:rPr>
+              <w:t>Дополнительная информация</w:t>
+            </w:r>
+          </w:p>
+        </w:tc>
+      </w:tr>
+    </w:tbl>
+    <w:p>
+      <w:pPr>
+        <w:rPr>
+          <w:rFonts w:ascii="Times New Roman" w:hAnsi="Times New Roman" w:cs="Times New Roman"/>
+          <w:b/>
+          <w:bCs/>
+        </w:rPr>
+      </w:pPr>
+      <w:r>
+        <w:rPr>
+          <w:rFonts w:ascii="Times New Roman" w:hAnsi="Times New Roman" w:cs="Times New Roman"/>
+          <w:b/>
+          <w:bCs/>
+        </w:rPr>
+        <w:t>Таблица «Сотрудник»</w:t>
+      </w:r>
+    </w:p>
+    <w:tbl>
+      <w:tblPr>
+        <w:tblStyle w:val="ac"/>
+        <w:tblW w:w="0" w:type="auto"/>
+        <w:tblLook w:val="04A0" w:firstRow="1" w:lastRow="0" w:firstColumn="1" w:lastColumn="0" w:noHBand="0" w:noVBand="1"/>
+      </w:tblPr>
+      <w:tblGrid>
+        <w:gridCol w:w="2046"/>
+        <w:gridCol w:w="1879"/>
+        <w:gridCol w:w="3027"/>
+        <w:gridCol w:w="2393"/>
+      </w:tblGrid>
+      <w:tr>
+        <w:tc>
+          <w:tcPr>
+            <w:tcW w:w="0" w:type="auto"/>
+            <w:hideMark/>
+          </w:tcPr>
+          <w:p>
+            <w:pPr>
+              <w:spacing w:after="160" w:line="278" w:lineRule="auto"/>
+              <w:rPr>
+                <w:rFonts w:ascii="Times New Roman" w:hAnsi="Times New Roman" w:cs="Times New Roman"/>
+              </w:rPr>
+            </w:pPr>
+            <w:r>
+              <w:rPr>
+                <w:rFonts w:ascii="Times New Roman" w:hAnsi="Times New Roman" w:cs="Times New Roman"/>
+              </w:rPr>
+              <w:t>Поле</w:t>
+            </w:r>
+          </w:p>
+        </w:tc>
+        <w:tc>
+          <w:tcPr>
+            <w:tcW w:w="0" w:type="auto"/>
+            <w:hideMark/>
+          </w:tcPr>
+          <w:p>
+            <w:pPr>
+              <w:spacing w:after="160" w:line="278" w:lineRule="auto"/>
+              <w:rPr>
+                <w:rFonts w:ascii="Times New Roman" w:hAnsi="Times New Roman" w:cs="Times New Roman"/>
+              </w:rPr>
+            </w:pPr>
+            <w:r>
+              <w:rPr>
+                <w:rFonts w:ascii="Times New Roman" w:hAnsi="Times New Roman" w:cs="Times New Roman"/>
+              </w:rPr>
+              <w:t>Тип данных</w:t>
+            </w:r>
+          </w:p>
+        </w:tc>
+        <w:tc>
+          <w:tcPr>
+            <w:tcW w:w="0" w:type="auto"/>
+            <w:hideMark/>
+          </w:tcPr>
+          <w:p>
+            <w:pPr>
+              <w:spacing w:after="160" w:line="278" w:lineRule="auto"/>
+              <w:rPr>
+                <w:rFonts w:ascii="Times New Roman" w:hAnsi="Times New Roman" w:cs="Times New Roman"/>
+              </w:rPr>
+            </w:pPr>
+            <w:r>
+              <w:rPr>
+                <w:rFonts w:ascii="Times New Roman" w:hAnsi="Times New Roman" w:cs="Times New Roman"/>
+              </w:rPr>
+              <w:t>Ограничения</w:t>
+            </w:r>
+          </w:p>
+        </w:tc>
+        <w:tc>
+          <w:tcPr>
+            <w:tcW w:w="0" w:type="auto"/>
+            <w:hideMark/>
+          </w:tcPr>
+          <w:p>
+            <w:pPr>
+              <w:spacing w:after="160" w:line="278" w:lineRule="auto"/>
+              <w:rPr>
+                <w:rFonts w:ascii="Times New Roman" w:hAnsi="Times New Roman" w:cs="Times New Roman"/>
+              </w:rPr>
+            </w:pPr>
+            <w:r>
+              <w:rPr>
+                <w:rFonts w:ascii="Times New Roman" w:hAnsi="Times New Roman" w:cs="Times New Roman"/>
+              </w:rPr>
+              <w:t>Описание</w:t>
+            </w:r>
+          </w:p>
+        </w:tc>
+      </w:tr>
+      <w:tr>
+        <w:tc>
+          <w:tcPr>
+            <w:tcW w:w="0" w:type="auto"/>
+            <w:hideMark/>
+          </w:tcPr>
+          <w:p>
+            <w:pPr>
+              <w:spacing w:after="160" w:line="278" w:lineRule="auto"/>
+              <w:rPr>
+                <w:rFonts w:ascii="Times New Roman" w:hAnsi="Times New Roman" w:cs="Times New Roman"/>
+              </w:rPr>
+            </w:pPr>
+            <w:proofErr w:type="spellStart"/>
+            <w:r>
+              <w:rPr>
+                <w:rFonts w:ascii="Times New Roman" w:hAnsi="Times New Roman" w:cs="Times New Roman"/>
+              </w:rPr>
+              <w:t>id</w:t>
+            </w:r>
+            <w:proofErr w:type="spellEnd"/>
+          </w:p>
+        </w:tc>
+        <w:tc>
+          <w:tcPr>
+            <w:tcW w:w="0" w:type="auto"/>
+            <w:hideMark/>
+          </w:tcPr>
+          <w:p>
+            <w:pPr>
+              <w:spacing w:after="160" w:line="278" w:lineRule="auto"/>
+              <w:rPr>
+                <w:rFonts w:ascii="Times New Roman" w:hAnsi="Times New Roman" w:cs="Times New Roman"/>
+              </w:rPr>
+            </w:pPr>
+            <w:r>
+              <w:rPr>
+                <w:rFonts w:ascii="Times New Roman" w:hAnsi="Times New Roman" w:cs="Times New Roman"/>
+              </w:rPr>
+              <w:t>SERIAL</w:t>
+            </w:r>
+          </w:p>
+        </w:tc>
+        <w:tc>
+          <w:tcPr>
+            <w:tcW w:w="0" w:type="auto"/>
+            <w:hideMark/>
+          </w:tcPr>
+          <w:p>
+            <w:pPr>
+              <w:spacing w:after="160" w:line="278" w:lineRule="auto"/>
+              <w:rPr>
+                <w:rFonts w:ascii="Times New Roman" w:hAnsi="Times New Roman" w:cs="Times New Roman"/>
+              </w:rPr>
+            </w:pPr>
+            <w:r>
+              <w:rPr>
+                <w:rFonts w:ascii="Times New Roman" w:hAnsi="Times New Roman" w:cs="Times New Roman"/>
+              </w:rPr>
+              <w:t>PRIMARY KEY</w:t>
+            </w:r>
+          </w:p>
+        </w:tc>
+        <w:tc>
+          <w:tcPr>
+            <w:tcW w:w="0" w:type="auto"/>
+            <w:hideMark/>
+          </w:tcPr>
+          <w:p>
+            <w:pPr>
+              <w:spacing w:after="160" w:line="278" w:lineRule="auto"/>
+              <w:rPr>
+                <w:rFonts w:ascii="Times New Roman" w:hAnsi="Times New Roman" w:cs="Times New Roman"/>
+              </w:rPr>
+            </w:pPr>
+            <w:r>
+              <w:rPr>
+                <w:rFonts w:ascii="Times New Roman" w:hAnsi="Times New Roman" w:cs="Times New Roman"/>
+              </w:rPr>
+              <w:t>Идентификатор сотрудника</w:t>
+            </w:r>
+          </w:p>
+        </w:tc>
+      </w:tr>
+      <w:tr>
+        <w:tc>
+          <w:tcPr>
+            <w:tcW w:w="0" w:type="auto"/>
+            <w:hideMark/>
+          </w:tcPr>
+          <w:p>
+            <w:pPr>
+              <w:spacing w:after="160" w:line="278" w:lineRule="auto"/>
+              <w:rPr>
+                <w:rFonts w:ascii="Times New Roman" w:hAnsi="Times New Roman" w:cs="Times New Roman"/>
+              </w:rPr>
+            </w:pPr>
+            <w:r>
+              <w:rPr>
+                <w:rFonts w:ascii="Times New Roman" w:hAnsi="Times New Roman" w:cs="Times New Roman"/>
+              </w:rPr>
+              <w:t>фамилия</w:t>
+            </w:r>
+          </w:p>
+        </w:tc>
+        <w:tc>
+          <w:tcPr>
+            <w:tcW w:w="0" w:type="auto"/>
+            <w:hideMark/>
+          </w:tcPr>
+          <w:p>
+            <w:pPr>
+              <w:spacing w:after="160" w:line="278" w:lineRule="auto"/>
+              <w:rPr>
+                <w:rFonts w:ascii="Times New Roman" w:hAnsi="Times New Roman" w:cs="Times New Roman"/>
+              </w:rPr>
+            </w:pPr>
+            <w:proofErr w:type="gramStart"/>
+            <w:r>
+              <w:rPr>
+                <w:rFonts w:ascii="Times New Roman" w:hAnsi="Times New Roman" w:cs="Times New Roman"/>
+              </w:rPr>
+              <w:t>VARCHAR(</w:t>
+            </w:r>
+            <w:proofErr w:type="gramEnd"/>
+            <w:r>
+              <w:rPr>
+                <w:rFonts w:ascii="Times New Roman" w:hAnsi="Times New Roman" w:cs="Times New Roman"/>
+              </w:rPr>
+              <w:t>100)</w:t>
+            </w:r>
+          </w:p>
+        </w:tc>
+        <w:tc>
+          <w:tcPr>
+            <w:tcW w:w="0" w:type="auto"/>
+            <w:hideMark/>
+          </w:tcPr>
+          <w:p>
+            <w:pPr>
+              <w:spacing w:after="160" w:line="278" w:lineRule="auto"/>
+              <w:rPr>
+                <w:rFonts w:ascii="Times New Roman" w:hAnsi="Times New Roman" w:cs="Times New Roman"/>
+              </w:rPr>
+            </w:pPr>
+            <w:r>
+              <w:rPr>
+                <w:rFonts w:ascii="Times New Roman" w:hAnsi="Times New Roman" w:cs="Times New Roman"/>
+              </w:rPr>
+              <w:t>NOT NULL</w:t>
+            </w:r>
+          </w:p>
+        </w:tc>
+        <w:tc>
+          <w:tcPr>
+            <w:tcW w:w="0" w:type="auto"/>
+            <w:hideMark/>
+          </w:tcPr>
+          <w:p>
+            <w:pPr>
+              <w:spacing w:after="160" w:line="278" w:lineRule="auto"/>
+              <w:rPr>
+                <w:rFonts w:ascii="Times New Roman" w:hAnsi="Times New Roman" w:cs="Times New Roman"/>
+              </w:rPr>
+            </w:pPr>
+            <w:r>
+              <w:rPr>
+                <w:rFonts w:ascii="Times New Roman" w:hAnsi="Times New Roman" w:cs="Times New Roman"/>
+              </w:rPr>
+              <w:t>Фамилия</w:t>
+            </w:r>
+          </w:p>
+        </w:tc>
+      </w:tr>
+      <w:tr>
+        <w:tc>
+          <w:tcPr>
+            <w:tcW w:w="0" w:type="auto"/>
+            <w:hideMark/>
+          </w:tcPr>
+          <w:p>
+            <w:pPr>
+              <w:spacing w:after="160" w:line="278" w:lineRule="auto"/>
+              <w:rPr>
+                <w:rFonts w:ascii="Times New Roman" w:hAnsi="Times New Roman" w:cs="Times New Roman"/>
+              </w:rPr>
+            </w:pPr>
+            <w:r>
+              <w:rPr>
+                <w:rFonts w:ascii="Times New Roman" w:hAnsi="Times New Roman" w:cs="Times New Roman"/>
+              </w:rPr>
+              <w:t>имя</w:t>
+            </w:r>
+          </w:p>
+        </w:tc>
+        <w:tc>
+          <w:tcPr>
+            <w:tcW w:w="0" w:type="auto"/>
+            <w:hideMark/>
+          </w:tcPr>
+          <w:p>
+            <w:pPr>
+              <w:spacing w:after="160" w:line="278" w:lineRule="auto"/>
+              <w:rPr>
+                <w:rFonts w:ascii="Times New Roman" w:hAnsi="Times New Roman" w:cs="Times New Roman"/>
+              </w:rPr>
+            </w:pPr>
+            <w:proofErr w:type="gramStart"/>
+            <w:r>
+              <w:rPr>
+                <w:rFonts w:ascii="Times New Roman" w:hAnsi="Times New Roman" w:cs="Times New Roman"/>
+              </w:rPr>
+              <w:t>VARCHAR(</w:t>
+            </w:r>
+            <w:proofErr w:type="gramEnd"/>
+            <w:r>
+              <w:rPr>
+                <w:rFonts w:ascii="Times New Roman" w:hAnsi="Times New Roman" w:cs="Times New Roman"/>
+              </w:rPr>
+              <w:t>100)</w:t>
+            </w:r>
+          </w:p>
+        </w:tc>
+        <w:tc>
+          <w:tcPr>
+            <w:tcW w:w="0" w:type="auto"/>
+            <w:hideMark/>
+          </w:tcPr>
+          <w:p>
+            <w:pPr>
+              <w:spacing w:after="160" w:line="278" w:lineRule="auto"/>
+              <w:rPr>
+                <w:rFonts w:ascii="Times New Roman" w:hAnsi="Times New Roman" w:cs="Times New Roman"/>
+              </w:rPr>
+            </w:pPr>
+            <w:r>
+              <w:rPr>
+                <w:rFonts w:ascii="Times New Roman" w:hAnsi="Times New Roman" w:cs="Times New Roman"/>
+              </w:rPr>
+              <w:t>NOT NULL</w:t>
+            </w:r>
+          </w:p>
+        </w:tc>
+        <w:tc>
+          <w:tcPr>
+            <w:tcW w:w="0" w:type="auto"/>
+            <w:hideMark/>
+          </w:tcPr>
+          <w:p>
+            <w:pPr>
+              <w:spacing w:after="160" w:line="278" w:lineRule="auto"/>
+              <w:rPr>
+                <w:rFonts w:ascii="Times New Roman" w:hAnsi="Times New Roman" w:cs="Times New Roman"/>
+              </w:rPr>
+            </w:pPr>
+            <w:r>
+              <w:rPr>
+                <w:rFonts w:ascii="Times New Roman" w:hAnsi="Times New Roman" w:cs="Times New Roman"/>
+              </w:rPr>
+              <w:t>Имя</w:t>
+            </w:r>
+          </w:p>
+        </w:tc>
+      </w:tr>
+      <w:tr>
+        <w:tc>
+          <w:tcPr>
+            <w:tcW w:w="0" w:type="auto"/>
+            <w:hideMark/>
+          </w:tcPr>
+          <w:p>
+            <w:pPr>
+              <w:spacing w:after="160" w:line="278" w:lineRule="auto"/>
+              <w:rPr>
+                <w:rFonts w:ascii="Times New Roman" w:hAnsi="Times New Roman" w:cs="Times New Roman"/>
+              </w:rPr>
+            </w:pPr>
+            <w:r>
+              <w:rPr>
+                <w:rFonts w:ascii="Times New Roman" w:hAnsi="Times New Roman" w:cs="Times New Roman"/>
+              </w:rPr>
+              <w:t>отчество</w:t>
+            </w:r>
+          </w:p>
+        </w:tc>
+        <w:tc>
+          <w:tcPr>
+            <w:tcW w:w="0" w:type="auto"/>
+            <w:hideMark/>
+          </w:tcPr>
+          <w:p>
+            <w:pPr>
+              <w:spacing w:after="160" w:line="278" w:lineRule="auto"/>
+              <w:rPr>
+                <w:rFonts w:ascii="Times New Roman" w:hAnsi="Times New Roman" w:cs="Times New Roman"/>
+              </w:rPr>
+            </w:pPr>
+            <w:proofErr w:type="gramStart"/>
+            <w:r>
+              <w:rPr>
+                <w:rFonts w:ascii="Times New Roman" w:hAnsi="Times New Roman" w:cs="Times New Roman"/>
+              </w:rPr>
+              <w:t>VARCHAR(</w:t>
+            </w:r>
+            <w:proofErr w:type="gramEnd"/>
+            <w:r>
+              <w:rPr>
+                <w:rFonts w:ascii="Times New Roman" w:hAnsi="Times New Roman" w:cs="Times New Roman"/>
+              </w:rPr>
+              <w:t>100)</w:t>
+            </w:r>
+          </w:p>
+        </w:tc>
+        <w:tc>
+          <w:tcPr>
+            <w:tcW w:w="0" w:type="auto"/>
+            <w:hideMark/>
+          </w:tcPr>
+          <w:p>
+            <w:pPr>
+              <w:spacing w:after="160" w:line="278" w:lineRule="auto"/>
+              <w:rPr>
+                <w:rFonts w:ascii="Times New Roman" w:hAnsi="Times New Roman" w:cs="Times New Roman"/>
+              </w:rPr>
+            </w:pPr>
+          </w:p>
+        </w:tc>
+        <w:tc>
+          <w:tcPr>
+            <w:tcW w:w="0" w:type="auto"/>
+            <w:hideMark/>
+          </w:tcPr>
+          <w:p>
+            <w:pPr>
+              <w:spacing w:after="160" w:line="278" w:lineRule="auto"/>
+              <w:rPr>
+                <w:rFonts w:ascii="Times New Roman" w:hAnsi="Times New Roman" w:cs="Times New Roman"/>
+              </w:rPr>
+            </w:pPr>
+            <w:r>
+              <w:rPr>
+                <w:rFonts w:ascii="Times New Roman" w:hAnsi="Times New Roman" w:cs="Times New Roman"/>
+              </w:rPr>
+              <w:t>Отчество</w:t>
+            </w:r>
+          </w:p>
+        </w:tc>
+      </w:tr>
+      <w:tr>
+        <w:tc>
+          <w:tcPr>
+            <w:tcW w:w="0" w:type="auto"/>
+            <w:hideMark/>
+          </w:tcPr>
+          <w:p>
+            <w:pPr>
+              <w:spacing w:after="160" w:line="278" w:lineRule="auto"/>
+              <w:rPr>
+                <w:rFonts w:ascii="Times New Roman" w:hAnsi="Times New Roman" w:cs="Times New Roman"/>
+              </w:rPr>
+            </w:pPr>
+            <w:proofErr w:type="spellStart"/>
+            <w:r>
+              <w:rPr>
+                <w:rFonts w:ascii="Times New Roman" w:hAnsi="Times New Roman" w:cs="Times New Roman"/>
+              </w:rPr>
+              <w:t>подразделение_id</w:t>
+            </w:r>
+            <w:proofErr w:type="spellEnd"/>
+          </w:p>
+        </w:tc>
+        <w:tc>
+          <w:tcPr>
+            <w:tcW w:w="0" w:type="auto"/>
+            <w:hideMark/>
+          </w:tcPr>
+          <w:p>
+            <w:pPr>
+              <w:spacing w:after="160" w:line="278" w:lineRule="auto"/>
+              <w:rPr>
+                <w:rFonts w:ascii="Times New Roman" w:hAnsi="Times New Roman" w:cs="Times New Roman"/>
+              </w:rPr>
+            </w:pPr>
+            <w:r>
+              <w:rPr>
+                <w:rFonts w:ascii="Times New Roman" w:hAnsi="Times New Roman" w:cs="Times New Roman"/>
+              </w:rPr>
+              <w:t>INT</w:t>
+            </w:r>
+          </w:p>
+        </w:tc>
+        <w:tc>
+          <w:tcPr>
+            <w:tcW w:w="0" w:type="auto"/>
+            <w:hideMark/>
+          </w:tcPr>
+          <w:p>
+            <w:pPr>
+              <w:spacing w:after="160" w:line="278" w:lineRule="auto"/>
+              <w:rPr>
+                <w:rFonts w:ascii="Times New Roman" w:hAnsi="Times New Roman" w:cs="Times New Roman"/>
+              </w:rPr>
+            </w:pPr>
+            <w:r>
+              <w:rPr>
+                <w:rFonts w:ascii="Times New Roman" w:hAnsi="Times New Roman" w:cs="Times New Roman"/>
+              </w:rPr>
+              <w:t>FOREIGN KEY → Подразделение(</w:t>
+            </w:r>
+            <w:proofErr w:type="spellStart"/>
+            <w:r>
+              <w:rPr>
+                <w:rFonts w:ascii="Times New Roman" w:hAnsi="Times New Roman" w:cs="Times New Roman"/>
+              </w:rPr>
+              <w:t>id</w:t>
+            </w:r>
+            <w:proofErr w:type="spellEnd"/>
+            <w:r>
+              <w:rPr>
+                <w:rFonts w:ascii="Times New Roman" w:hAnsi="Times New Roman" w:cs="Times New Roman"/>
+              </w:rPr>
+              <w:t>)</w:t>
+            </w:r>
+          </w:p>
+        </w:tc>
+        <w:tc>
+          <w:tcPr>
+            <w:tcW w:w="0" w:type="auto"/>
+            <w:hideMark/>
+          </w:tcPr>
+          <w:p>
+            <w:pPr>
+              <w:spacing w:after="160" w:line="278" w:lineRule="auto"/>
+              <w:rPr>
+                <w:rFonts w:ascii="Times New Roman" w:hAnsi="Times New Roman" w:cs="Times New Roman"/>
+              </w:rPr>
+            </w:pPr>
+            <w:r>
+              <w:rPr>
+                <w:rFonts w:ascii="Times New Roman" w:hAnsi="Times New Roman" w:cs="Times New Roman"/>
+              </w:rPr>
+              <w:t>Подразделение сотрудника</w:t>
+            </w:r>
+          </w:p>
+        </w:tc>
+      </w:tr>
+      <w:tr>
+        <w:tc>
+          <w:tcPr>
+            <w:tcW w:w="0" w:type="auto"/>
+            <w:hideMark/>
+          </w:tcPr>
+          <w:p>
+            <w:pPr>
+              <w:spacing w:after="160" w:line="278" w:lineRule="auto"/>
+              <w:rPr>
+                <w:rFonts w:ascii="Times New Roman" w:hAnsi="Times New Roman" w:cs="Times New Roman"/>
+              </w:rPr>
+            </w:pPr>
+            <w:proofErr w:type="spellStart"/>
+            <w:r>
+              <w:rPr>
+                <w:rFonts w:ascii="Times New Roman" w:hAnsi="Times New Roman" w:cs="Times New Roman"/>
+              </w:rPr>
+              <w:t>табельный_номер</w:t>
+            </w:r>
+            <w:proofErr w:type="spellEnd"/>
+          </w:p>
+        </w:tc>
+        <w:tc>
+          <w:tcPr>
+            <w:tcW w:w="0" w:type="auto"/>
+            <w:hideMark/>
+          </w:tcPr>
+          <w:p>
+            <w:pPr>
+              <w:spacing w:after="160" w:line="278" w:lineRule="auto"/>
+              <w:rPr>
+                <w:rFonts w:ascii="Times New Roman" w:hAnsi="Times New Roman" w:cs="Times New Roman"/>
+              </w:rPr>
+            </w:pPr>
+            <w:proofErr w:type="gramStart"/>
+            <w:r>
+              <w:rPr>
+                <w:rFonts w:ascii="Times New Roman" w:hAnsi="Times New Roman" w:cs="Times New Roman"/>
+              </w:rPr>
+              <w:t>VARCHAR(</w:t>
+            </w:r>
+            <w:proofErr w:type="gramEnd"/>
+            <w:r>
+              <w:rPr>
+                <w:rFonts w:ascii="Times New Roman" w:hAnsi="Times New Roman" w:cs="Times New Roman"/>
+              </w:rPr>
+              <w:t>20)</w:t>
+            </w:r>
+          </w:p>
+        </w:tc>
+        <w:tc>
+          <w:tcPr>
+            <w:tcW w:w="0" w:type="auto"/>
+            <w:hideMark/>
+          </w:tcPr>
+          <w:p>
+            <w:pPr>
+              <w:spacing w:after="160" w:line="278" w:lineRule="auto"/>
+              <w:rPr>
+                <w:rFonts w:ascii="Times New Roman" w:hAnsi="Times New Roman" w:cs="Times New Roman"/>
+              </w:rPr>
+            </w:pPr>
+            <w:r>
+              <w:rPr>
+                <w:rFonts w:ascii="Times New Roman" w:hAnsi="Times New Roman" w:cs="Times New Roman"/>
+              </w:rPr>
+              <w:t>UNIQUE</w:t>
+            </w:r>
+          </w:p>
+        </w:tc>
+        <w:tc>
+          <w:tcPr>
+            <w:tcW w:w="0" w:type="auto"/>
+            <w:hideMark/>
+          </w:tcPr>
+          <w:p>
+            <w:pPr>
+              <w:spacing w:after="160" w:line="278" w:lineRule="auto"/>
+              <w:rPr>
+                <w:rFonts w:ascii="Times New Roman" w:hAnsi="Times New Roman" w:cs="Times New Roman"/>
+              </w:rPr>
+            </w:pPr>
+            <w:r>
+              <w:rPr>
+                <w:rFonts w:ascii="Times New Roman" w:hAnsi="Times New Roman" w:cs="Times New Roman"/>
+              </w:rPr>
+              <w:t>Код для авторизации</w:t>
+            </w:r>
+          </w:p>
+        </w:tc>
+      </w:tr>
+      <w:tr>
+        <w:tc>
+          <w:tcPr>
+            <w:tcW w:w="0" w:type="auto"/>
+            <w:hideMark/>
+          </w:tcPr>
+          <w:p>
+            <w:pPr>
+              <w:spacing w:after="160" w:line="278" w:lineRule="auto"/>
+              <w:rPr>
+                <w:rFonts w:ascii="Times New Roman" w:hAnsi="Times New Roman" w:cs="Times New Roman"/>
+              </w:rPr>
+            </w:pPr>
+            <w:r>
+              <w:rPr>
+                <w:rFonts w:ascii="Times New Roman" w:hAnsi="Times New Roman" w:cs="Times New Roman"/>
+              </w:rPr>
+              <w:t>активен</w:t>
+            </w:r>
+          </w:p>
+        </w:tc>
+        <w:tc>
+          <w:tcPr>
+            <w:tcW w:w="0" w:type="auto"/>
+            <w:hideMark/>
+          </w:tcPr>
+          <w:p>
+            <w:pPr>
+              <w:spacing w:after="160" w:line="278" w:lineRule="auto"/>
+              <w:rPr>
+                <w:rFonts w:ascii="Times New Roman" w:hAnsi="Times New Roman" w:cs="Times New Roman"/>
+              </w:rPr>
+            </w:pPr>
+            <w:r>
+              <w:rPr>
+                <w:rFonts w:ascii="Times New Roman" w:hAnsi="Times New Roman" w:cs="Times New Roman"/>
+              </w:rPr>
+              <w:t>BOOLEAN</w:t>
+            </w:r>
+          </w:p>
+        </w:tc>
+        <w:tc>
+          <w:tcPr>
+            <w:tcW w:w="0" w:type="auto"/>
+            <w:hideMark/>
+          </w:tcPr>
+          <w:p>
+            <w:pPr>
+              <w:spacing w:after="160" w:line="278" w:lineRule="auto"/>
+              <w:rPr>
+                <w:rFonts w:ascii="Times New Roman" w:hAnsi="Times New Roman" w:cs="Times New Roman"/>
+              </w:rPr>
+            </w:pPr>
+            <w:r>
+              <w:rPr>
+                <w:rFonts w:ascii="Times New Roman" w:hAnsi="Times New Roman" w:cs="Times New Roman"/>
+              </w:rPr>
+              <w:t>DEFAULT TRUE</w:t>
+            </w:r>
+          </w:p>
+        </w:tc>
+        <w:tc>
+          <w:tcPr>
+            <w:tcW w:w="0" w:type="auto"/>
+            <w:hideMark/>
+          </w:tcPr>
+          <w:p>
+            <w:pPr>
+              <w:spacing w:after="160" w:line="278" w:lineRule="auto"/>
+              <w:rPr>
+                <w:rFonts w:ascii="Times New Roman" w:hAnsi="Times New Roman" w:cs="Times New Roman"/>
+              </w:rPr>
+            </w:pPr>
+            <w:r>
+              <w:rPr>
+                <w:rFonts w:ascii="Times New Roman" w:hAnsi="Times New Roman" w:cs="Times New Roman"/>
+              </w:rPr>
+              <w:t>Активен ли сотрудник</w:t>
+            </w:r>
+          </w:p>
+        </w:tc>
+      </w:tr>
+    </w:tbl>
+    <w:p>
+      <w:pPr>
+        <w:rPr>
+          <w:rFonts w:ascii="Times New Roman" w:hAnsi="Times New Roman" w:cs="Times New Roman"/>
+          <w:b/>
+          <w:bCs/>
+        </w:rPr>
+      </w:pPr>
+      <w:r>
+        <w:rPr>
+          <w:rFonts w:ascii="Times New Roman" w:hAnsi="Times New Roman" w:cs="Times New Roman"/>
+          <w:b/>
+          <w:bCs/>
+        </w:rPr>
+        <w:t>Таблица «Статус»</w:t>
+      </w:r>
+    </w:p>
+    <w:tbl>
+      <w:tblPr>
+        <w:tblStyle w:val="ac"/>
+        <w:tblW w:w="0" w:type="auto"/>
+        <w:tblLook w:val="04A0" w:firstRow="1" w:lastRow="0" w:firstColumn="1" w:lastColumn="0" w:noHBand="0" w:noVBand="1"/>
+      </w:tblPr>
+      <w:tblGrid>
+        <w:gridCol w:w="1126"/>
+        <w:gridCol w:w="1759"/>
+        <w:gridCol w:w="2153"/>
+        <w:gridCol w:w="4307"/>
+      </w:tblGrid>
+      <w:tr>
+        <w:tc>
+          <w:tcPr>
+            <w:tcW w:w="0" w:type="auto"/>
+            <w:hideMark/>
+          </w:tcPr>
+          <w:p>
+            <w:pPr>
+              <w:spacing w:after="160" w:line="278" w:lineRule="auto"/>
+              <w:rPr>
+                <w:rFonts w:ascii="Times New Roman" w:hAnsi="Times New Roman" w:cs="Times New Roman"/>
+              </w:rPr>
+            </w:pPr>
+            <w:r>
+              <w:rPr>
+                <w:rFonts w:ascii="Times New Roman" w:hAnsi="Times New Roman" w:cs="Times New Roman"/>
+              </w:rPr>
+              <w:t>Поле</w:t>
+            </w:r>
+          </w:p>
+        </w:tc>
+        <w:tc>
+          <w:tcPr>
+            <w:tcW w:w="0" w:type="auto"/>
+            <w:hideMark/>
+          </w:tcPr>
+          <w:p>
+            <w:pPr>
+              <w:spacing w:after="160" w:line="278" w:lineRule="auto"/>
+              <w:rPr>
+                <w:rFonts w:ascii="Times New Roman" w:hAnsi="Times New Roman" w:cs="Times New Roman"/>
+              </w:rPr>
+            </w:pPr>
+            <w:r>
+              <w:rPr>
+                <w:rFonts w:ascii="Times New Roman" w:hAnsi="Times New Roman" w:cs="Times New Roman"/>
+              </w:rPr>
+              <w:t>Тип данных</w:t>
+            </w:r>
+          </w:p>
+        </w:tc>
+        <w:tc>
+          <w:tcPr>
+            <w:tcW w:w="0" w:type="auto"/>
+            <w:hideMark/>
+          </w:tcPr>
+          <w:p>
+            <w:pPr>
+              <w:spacing w:after="160" w:line="278" w:lineRule="auto"/>
+              <w:rPr>
+                <w:rFonts w:ascii="Times New Roman" w:hAnsi="Times New Roman" w:cs="Times New Roman"/>
+              </w:rPr>
+            </w:pPr>
+            <w:r>
+              <w:rPr>
+                <w:rFonts w:ascii="Times New Roman" w:hAnsi="Times New Roman" w:cs="Times New Roman"/>
+              </w:rPr>
+              <w:t>Ограничения</w:t>
+            </w:r>
+          </w:p>
+        </w:tc>
+        <w:tc>
+          <w:tcPr>
+            <w:tcW w:w="0" w:type="auto"/>
+            <w:hideMark/>
+          </w:tcPr>
+          <w:p>
+            <w:pPr>
+              <w:spacing w:after="160" w:line="278" w:lineRule="auto"/>
+              <w:rPr>
+                <w:rFonts w:ascii="Times New Roman" w:hAnsi="Times New Roman" w:cs="Times New Roman"/>
+              </w:rPr>
+            </w:pPr>
+            <w:r>
+              <w:rPr>
+                <w:rFonts w:ascii="Times New Roman" w:hAnsi="Times New Roman" w:cs="Times New Roman"/>
+              </w:rPr>
+              <w:t>Описание</w:t>
+            </w:r>
+          </w:p>
+        </w:tc>
+      </w:tr>
+      <w:tr>
+        <w:tc>
+          <w:tcPr>
+            <w:tcW w:w="0" w:type="auto"/>
+            <w:hideMark/>
+          </w:tcPr>
+          <w:p>
+            <w:pPr>
+              <w:spacing w:after="160" w:line="278" w:lineRule="auto"/>
+              <w:rPr>
+                <w:rFonts w:ascii="Times New Roman" w:hAnsi="Times New Roman" w:cs="Times New Roman"/>
+              </w:rPr>
+            </w:pPr>
+            <w:proofErr w:type="spellStart"/>
+            <w:r>
+              <w:rPr>
+                <w:rFonts w:ascii="Times New Roman" w:hAnsi="Times New Roman" w:cs="Times New Roman"/>
+              </w:rPr>
+              <w:t>id</w:t>
+            </w:r>
+            <w:proofErr w:type="spellEnd"/>
+          </w:p>
+        </w:tc>
+        <w:tc>
+          <w:tcPr>
+            <w:tcW w:w="0" w:type="auto"/>
+            <w:hideMark/>
+          </w:tcPr>
+          <w:p>
+            <w:pPr>
+              <w:spacing w:after="160" w:line="278" w:lineRule="auto"/>
+              <w:rPr>
+                <w:rFonts w:ascii="Times New Roman" w:hAnsi="Times New Roman" w:cs="Times New Roman"/>
+              </w:rPr>
+            </w:pPr>
+            <w:r>
+              <w:rPr>
+                <w:rFonts w:ascii="Times New Roman" w:hAnsi="Times New Roman" w:cs="Times New Roman"/>
+              </w:rPr>
+              <w:t>SERIAL</w:t>
+            </w:r>
+          </w:p>
+        </w:tc>
+        <w:tc>
+          <w:tcPr>
+            <w:tcW w:w="0" w:type="auto"/>
+            <w:hideMark/>
+          </w:tcPr>
+          <w:p>
+            <w:pPr>
+              <w:spacing w:after="160" w:line="278" w:lineRule="auto"/>
+              <w:rPr>
+                <w:rFonts w:ascii="Times New Roman" w:hAnsi="Times New Roman" w:cs="Times New Roman"/>
+              </w:rPr>
+            </w:pPr>
+            <w:r>
+              <w:rPr>
+                <w:rFonts w:ascii="Times New Roman" w:hAnsi="Times New Roman" w:cs="Times New Roman"/>
+              </w:rPr>
+              <w:t>PRIMARY KEY</w:t>
+            </w:r>
+          </w:p>
+        </w:tc>
+        <w:tc>
+          <w:tcPr>
+            <w:tcW w:w="0" w:type="auto"/>
+            <w:hideMark/>
+          </w:tcPr>
+          <w:p>
+            <w:pPr>
+              <w:spacing w:after="160" w:line="278" w:lineRule="auto"/>
+              <w:rPr>
+                <w:rFonts w:ascii="Times New Roman" w:hAnsi="Times New Roman" w:cs="Times New Roman"/>
+              </w:rPr>
+            </w:pPr>
+            <w:r>
+              <w:rPr>
+                <w:rFonts w:ascii="Times New Roman" w:hAnsi="Times New Roman" w:cs="Times New Roman"/>
+              </w:rPr>
+              <w:t>Идентификатор статуса</w:t>
+            </w:r>
+          </w:p>
+        </w:tc>
+      </w:tr>
+      <w:tr>
+        <w:tc>
+          <w:tcPr>
+            <w:tcW w:w="0" w:type="auto"/>
+            <w:hideMark/>
+          </w:tcPr>
+          <w:p>
+            <w:pPr>
+              <w:spacing w:after="160" w:line="278" w:lineRule="auto"/>
+              <w:rPr>
+                <w:rFonts w:ascii="Times New Roman" w:hAnsi="Times New Roman" w:cs="Times New Roman"/>
+              </w:rPr>
+            </w:pPr>
+            <w:r>
+              <w:rPr>
+                <w:rFonts w:ascii="Times New Roman" w:hAnsi="Times New Roman" w:cs="Times New Roman"/>
+              </w:rPr>
+              <w:t>название</w:t>
+            </w:r>
+          </w:p>
+        </w:tc>
+        <w:tc>
+          <w:tcPr>
+            <w:tcW w:w="0" w:type="auto"/>
+            <w:hideMark/>
+          </w:tcPr>
+          <w:p>
+            <w:pPr>
+              <w:spacing w:after="160" w:line="278" w:lineRule="auto"/>
+              <w:rPr>
+                <w:rFonts w:ascii="Times New Roman" w:hAnsi="Times New Roman" w:cs="Times New Roman"/>
+              </w:rPr>
+            </w:pPr>
+            <w:proofErr w:type="gramStart"/>
+            <w:r>
+              <w:rPr>
+                <w:rFonts w:ascii="Times New Roman" w:hAnsi="Times New Roman" w:cs="Times New Roman"/>
+              </w:rPr>
+              <w:t>VARCHAR(</w:t>
+            </w:r>
+            <w:proofErr w:type="gramEnd"/>
+            <w:r>
+              <w:rPr>
+                <w:rFonts w:ascii="Times New Roman" w:hAnsi="Times New Roman" w:cs="Times New Roman"/>
+              </w:rPr>
+              <w:t>50)</w:t>
+            </w:r>
+          </w:p>
+        </w:tc>
+        <w:tc>
+          <w:tcPr>
+            <w:tcW w:w="0" w:type="auto"/>
+            <w:hideMark/>
+          </w:tcPr>
+          <w:p>
+            <w:pPr>
+              <w:spacing w:after="160" w:line="278" w:lineRule="auto"/>
+              <w:rPr>
+                <w:rFonts w:ascii="Times New Roman" w:hAnsi="Times New Roman" w:cs="Times New Roman"/>
+              </w:rPr>
+            </w:pPr>
+            <w:r>
+              <w:rPr>
+                <w:rFonts w:ascii="Times New Roman" w:hAnsi="Times New Roman" w:cs="Times New Roman"/>
+              </w:rPr>
+              <w:t>NOT NULL, UNIQUE</w:t>
+            </w:r>
+          </w:p>
+        </w:tc>
+        <w:tc>
+          <w:tcPr>
+            <w:tcW w:w="0" w:type="auto"/>
+            <w:hideMark/>
+          </w:tcPr>
+          <w:p>
+            <w:pPr>
+              <w:spacing w:after="160" w:line="278" w:lineRule="auto"/>
+              <w:rPr>
+                <w:rFonts w:ascii="Times New Roman" w:hAnsi="Times New Roman" w:cs="Times New Roman"/>
+              </w:rPr>
+            </w:pPr>
+            <w:r>
+              <w:rPr>
+                <w:rFonts w:ascii="Times New Roman" w:hAnsi="Times New Roman" w:cs="Times New Roman"/>
+              </w:rPr>
+              <w:t>Название статуса (проверка, одобрена, не одобрена)</w:t>
+            </w:r>
+          </w:p>
+        </w:tc>
+      </w:tr>
+    </w:tbl>
+    <w:p>
+      <w:pPr>
+        <w:rPr>
+          <w:rFonts w:ascii="Times New Roman" w:hAnsi="Times New Roman" w:cs="Times New Roman"/>
+          <w:b/>
+          <w:bCs/>
+        </w:rPr>
+      </w:pPr>
+      <w:r>
+        <w:rPr>
+          <w:rFonts w:ascii="Times New Roman" w:hAnsi="Times New Roman" w:cs="Times New Roman"/>
+          <w:b/>
+          <w:bCs/>
+        </w:rPr>
+        <w:t>Таблица «Заявка»</w:t>
+      </w:r>
+    </w:p>
+    <w:tbl>
+      <w:tblPr>
+        <w:tblStyle w:val="ac"/>
+        <w:tblW w:w="0" w:type="auto"/>
+        <w:tblLook w:val="04A0" w:firstRow="1" w:lastRow="0" w:firstColumn="1" w:lastColumn="0" w:noHBand="0" w:noVBand="1"/>
+      </w:tblPr>
+      <w:tblGrid>
+        <w:gridCol w:w="2068"/>
+        <w:gridCol w:w="1759"/>
+        <w:gridCol w:w="2994"/>
+        <w:gridCol w:w="2524"/>
+      </w:tblGrid>
+      <w:tr>
+        <w:tc>
+          <w:tcPr>
+            <w:tcW w:w="0" w:type="auto"/>
+            <w:hideMark/>
+          </w:tcPr>
+          <w:p>
+            <w:pPr>
+              <w:spacing w:after="160" w:line="278" w:lineRule="auto"/>
+              <w:rPr>
+                <w:rFonts w:ascii="Times New Roman" w:hAnsi="Times New Roman" w:cs="Times New Roman"/>
+              </w:rPr>
+            </w:pPr>
+            <w:r>
+              <w:rPr>
+                <w:rFonts w:ascii="Times New Roman" w:hAnsi="Times New Roman" w:cs="Times New Roman"/>
+              </w:rPr>
+              <w:t>Поле</w:t>
+            </w:r>
+          </w:p>
+        </w:tc>
+        <w:tc>
+          <w:tcPr>
+            <w:tcW w:w="0" w:type="auto"/>
+            <w:hideMark/>
+          </w:tcPr>
+          <w:p>
+            <w:pPr>
+              <w:spacing w:after="160" w:line="278" w:lineRule="auto"/>
+              <w:rPr>
+                <w:rFonts w:ascii="Times New Roman" w:hAnsi="Times New Roman" w:cs="Times New Roman"/>
+              </w:rPr>
+            </w:pPr>
+            <w:r>
+              <w:rPr>
+                <w:rFonts w:ascii="Times New Roman" w:hAnsi="Times New Roman" w:cs="Times New Roman"/>
+              </w:rPr>
+              <w:t>Тип данных</w:t>
+            </w:r>
+          </w:p>
+        </w:tc>
+        <w:tc>
+          <w:tcPr>
+            <w:tcW w:w="0" w:type="auto"/>
+            <w:hideMark/>
+          </w:tcPr>
+          <w:p>
+            <w:pPr>
+              <w:spacing w:after="160" w:line="278" w:lineRule="auto"/>
+              <w:rPr>
+                <w:rFonts w:ascii="Times New Roman" w:hAnsi="Times New Roman" w:cs="Times New Roman"/>
+              </w:rPr>
+            </w:pPr>
+            <w:r>
+              <w:rPr>
+                <w:rFonts w:ascii="Times New Roman" w:hAnsi="Times New Roman" w:cs="Times New Roman"/>
+              </w:rPr>
+              <w:t>Ограничения</w:t>
+            </w:r>
+          </w:p>
+        </w:tc>
+        <w:tc>
+          <w:tcPr>
+            <w:tcW w:w="0" w:type="auto"/>
+            <w:hideMark/>
+          </w:tcPr>
+          <w:p>
+            <w:pPr>
+              <w:spacing w:after="160" w:line="278" w:lineRule="auto"/>
+              <w:rPr>
+                <w:rFonts w:ascii="Times New Roman" w:hAnsi="Times New Roman" w:cs="Times New Roman"/>
+              </w:rPr>
+            </w:pPr>
+            <w:r>
+              <w:rPr>
+                <w:rFonts w:ascii="Times New Roman" w:hAnsi="Times New Roman" w:cs="Times New Roman"/>
+              </w:rPr>
+              <w:t>Описание</w:t>
+            </w:r>
+          </w:p>
+        </w:tc>
+      </w:tr>
+      <w:tr>
+        <w:tc>
+          <w:tcPr>
+            <w:tcW w:w="0" w:type="auto"/>
+            <w:hideMark/>
+          </w:tcPr>
+          <w:p>
+            <w:pPr>
+              <w:spacing w:after="160" w:line="278" w:lineRule="auto"/>
+              <w:rPr>
+                <w:rFonts w:ascii="Times New Roman" w:hAnsi="Times New Roman" w:cs="Times New Roman"/>
+              </w:rPr>
+            </w:pPr>
+            <w:proofErr w:type="spellStart"/>
+            <w:r>
+              <w:rPr>
+                <w:rFonts w:ascii="Times New Roman" w:hAnsi="Times New Roman" w:cs="Times New Roman"/>
+              </w:rPr>
+              <w:t>id</w:t>
+            </w:r>
+            <w:proofErr w:type="spellEnd"/>
+          </w:p>
+        </w:tc>
+        <w:tc>
+          <w:tcPr>
+            <w:tcW w:w="0" w:type="auto"/>
+            <w:hideMark/>
+          </w:tcPr>
+          <w:p>
+            <w:pPr>
+              <w:spacing w:after="160" w:line="278" w:lineRule="auto"/>
+              <w:rPr>
+                <w:rFonts w:ascii="Times New Roman" w:hAnsi="Times New Roman" w:cs="Times New Roman"/>
+              </w:rPr>
+            </w:pPr>
+            <w:r>
+              <w:rPr>
+                <w:rFonts w:ascii="Times New Roman" w:hAnsi="Times New Roman" w:cs="Times New Roman"/>
+              </w:rPr>
+              <w:t>SERIAL</w:t>
+            </w:r>
+          </w:p>
+        </w:tc>
+        <w:tc>
+          <w:tcPr>
+            <w:tcW w:w="0" w:type="auto"/>
+            <w:hideMark/>
+          </w:tcPr>
+          <w:p>
+            <w:pPr>
+              <w:spacing w:after="160" w:line="278" w:lineRule="auto"/>
+              <w:rPr>
+                <w:rFonts w:ascii="Times New Roman" w:hAnsi="Times New Roman" w:cs="Times New Roman"/>
+              </w:rPr>
+            </w:pPr>
+            <w:r>
+              <w:rPr>
+                <w:rFonts w:ascii="Times New Roman" w:hAnsi="Times New Roman" w:cs="Times New Roman"/>
+              </w:rPr>
+              <w:t>PRIMARY KEY</w:t>
+            </w:r>
+          </w:p>
+        </w:tc>
+        <w:tc>
+          <w:tcPr>
+            <w:tcW w:w="0" w:type="auto"/>
+            <w:hideMark/>
+          </w:tcPr>
+          <w:p>
+            <w:pPr>
+              <w:spacing w:after="160" w:line="278" w:lineRule="auto"/>
+              <w:rPr>
+                <w:rFonts w:ascii="Times New Roman" w:hAnsi="Times New Roman" w:cs="Times New Roman"/>
+              </w:rPr>
+            </w:pPr>
+            <w:r>
+              <w:rPr>
+                <w:rFonts w:ascii="Times New Roman" w:hAnsi="Times New Roman" w:cs="Times New Roman"/>
+              </w:rPr>
+              <w:t>Уникальный номер заявки</w:t>
+            </w:r>
+          </w:p>
+        </w:tc>
+      </w:tr>
+      <w:tr>
+        <w:tc>
+          <w:tcPr>
+            <w:tcW w:w="0" w:type="auto"/>
+            <w:hideMark/>
+          </w:tcPr>
+          <w:p>
+            <w:pPr>
+              <w:spacing w:after="160" w:line="278" w:lineRule="auto"/>
+              <w:rPr>
+                <w:rFonts w:ascii="Times New Roman" w:hAnsi="Times New Roman" w:cs="Times New Roman"/>
+              </w:rPr>
+            </w:pPr>
+            <w:proofErr w:type="spellStart"/>
+            <w:r>
+              <w:rPr>
+                <w:rFonts w:ascii="Times New Roman" w:hAnsi="Times New Roman" w:cs="Times New Roman"/>
+              </w:rPr>
+              <w:t>пользователь_id</w:t>
+            </w:r>
+            <w:proofErr w:type="spellEnd"/>
+          </w:p>
+        </w:tc>
+        <w:tc>
+          <w:tcPr>
+            <w:tcW w:w="0" w:type="auto"/>
+            <w:hideMark/>
+          </w:tcPr>
+          <w:p>
+            <w:pPr>
+              <w:spacing w:after="160" w:line="278" w:lineRule="auto"/>
+              <w:rPr>
+                <w:rFonts w:ascii="Times New Roman" w:hAnsi="Times New Roman" w:cs="Times New Roman"/>
+              </w:rPr>
+            </w:pPr>
+            <w:r>
+              <w:rPr>
+                <w:rFonts w:ascii="Times New Roman" w:hAnsi="Times New Roman" w:cs="Times New Roman"/>
+              </w:rPr>
+              <w:t>INT</w:t>
+            </w:r>
+          </w:p>
+        </w:tc>
+        <w:tc>
+          <w:tcPr>
+            <w:tcW w:w="0" w:type="auto"/>
+            <w:hideMark/>
+          </w:tcPr>
+          <w:p>
+            <w:pPr>
+              <w:spacing w:after="160" w:line="278" w:lineRule="auto"/>
+              <w:rPr>
+                <w:rFonts w:ascii="Times New Roman" w:hAnsi="Times New Roman" w:cs="Times New Roman"/>
+              </w:rPr>
+            </w:pPr>
+            <w:r>
+              <w:rPr>
+                <w:rFonts w:ascii="Times New Roman" w:hAnsi="Times New Roman" w:cs="Times New Roman"/>
+              </w:rPr>
+              <w:t>FOREIGN KEY → Пользователь(</w:t>
+            </w:r>
+            <w:proofErr w:type="spellStart"/>
+            <w:r>
+              <w:rPr>
+                <w:rFonts w:ascii="Times New Roman" w:hAnsi="Times New Roman" w:cs="Times New Roman"/>
+              </w:rPr>
+              <w:t>id</w:t>
+            </w:r>
+            <w:proofErr w:type="spellEnd"/>
+            <w:r>
+              <w:rPr>
+                <w:rFonts w:ascii="Times New Roman" w:hAnsi="Times New Roman" w:cs="Times New Roman"/>
+              </w:rPr>
+              <w:t>)</w:t>
+            </w:r>
+          </w:p>
+        </w:tc>
+        <w:tc>
+          <w:tcPr>
+            <w:tcW w:w="0" w:type="auto"/>
+            <w:hideMark/>
+          </w:tcPr>
+          <w:p>
+            <w:pPr>
+              <w:spacing w:after="160" w:line="278" w:lineRule="auto"/>
+              <w:rPr>
+                <w:rFonts w:ascii="Times New Roman" w:hAnsi="Times New Roman" w:cs="Times New Roman"/>
+              </w:rPr>
+            </w:pPr>
+            <w:r>
+              <w:rPr>
+                <w:rFonts w:ascii="Times New Roman" w:hAnsi="Times New Roman" w:cs="Times New Roman"/>
+              </w:rPr>
+              <w:t>Кто подал заявку</w:t>
+            </w:r>
+          </w:p>
+        </w:tc>
+      </w:tr>
+      <w:tr>
+        <w:tc>
+          <w:tcPr>
+            <w:tcW w:w="0" w:type="auto"/>
+            <w:hideMark/>
+          </w:tcPr>
+          <w:p>
+            <w:pPr>
+              <w:spacing w:after="160" w:line="278" w:lineRule="auto"/>
+              <w:rPr>
+                <w:rFonts w:ascii="Times New Roman" w:hAnsi="Times New Roman" w:cs="Times New Roman"/>
+              </w:rPr>
+            </w:pPr>
+            <w:r>
+              <w:rPr>
+                <w:rFonts w:ascii="Times New Roman" w:hAnsi="Times New Roman" w:cs="Times New Roman"/>
+              </w:rPr>
+              <w:t>тип</w:t>
+            </w:r>
+          </w:p>
+        </w:tc>
+        <w:tc>
+          <w:tcPr>
+            <w:tcW w:w="0" w:type="auto"/>
+            <w:hideMark/>
+          </w:tcPr>
+          <w:p>
+            <w:pPr>
+              <w:spacing w:after="160" w:line="278" w:lineRule="auto"/>
+              <w:rPr>
+                <w:rFonts w:ascii="Times New Roman" w:hAnsi="Times New Roman" w:cs="Times New Roman"/>
+              </w:rPr>
+            </w:pPr>
+            <w:proofErr w:type="gramStart"/>
+            <w:r>
+              <w:rPr>
+                <w:rFonts w:ascii="Times New Roman" w:hAnsi="Times New Roman" w:cs="Times New Roman"/>
+              </w:rPr>
+              <w:t>VARCHAR(</w:t>
+            </w:r>
+            <w:proofErr w:type="gramEnd"/>
+            <w:r>
+              <w:rPr>
+                <w:rFonts w:ascii="Times New Roman" w:hAnsi="Times New Roman" w:cs="Times New Roman"/>
+              </w:rPr>
+              <w:t>20)</w:t>
+            </w:r>
+          </w:p>
+        </w:tc>
+        <w:tc>
+          <w:tcPr>
+            <w:tcW w:w="0" w:type="auto"/>
+            <w:hideMark/>
+          </w:tcPr>
+          <w:p>
+            <w:pPr>
+              <w:spacing w:after="160" w:line="278" w:lineRule="auto"/>
+              <w:rPr>
+                <w:rFonts w:ascii="Times New Roman" w:hAnsi="Times New Roman" w:cs="Times New Roman"/>
+              </w:rPr>
+            </w:pPr>
+            <w:r>
+              <w:rPr>
+                <w:rFonts w:ascii="Times New Roman" w:hAnsi="Times New Roman" w:cs="Times New Roman"/>
+              </w:rPr>
+              <w:t>NOT NULL, CHECK (личная/групповая)</w:t>
+            </w:r>
+          </w:p>
+        </w:tc>
+        <w:tc>
+          <w:tcPr>
+            <w:tcW w:w="0" w:type="auto"/>
+            <w:hideMark/>
+          </w:tcPr>
+          <w:p>
+            <w:pPr>
+              <w:spacing w:after="160" w:line="278" w:lineRule="auto"/>
+              <w:rPr>
+                <w:rFonts w:ascii="Times New Roman" w:hAnsi="Times New Roman" w:cs="Times New Roman"/>
+              </w:rPr>
+            </w:pPr>
+            <w:r>
+              <w:rPr>
+                <w:rFonts w:ascii="Times New Roman" w:hAnsi="Times New Roman" w:cs="Times New Roman"/>
+              </w:rPr>
+              <w:t>Тип заявки</w:t>
+            </w:r>
+          </w:p>
+        </w:tc>
+      </w:tr>
+      <w:tr>
+        <w:tc>
+          <w:tcPr>
+            <w:tcW w:w="0" w:type="auto"/>
+            <w:hideMark/>
+          </w:tcPr>
+          <w:p>
+            <w:pPr>
+              <w:spacing w:after="160" w:line="278" w:lineRule="auto"/>
+              <w:rPr>
+                <w:rFonts w:ascii="Times New Roman" w:hAnsi="Times New Roman" w:cs="Times New Roman"/>
+              </w:rPr>
+            </w:pPr>
+            <w:proofErr w:type="spellStart"/>
+            <w:r>
+              <w:rPr>
+                <w:rFonts w:ascii="Times New Roman" w:hAnsi="Times New Roman" w:cs="Times New Roman"/>
+              </w:rPr>
+              <w:t>дата_начала</w:t>
+            </w:r>
+            <w:proofErr w:type="spellEnd"/>
+          </w:p>
+        </w:tc>
+        <w:tc>
+          <w:tcPr>
+            <w:tcW w:w="0" w:type="auto"/>
+            <w:hideMark/>
+          </w:tcPr>
+          <w:p>
+            <w:pPr>
+              <w:spacing w:after="160" w:line="278" w:lineRule="auto"/>
+              <w:rPr>
+                <w:rFonts w:ascii="Times New Roman" w:hAnsi="Times New Roman" w:cs="Times New Roman"/>
+              </w:rPr>
+            </w:pPr>
+            <w:r>
+              <w:rPr>
+                <w:rFonts w:ascii="Times New Roman" w:hAnsi="Times New Roman" w:cs="Times New Roman"/>
+              </w:rPr>
+              <w:t>DATE</w:t>
+            </w:r>
+          </w:p>
+        </w:tc>
+        <w:tc>
+          <w:tcPr>
+            <w:tcW w:w="0" w:type="auto"/>
+            <w:hideMark/>
+          </w:tcPr>
+          <w:p>
+            <w:pPr>
+              <w:spacing w:after="160" w:line="278" w:lineRule="auto"/>
+              <w:rPr>
+                <w:rFonts w:ascii="Times New Roman" w:hAnsi="Times New Roman" w:cs="Times New Roman"/>
+              </w:rPr>
+            </w:pPr>
+            <w:r>
+              <w:rPr>
+                <w:rFonts w:ascii="Times New Roman" w:hAnsi="Times New Roman" w:cs="Times New Roman"/>
+              </w:rPr>
+              <w:t>NOT NULL</w:t>
+            </w:r>
+          </w:p>
+        </w:tc>
+        <w:tc>
+          <w:tcPr>
+            <w:tcW w:w="0" w:type="auto"/>
+            <w:hideMark/>
+          </w:tcPr>
+          <w:p>
+            <w:pPr>
+              <w:spacing w:after="160" w:line="278" w:lineRule="auto"/>
+              <w:rPr>
+                <w:rFonts w:ascii="Times New Roman" w:hAnsi="Times New Roman" w:cs="Times New Roman"/>
+              </w:rPr>
+            </w:pPr>
+            <w:r>
+              <w:rPr>
+                <w:rFonts w:ascii="Times New Roman" w:hAnsi="Times New Roman" w:cs="Times New Roman"/>
+              </w:rPr>
+              <w:t>Дата начала действия пропуска</w:t>
+            </w:r>
+          </w:p>
+        </w:tc>
+      </w:tr>
+      <w:tr>
+        <w:tc>
+          <w:tcPr>
+            <w:tcW w:w="0" w:type="auto"/>
+            <w:hideMark/>
+          </w:tcPr>
+          <w:p>
+            <w:pPr>
+              <w:spacing w:after="160" w:line="278" w:lineRule="auto"/>
+              <w:rPr>
+                <w:rFonts w:ascii="Times New Roman" w:hAnsi="Times New Roman" w:cs="Times New Roman"/>
+              </w:rPr>
+            </w:pPr>
+            <w:proofErr w:type="spellStart"/>
+            <w:r>
+              <w:rPr>
+                <w:rFonts w:ascii="Times New Roman" w:hAnsi="Times New Roman" w:cs="Times New Roman"/>
+              </w:rPr>
+              <w:t>дата_окончания</w:t>
+            </w:r>
+            <w:proofErr w:type="spellEnd"/>
+          </w:p>
+        </w:tc>
+        <w:tc>
+          <w:tcPr>
+            <w:tcW w:w="0" w:type="auto"/>
+            <w:hideMark/>
+          </w:tcPr>
+          <w:p>
+            <w:pPr>
+              <w:spacing w:after="160" w:line="278" w:lineRule="auto"/>
+              <w:rPr>
+                <w:rFonts w:ascii="Times New Roman" w:hAnsi="Times New Roman" w:cs="Times New Roman"/>
+              </w:rPr>
+            </w:pPr>
+            <w:r>
+              <w:rPr>
+                <w:rFonts w:ascii="Times New Roman" w:hAnsi="Times New Roman" w:cs="Times New Roman"/>
+              </w:rPr>
+              <w:t>DATE</w:t>
+            </w:r>
+          </w:p>
+        </w:tc>
+        <w:tc>
+          <w:tcPr>
+            <w:tcW w:w="0" w:type="auto"/>
+            <w:hideMark/>
+          </w:tcPr>
+          <w:p>
+            <w:pPr>
+              <w:spacing w:after="160" w:line="278" w:lineRule="auto"/>
+              <w:rPr>
+                <w:rFonts w:ascii="Times New Roman" w:hAnsi="Times New Roman" w:cs="Times New Roman"/>
+              </w:rPr>
+            </w:pPr>
+            <w:r>
+              <w:rPr>
+                <w:rFonts w:ascii="Times New Roman" w:hAnsi="Times New Roman" w:cs="Times New Roman"/>
+              </w:rPr>
+              <w:t>NOT NULL</w:t>
+            </w:r>
+          </w:p>
+        </w:tc>
+        <w:tc>
+          <w:tcPr>
+            <w:tcW w:w="0" w:type="auto"/>
+            <w:hideMark/>
+          </w:tcPr>
+          <w:p>
+            <w:pPr>
+              <w:spacing w:after="160" w:line="278" w:lineRule="auto"/>
+              <w:rPr>
+                <w:rFonts w:ascii="Times New Roman" w:hAnsi="Times New Roman" w:cs="Times New Roman"/>
+              </w:rPr>
+            </w:pPr>
+            <w:r>
+              <w:rPr>
+                <w:rFonts w:ascii="Times New Roman" w:hAnsi="Times New Roman" w:cs="Times New Roman"/>
+              </w:rPr>
+              <w:t>Дата окончания действия пропуска</w:t>
+            </w:r>
+          </w:p>
+        </w:tc>
+      </w:tr>
+      <w:tr>
+        <w:tc>
+          <w:tcPr>
+            <w:tcW w:w="0" w:type="auto"/>
+            <w:hideMark/>
+          </w:tcPr>
+          <w:p>
+            <w:pPr>
+              <w:spacing w:after="160" w:line="278" w:lineRule="auto"/>
+              <w:rPr>
+                <w:rFonts w:ascii="Times New Roman" w:hAnsi="Times New Roman" w:cs="Times New Roman"/>
+              </w:rPr>
+            </w:pPr>
+            <w:proofErr w:type="spellStart"/>
+            <w:r>
+              <w:rPr>
+                <w:rFonts w:ascii="Times New Roman" w:hAnsi="Times New Roman" w:cs="Times New Roman"/>
+              </w:rPr>
+              <w:t>цель_посещения</w:t>
+            </w:r>
+            <w:proofErr w:type="spellEnd"/>
+          </w:p>
+        </w:tc>
+        <w:tc>
+          <w:tcPr>
+            <w:tcW w:w="0" w:type="auto"/>
+            <w:hideMark/>
+          </w:tcPr>
+          <w:p>
+            <w:pPr>
+              <w:spacing w:after="160" w:line="278" w:lineRule="auto"/>
+              <w:rPr>
+                <w:rFonts w:ascii="Times New Roman" w:hAnsi="Times New Roman" w:cs="Times New Roman"/>
+              </w:rPr>
+            </w:pPr>
+            <w:r>
+              <w:rPr>
+                <w:rFonts w:ascii="Times New Roman" w:hAnsi="Times New Roman" w:cs="Times New Roman"/>
+              </w:rPr>
+              <w:t>TEXT</w:t>
+            </w:r>
+          </w:p>
+        </w:tc>
+        <w:tc>
+          <w:tcPr>
+            <w:tcW w:w="0" w:type="auto"/>
+            <w:hideMark/>
+          </w:tcPr>
+          <w:p>
+            <w:pPr>
+              <w:spacing w:after="160" w:line="278" w:lineRule="auto"/>
+              <w:rPr>
+                <w:rFonts w:ascii="Times New Roman" w:hAnsi="Times New Roman" w:cs="Times New Roman"/>
+              </w:rPr>
+            </w:pPr>
+            <w:r>
+              <w:rPr>
+                <w:rFonts w:ascii="Times New Roman" w:hAnsi="Times New Roman" w:cs="Times New Roman"/>
+              </w:rPr>
+              <w:t>NOT NULL</w:t>
+            </w:r>
+          </w:p>
+        </w:tc>
+        <w:tc>
+          <w:tcPr>
+            <w:tcW w:w="0" w:type="auto"/>
+            <w:hideMark/>
+          </w:tcPr>
+          <w:p>
+            <w:pPr>
+              <w:spacing w:after="160" w:line="278" w:lineRule="auto"/>
+              <w:rPr>
+                <w:rFonts w:ascii="Times New Roman" w:hAnsi="Times New Roman" w:cs="Times New Roman"/>
+              </w:rPr>
+            </w:pPr>
+            <w:r>
+              <w:rPr>
+                <w:rFonts w:ascii="Times New Roman" w:hAnsi="Times New Roman" w:cs="Times New Roman"/>
+              </w:rPr>
+              <w:t>Цель визита</w:t>
+            </w:r>
+          </w:p>
+        </w:tc>
+      </w:tr>
+      <w:tr>
+        <w:tc>
+          <w:tcPr>
+            <w:tcW w:w="0" w:type="auto"/>
+            <w:hideMark/>
+          </w:tcPr>
+          <w:p>
+            <w:pPr>
+              <w:spacing w:after="160" w:line="278" w:lineRule="auto"/>
+              <w:rPr>
+                <w:rFonts w:ascii="Times New Roman" w:hAnsi="Times New Roman" w:cs="Times New Roman"/>
+              </w:rPr>
+            </w:pPr>
+            <w:proofErr w:type="spellStart"/>
+            <w:r>
+              <w:rPr>
+                <w:rFonts w:ascii="Times New Roman" w:hAnsi="Times New Roman" w:cs="Times New Roman"/>
+              </w:rPr>
+              <w:t>подразделение_id</w:t>
+            </w:r>
+            <w:proofErr w:type="spellEnd"/>
+          </w:p>
+        </w:tc>
+        <w:tc>
+          <w:tcPr>
+            <w:tcW w:w="0" w:type="auto"/>
+            <w:hideMark/>
+          </w:tcPr>
+          <w:p>
+            <w:pPr>
+              <w:spacing w:after="160" w:line="278" w:lineRule="auto"/>
+              <w:rPr>
+                <w:rFonts w:ascii="Times New Roman" w:hAnsi="Times New Roman" w:cs="Times New Roman"/>
+              </w:rPr>
+            </w:pPr>
+            <w:r>
+              <w:rPr>
+                <w:rFonts w:ascii="Times New Roman" w:hAnsi="Times New Roman" w:cs="Times New Roman"/>
+              </w:rPr>
+              <w:t>INT</w:t>
+            </w:r>
+          </w:p>
+        </w:tc>
+        <w:tc>
+          <w:tcPr>
+            <w:tcW w:w="0" w:type="auto"/>
+            <w:hideMark/>
+          </w:tcPr>
+          <w:p>
+            <w:pPr>
+              <w:spacing w:after="160" w:line="278" w:lineRule="auto"/>
+              <w:rPr>
+                <w:rFonts w:ascii="Times New Roman" w:hAnsi="Times New Roman" w:cs="Times New Roman"/>
+              </w:rPr>
+            </w:pPr>
+            <w:r>
+              <w:rPr>
+                <w:rFonts w:ascii="Times New Roman" w:hAnsi="Times New Roman" w:cs="Times New Roman"/>
+              </w:rPr>
+              <w:t>FOREIGN KEY → Подразделение(</w:t>
+            </w:r>
+            <w:proofErr w:type="spellStart"/>
+            <w:r>
+              <w:rPr>
+                <w:rFonts w:ascii="Times New Roman" w:hAnsi="Times New Roman" w:cs="Times New Roman"/>
+              </w:rPr>
+              <w:t>id</w:t>
+            </w:r>
+            <w:proofErr w:type="spellEnd"/>
+            <w:r>
+              <w:rPr>
+                <w:rFonts w:ascii="Times New Roman" w:hAnsi="Times New Roman" w:cs="Times New Roman"/>
+              </w:rPr>
+              <w:t>)</w:t>
+            </w:r>
+          </w:p>
+        </w:tc>
+        <w:tc>
+          <w:tcPr>
+            <w:tcW w:w="0" w:type="auto"/>
+            <w:hideMark/>
+          </w:tcPr>
+          <w:p>
+            <w:pPr>
+              <w:spacing w:after="160" w:line="278" w:lineRule="auto"/>
+              <w:rPr>
+                <w:rFonts w:ascii="Times New Roman" w:hAnsi="Times New Roman" w:cs="Times New Roman"/>
+              </w:rPr>
+            </w:pPr>
+            <w:r>
+              <w:rPr>
+                <w:rFonts w:ascii="Times New Roman" w:hAnsi="Times New Roman" w:cs="Times New Roman"/>
+              </w:rPr>
+              <w:t>Посещаемое подразделение</w:t>
+            </w:r>
+          </w:p>
+        </w:tc>
+      </w:tr>
+      <w:tr>
+        <w:tc>
+          <w:tcPr>
+            <w:tcW w:w="0" w:type="auto"/>
+            <w:hideMark/>
+          </w:tcPr>
+          <w:p>
+            <w:pPr>
+              <w:spacing w:after="160" w:line="278" w:lineRule="auto"/>
+              <w:rPr>
+                <w:rFonts w:ascii="Times New Roman" w:hAnsi="Times New Roman" w:cs="Times New Roman"/>
+              </w:rPr>
+            </w:pPr>
+            <w:proofErr w:type="spellStart"/>
+            <w:r>
+              <w:rPr>
+                <w:rFonts w:ascii="Times New Roman" w:hAnsi="Times New Roman" w:cs="Times New Roman"/>
+              </w:rPr>
+              <w:t>сотрудник_id</w:t>
+            </w:r>
+            <w:proofErr w:type="spellEnd"/>
+          </w:p>
+        </w:tc>
+        <w:tc>
+          <w:tcPr>
+            <w:tcW w:w="0" w:type="auto"/>
+            <w:hideMark/>
+          </w:tcPr>
+          <w:p>
+            <w:pPr>
+              <w:spacing w:after="160" w:line="278" w:lineRule="auto"/>
+              <w:rPr>
+                <w:rFonts w:ascii="Times New Roman" w:hAnsi="Times New Roman" w:cs="Times New Roman"/>
+              </w:rPr>
+            </w:pPr>
+            <w:r>
+              <w:rPr>
+                <w:rFonts w:ascii="Times New Roman" w:hAnsi="Times New Roman" w:cs="Times New Roman"/>
+              </w:rPr>
+              <w:t>INT</w:t>
+            </w:r>
+          </w:p>
+        </w:tc>
+        <w:tc>
+          <w:tcPr>
+            <w:tcW w:w="0" w:type="auto"/>
+            <w:hideMark/>
+          </w:tcPr>
+          <w:p>
+            <w:pPr>
+              <w:spacing w:after="160" w:line="278" w:lineRule="auto"/>
+              <w:rPr>
+                <w:rFonts w:ascii="Times New Roman" w:hAnsi="Times New Roman" w:cs="Times New Roman"/>
+              </w:rPr>
+            </w:pPr>
+            <w:r>
+              <w:rPr>
+                <w:rFonts w:ascii="Times New Roman" w:hAnsi="Times New Roman" w:cs="Times New Roman"/>
+              </w:rPr>
+              <w:t>FOREIGN KEY → Сотрудник(</w:t>
+            </w:r>
+            <w:proofErr w:type="spellStart"/>
+            <w:r>
+              <w:rPr>
+                <w:rFonts w:ascii="Times New Roman" w:hAnsi="Times New Roman" w:cs="Times New Roman"/>
+              </w:rPr>
+              <w:t>id</w:t>
+            </w:r>
+            <w:proofErr w:type="spellEnd"/>
+            <w:r>
+              <w:rPr>
+                <w:rFonts w:ascii="Times New Roman" w:hAnsi="Times New Roman" w:cs="Times New Roman"/>
+              </w:rPr>
+              <w:t>)</w:t>
+            </w:r>
+          </w:p>
+        </w:tc>
+        <w:tc>
+          <w:tcPr>
+            <w:tcW w:w="0" w:type="auto"/>
+            <w:hideMark/>
+          </w:tcPr>
+          <w:p>
+            <w:pPr>
+              <w:spacing w:after="160" w:line="278" w:lineRule="auto"/>
+              <w:rPr>
+                <w:rFonts w:ascii="Times New Roman" w:hAnsi="Times New Roman" w:cs="Times New Roman"/>
+              </w:rPr>
+            </w:pPr>
+            <w:r>
+              <w:rPr>
+                <w:rFonts w:ascii="Times New Roman" w:hAnsi="Times New Roman" w:cs="Times New Roman"/>
+              </w:rPr>
+              <w:t>Принимающий сотрудник</w:t>
+            </w:r>
+          </w:p>
+        </w:tc>
+      </w:tr>
+      <w:tr>
+        <w:tc>
+          <w:tcPr>
+            <w:tcW w:w="0" w:type="auto"/>
+            <w:hideMark/>
+          </w:tcPr>
+          <w:p>
+            <w:pPr>
+              <w:spacing w:after="160" w:line="278" w:lineRule="auto"/>
+              <w:rPr>
+                <w:rFonts w:ascii="Times New Roman" w:hAnsi="Times New Roman" w:cs="Times New Roman"/>
+              </w:rPr>
+            </w:pPr>
+            <w:proofErr w:type="spellStart"/>
+            <w:r>
+              <w:rPr>
+                <w:rFonts w:ascii="Times New Roman" w:hAnsi="Times New Roman" w:cs="Times New Roman"/>
+              </w:rPr>
+              <w:t>статус_id</w:t>
+            </w:r>
+            <w:proofErr w:type="spellEnd"/>
+          </w:p>
+        </w:tc>
+        <w:tc>
+          <w:tcPr>
+            <w:tcW w:w="0" w:type="auto"/>
+            <w:hideMark/>
+          </w:tcPr>
+          <w:p>
+            <w:pPr>
+              <w:spacing w:after="160" w:line="278" w:lineRule="auto"/>
+              <w:rPr>
+                <w:rFonts w:ascii="Times New Roman" w:hAnsi="Times New Roman" w:cs="Times New Roman"/>
+              </w:rPr>
+            </w:pPr>
+            <w:r>
+              <w:rPr>
+                <w:rFonts w:ascii="Times New Roman" w:hAnsi="Times New Roman" w:cs="Times New Roman"/>
+              </w:rPr>
+              <w:t>INT</w:t>
+            </w:r>
+          </w:p>
+        </w:tc>
+        <w:tc>
+          <w:tcPr>
+            <w:tcW w:w="0" w:type="auto"/>
+            <w:hideMark/>
+          </w:tcPr>
+          <w:p>
+            <w:pPr>
+              <w:spacing w:after="160" w:line="278" w:lineRule="auto"/>
+              <w:rPr>
+                <w:rFonts w:ascii="Times New Roman" w:hAnsi="Times New Roman" w:cs="Times New Roman"/>
+              </w:rPr>
+            </w:pPr>
+            <w:r>
+              <w:rPr>
+                <w:rFonts w:ascii="Times New Roman" w:hAnsi="Times New Roman" w:cs="Times New Roman"/>
+              </w:rPr>
+              <w:t>FOREIGN KEY → Статус(</w:t>
+            </w:r>
+            <w:proofErr w:type="spellStart"/>
+            <w:r>
+              <w:rPr>
+                <w:rFonts w:ascii="Times New Roman" w:hAnsi="Times New Roman" w:cs="Times New Roman"/>
+              </w:rPr>
+              <w:t>id</w:t>
+            </w:r>
+            <w:proofErr w:type="spellEnd"/>
+            <w:r>
+              <w:rPr>
+                <w:rFonts w:ascii="Times New Roman" w:hAnsi="Times New Roman" w:cs="Times New Roman"/>
+              </w:rPr>
+              <w:t>)</w:t>
+            </w:r>
+          </w:p>
+        </w:tc>
+        <w:tc>
+          <w:tcPr>
+            <w:tcW w:w="0" w:type="auto"/>
+            <w:hideMark/>
+          </w:tcPr>
+          <w:p>
+            <w:pPr>
+              <w:spacing w:after="160" w:line="278" w:lineRule="auto"/>
+              <w:rPr>
+                <w:rFonts w:ascii="Times New Roman" w:hAnsi="Times New Roman" w:cs="Times New Roman"/>
+              </w:rPr>
+            </w:pPr>
+            <w:r>
+              <w:rPr>
+                <w:rFonts w:ascii="Times New Roman" w:hAnsi="Times New Roman" w:cs="Times New Roman"/>
+              </w:rPr>
+              <w:t>Текущий статус заявки</w:t>
+            </w:r>
+          </w:p>
+        </w:tc>
+      </w:tr>
+      <w:tr>
+        <w:tc>
+          <w:tcPr>
+            <w:tcW w:w="0" w:type="auto"/>
+            <w:hideMark/>
+          </w:tcPr>
+          <w:p>
+            <w:pPr>
+              <w:spacing w:after="160" w:line="278" w:lineRule="auto"/>
+              <w:rPr>
+                <w:rFonts w:ascii="Times New Roman" w:hAnsi="Times New Roman" w:cs="Times New Roman"/>
+              </w:rPr>
+            </w:pPr>
+            <w:proofErr w:type="spellStart"/>
+            <w:r>
+              <w:rPr>
+                <w:rFonts w:ascii="Times New Roman" w:hAnsi="Times New Roman" w:cs="Times New Roman"/>
+              </w:rPr>
+              <w:t>причина_отказа</w:t>
+            </w:r>
+            <w:proofErr w:type="spellEnd"/>
+          </w:p>
+        </w:tc>
+        <w:tc>
+          <w:tcPr>
+            <w:tcW w:w="0" w:type="auto"/>
+            <w:hideMark/>
+          </w:tcPr>
+          <w:p>
+            <w:pPr>
+              <w:spacing w:after="160" w:line="278" w:lineRule="auto"/>
+              <w:rPr>
+                <w:rFonts w:ascii="Times New Roman" w:hAnsi="Times New Roman" w:cs="Times New Roman"/>
+              </w:rPr>
+            </w:pPr>
+            <w:r>
+              <w:rPr>
+                <w:rFonts w:ascii="Times New Roman" w:hAnsi="Times New Roman" w:cs="Times New Roman"/>
+              </w:rPr>
+              <w:t>TEXT</w:t>
+            </w:r>
+          </w:p>
+        </w:tc>
+        <w:tc>
+          <w:tcPr>
+            <w:tcW w:w="0" w:type="auto"/>
+            <w:hideMark/>
+          </w:tcPr>
+          <w:p>
+            <w:pPr>
+              <w:spacing w:after="160" w:line="278" w:lineRule="auto"/>
+              <w:rPr>
+                <w:rFonts w:ascii="Times New Roman" w:hAnsi="Times New Roman" w:cs="Times New Roman"/>
+              </w:rPr>
+            </w:pPr>
+          </w:p>
+        </w:tc>
+        <w:tc>
+          <w:tcPr>
+            <w:tcW w:w="0" w:type="auto"/>
+            <w:hideMark/>
+          </w:tcPr>
+          <w:p>
+            <w:pPr>
+              <w:spacing w:after="160" w:line="278" w:lineRule="auto"/>
+              <w:rPr>
+                <w:rFonts w:ascii="Times New Roman" w:hAnsi="Times New Roman" w:cs="Times New Roman"/>
+              </w:rPr>
+            </w:pPr>
+            <w:r>
+              <w:rPr>
+                <w:rFonts w:ascii="Times New Roman" w:hAnsi="Times New Roman" w:cs="Times New Roman"/>
+              </w:rPr>
+              <w:t>Причина отклонения</w:t>
+            </w:r>
+          </w:p>
+        </w:tc>
+      </w:tr>
+      <w:tr>
+        <w:tc>
+          <w:tcPr>
+            <w:tcW w:w="0" w:type="auto"/>
+            <w:hideMark/>
+          </w:tcPr>
+          <w:p>
+            <w:pPr>
+              <w:spacing w:after="160" w:line="278" w:lineRule="auto"/>
+              <w:rPr>
+                <w:rFonts w:ascii="Times New Roman" w:hAnsi="Times New Roman" w:cs="Times New Roman"/>
+              </w:rPr>
+            </w:pPr>
+            <w:proofErr w:type="spellStart"/>
+            <w:r>
+              <w:rPr>
+                <w:rFonts w:ascii="Times New Roman" w:hAnsi="Times New Roman" w:cs="Times New Roman"/>
+              </w:rPr>
+              <w:t>дата_создания</w:t>
+            </w:r>
+            <w:proofErr w:type="spellEnd"/>
+          </w:p>
+        </w:tc>
+        <w:tc>
+          <w:tcPr>
+            <w:tcW w:w="0" w:type="auto"/>
+            <w:hideMark/>
+          </w:tcPr>
+          <w:p>
+            <w:pPr>
+              <w:spacing w:after="160" w:line="278" w:lineRule="auto"/>
+              <w:rPr>
+                <w:rFonts w:ascii="Times New Roman" w:hAnsi="Times New Roman" w:cs="Times New Roman"/>
+              </w:rPr>
+            </w:pPr>
+            <w:r>
+              <w:rPr>
+                <w:rFonts w:ascii="Times New Roman" w:hAnsi="Times New Roman" w:cs="Times New Roman"/>
+              </w:rPr>
+              <w:t>TIMESTAMP</w:t>
+            </w:r>
+          </w:p>
+        </w:tc>
+        <w:tc>
+          <w:tcPr>
+            <w:tcW w:w="0" w:type="auto"/>
+            <w:hideMark/>
+          </w:tcPr>
+          <w:p>
+            <w:pPr>
+              <w:spacing w:after="160" w:line="278" w:lineRule="auto"/>
+              <w:rPr>
+                <w:rFonts w:ascii="Times New Roman" w:hAnsi="Times New Roman" w:cs="Times New Roman"/>
+              </w:rPr>
+            </w:pPr>
+            <w:r>
+              <w:rPr>
+                <w:rFonts w:ascii="Times New Roman" w:hAnsi="Times New Roman" w:cs="Times New Roman"/>
+              </w:rPr>
+              <w:t>DEFAULT CURRENT_TIMESTAMP</w:t>
+            </w:r>
+          </w:p>
+        </w:tc>
+        <w:tc>
+          <w:tcPr>
+            <w:tcW w:w="0" w:type="auto"/>
+            <w:hideMark/>
+          </w:tcPr>
+          <w:p>
+            <w:pPr>
+              <w:spacing w:after="160" w:line="278" w:lineRule="auto"/>
+              <w:rPr>
+                <w:rFonts w:ascii="Times New Roman" w:hAnsi="Times New Roman" w:cs="Times New Roman"/>
+              </w:rPr>
+            </w:pPr>
+            <w:r>
+              <w:rPr>
+                <w:rFonts w:ascii="Times New Roman" w:hAnsi="Times New Roman" w:cs="Times New Roman"/>
+              </w:rPr>
+              <w:t>Дата создания</w:t>
+            </w:r>
+          </w:p>
+        </w:tc>
+      </w:tr>
+      <w:tr>
+        <w:tc>
+          <w:tcPr>
+            <w:tcW w:w="0" w:type="auto"/>
+            <w:hideMark/>
+          </w:tcPr>
+          <w:p>
+            <w:pPr>
+              <w:spacing w:after="160" w:line="278" w:lineRule="auto"/>
+              <w:rPr>
+                <w:rFonts w:ascii="Times New Roman" w:hAnsi="Times New Roman" w:cs="Times New Roman"/>
+              </w:rPr>
+            </w:pPr>
+            <w:proofErr w:type="spellStart"/>
+            <w:r>
+              <w:rPr>
+                <w:rFonts w:ascii="Times New Roman" w:hAnsi="Times New Roman" w:cs="Times New Roman"/>
+              </w:rPr>
+              <w:t>дата_обновления</w:t>
+            </w:r>
+            <w:proofErr w:type="spellEnd"/>
+          </w:p>
+        </w:tc>
+        <w:tc>
+          <w:tcPr>
+            <w:tcW w:w="0" w:type="auto"/>
+            <w:hideMark/>
+          </w:tcPr>
+          <w:p>
+            <w:pPr>
+              <w:spacing w:after="160" w:line="278" w:lineRule="auto"/>
+              <w:rPr>
+                <w:rFonts w:ascii="Times New Roman" w:hAnsi="Times New Roman" w:cs="Times New Roman"/>
+              </w:rPr>
+            </w:pPr>
+            <w:r>
+              <w:rPr>
+                <w:rFonts w:ascii="Times New Roman" w:hAnsi="Times New Roman" w:cs="Times New Roman"/>
+              </w:rPr>
+              <w:t>TIMESTAMP</w:t>
+            </w:r>
+          </w:p>
+        </w:tc>
+        <w:tc>
+          <w:tcPr>
+            <w:tcW w:w="0" w:type="auto"/>
+            <w:hideMark/>
+          </w:tcPr>
+          <w:p>
+            <w:pPr>
+              <w:spacing w:after="160" w:line="278" w:lineRule="auto"/>
+              <w:rPr>
+                <w:rFonts w:ascii="Times New Roman" w:hAnsi="Times New Roman" w:cs="Times New Roman"/>
+              </w:rPr>
+            </w:pPr>
+          </w:p>
+        </w:tc>
+        <w:tc>
+          <w:tcPr>
+            <w:tcW w:w="0" w:type="auto"/>
+            <w:hideMark/>
+          </w:tcPr>
+          <w:p>
+            <w:pPr>
+              <w:spacing w:after="160" w:line="278" w:lineRule="auto"/>
+              <w:rPr>
+                <w:rFonts w:ascii="Times New Roman" w:hAnsi="Times New Roman" w:cs="Times New Roman"/>
+              </w:rPr>
+            </w:pPr>
+            <w:r>
+              <w:rPr>
+                <w:rFonts w:ascii="Times New Roman" w:hAnsi="Times New Roman" w:cs="Times New Roman"/>
+              </w:rPr>
+              <w:t>Дата последнего изменения</w:t>
+            </w:r>
+          </w:p>
+        </w:tc>
+      </w:tr>
+      <w:tr>
+        <w:tc>
+          <w:tcPr>
+            <w:tcW w:w="0" w:type="auto"/>
+            <w:hideMark/>
+          </w:tcPr>
+          <w:p>
+            <w:pPr>
+              <w:spacing w:after="160" w:line="278" w:lineRule="auto"/>
+              <w:rPr>
+                <w:rFonts w:ascii="Times New Roman" w:hAnsi="Times New Roman" w:cs="Times New Roman"/>
+              </w:rPr>
+            </w:pPr>
+            <w:proofErr w:type="spellStart"/>
+            <w:r>
+              <w:rPr>
+                <w:rFonts w:ascii="Times New Roman" w:hAnsi="Times New Roman" w:cs="Times New Roman"/>
+              </w:rPr>
+              <w:t>время_посещения</w:t>
+            </w:r>
+            <w:proofErr w:type="spellEnd"/>
+          </w:p>
+        </w:tc>
+        <w:tc>
+          <w:tcPr>
+            <w:tcW w:w="0" w:type="auto"/>
+            <w:hideMark/>
+          </w:tcPr>
+          <w:p>
+            <w:pPr>
+              <w:spacing w:after="160" w:line="278" w:lineRule="auto"/>
+              <w:rPr>
+                <w:rFonts w:ascii="Times New Roman" w:hAnsi="Times New Roman" w:cs="Times New Roman"/>
+              </w:rPr>
+            </w:pPr>
+            <w:r>
+              <w:rPr>
+                <w:rFonts w:ascii="Times New Roman" w:hAnsi="Times New Roman" w:cs="Times New Roman"/>
+              </w:rPr>
+              <w:t>TIMESTAMP</w:t>
+            </w:r>
+          </w:p>
+        </w:tc>
+        <w:tc>
+          <w:tcPr>
+            <w:tcW w:w="0" w:type="auto"/>
+            <w:hideMark/>
+          </w:tcPr>
+          <w:p>
+            <w:pPr>
+              <w:spacing w:after="160" w:line="278" w:lineRule="auto"/>
+              <w:rPr>
+                <w:rFonts w:ascii="Times New Roman" w:hAnsi="Times New Roman" w:cs="Times New Roman"/>
+              </w:rPr>
+            </w:pPr>
+          </w:p>
+        </w:tc>
+        <w:tc>
+          <w:tcPr>
+            <w:tcW w:w="0" w:type="auto"/>
+            <w:hideMark/>
+          </w:tcPr>
+          <w:p>
+            <w:pPr>
+              <w:spacing w:after="160" w:line="278" w:lineRule="auto"/>
+              <w:rPr>
+                <w:rFonts w:ascii="Times New Roman" w:hAnsi="Times New Roman" w:cs="Times New Roman"/>
+              </w:rPr>
+            </w:pPr>
+            <w:r>
+              <w:rPr>
+                <w:rFonts w:ascii="Times New Roman" w:hAnsi="Times New Roman" w:cs="Times New Roman"/>
+              </w:rPr>
+              <w:t>Назначенное время посещения (устанавливается общим отделом)</w:t>
+            </w:r>
+          </w:p>
+        </w:tc>
+      </w:tr>
+    </w:tbl>
+    <w:p>
+      <w:pPr>
+        <w:rPr>
+          <w:rFonts w:ascii="Times New Roman" w:hAnsi="Times New Roman" w:cs="Times New Roman"/>
+          <w:b/>
+          <w:bCs/>
+        </w:rPr>
+      </w:pPr>
+      <w:r>
+        <w:rPr>
+          <w:rFonts w:ascii="Times New Roman" w:hAnsi="Times New Roman" w:cs="Times New Roman"/>
+          <w:b/>
+          <w:bCs/>
+        </w:rPr>
+        <w:t>Таблица «</w:t>
+      </w:r>
+      <w:proofErr w:type="spellStart"/>
+      <w:r>
+        <w:rPr>
+          <w:rFonts w:ascii="Times New Roman" w:hAnsi="Times New Roman" w:cs="Times New Roman"/>
+          <w:b/>
+          <w:bCs/>
+        </w:rPr>
+        <w:t>ПосетительЛичный</w:t>
+      </w:r>
+      <w:proofErr w:type="spellEnd"/>
+      <w:r>
+        <w:rPr>
+          <w:rFonts w:ascii="Times New Roman" w:hAnsi="Times New Roman" w:cs="Times New Roman"/>
+          <w:b/>
+          <w:bCs/>
+        </w:rPr>
+        <w:t>»</w:t>
+      </w:r>
+    </w:p>
+    <w:tbl>
+      <w:tblPr>
+        <w:tblStyle w:val="ac"/>
+        <w:tblW w:w="0" w:type="auto"/>
+        <w:tblLook w:val="04A0" w:firstRow="1" w:lastRow="0" w:firstColumn="1" w:lastColumn="0" w:noHBand="0" w:noVBand="1"/>
+      </w:tblPr>
+      <w:tblGrid>
+        <w:gridCol w:w="1880"/>
+        <w:gridCol w:w="1879"/>
+        <w:gridCol w:w="2860"/>
+        <w:gridCol w:w="2726"/>
+      </w:tblGrid>
+      <w:tr>
+        <w:tc>
+          <w:tcPr>
+            <w:tcW w:w="0" w:type="auto"/>
+            <w:hideMark/>
+          </w:tcPr>
+          <w:p>
+            <w:pPr>
+              <w:spacing w:after="160" w:line="278" w:lineRule="auto"/>
+              <w:rPr>
+                <w:rFonts w:ascii="Times New Roman" w:hAnsi="Times New Roman" w:cs="Times New Roman"/>
+              </w:rPr>
+            </w:pPr>
+            <w:r>
+              <w:rPr>
+                <w:rFonts w:ascii="Times New Roman" w:hAnsi="Times New Roman" w:cs="Times New Roman"/>
+              </w:rPr>
+              <w:t>Поле</w:t>
+            </w:r>
+          </w:p>
+        </w:tc>
+        <w:tc>
+          <w:tcPr>
+            <w:tcW w:w="0" w:type="auto"/>
+            <w:hideMark/>
+          </w:tcPr>
+          <w:p>
+            <w:pPr>
+              <w:spacing w:after="160" w:line="278" w:lineRule="auto"/>
+              <w:rPr>
+                <w:rFonts w:ascii="Times New Roman" w:hAnsi="Times New Roman" w:cs="Times New Roman"/>
+              </w:rPr>
+            </w:pPr>
+            <w:r>
+              <w:rPr>
+                <w:rFonts w:ascii="Times New Roman" w:hAnsi="Times New Roman" w:cs="Times New Roman"/>
+              </w:rPr>
+              <w:t>Тип данных</w:t>
+            </w:r>
+          </w:p>
+        </w:tc>
+        <w:tc>
+          <w:tcPr>
+            <w:tcW w:w="0" w:type="auto"/>
+            <w:hideMark/>
+          </w:tcPr>
+          <w:p>
+            <w:pPr>
+              <w:spacing w:after="160" w:line="278" w:lineRule="auto"/>
+              <w:rPr>
+                <w:rFonts w:ascii="Times New Roman" w:hAnsi="Times New Roman" w:cs="Times New Roman"/>
+              </w:rPr>
+            </w:pPr>
+            <w:r>
+              <w:rPr>
+                <w:rFonts w:ascii="Times New Roman" w:hAnsi="Times New Roman" w:cs="Times New Roman"/>
+              </w:rPr>
+              <w:t>Ограничения</w:t>
+            </w:r>
+          </w:p>
+        </w:tc>
+        <w:tc>
+          <w:tcPr>
+            <w:tcW w:w="0" w:type="auto"/>
+            <w:hideMark/>
+          </w:tcPr>
+          <w:p>
+            <w:pPr>
+              <w:spacing w:after="160" w:line="278" w:lineRule="auto"/>
+              <w:rPr>
+                <w:rFonts w:ascii="Times New Roman" w:hAnsi="Times New Roman" w:cs="Times New Roman"/>
+              </w:rPr>
+            </w:pPr>
+            <w:r>
+              <w:rPr>
+                <w:rFonts w:ascii="Times New Roman" w:hAnsi="Times New Roman" w:cs="Times New Roman"/>
+              </w:rPr>
+              <w:t>Описание</w:t>
+            </w:r>
+          </w:p>
+        </w:tc>
+      </w:tr>
+      <w:tr>
+        <w:tc>
+          <w:tcPr>
+            <w:tcW w:w="0" w:type="auto"/>
+            <w:hideMark/>
+          </w:tcPr>
+          <w:p>
+            <w:pPr>
+              <w:spacing w:after="160" w:line="278" w:lineRule="auto"/>
+              <w:rPr>
+                <w:rFonts w:ascii="Times New Roman" w:hAnsi="Times New Roman" w:cs="Times New Roman"/>
+              </w:rPr>
+            </w:pPr>
+            <w:proofErr w:type="spellStart"/>
+            <w:r>
+              <w:rPr>
+                <w:rFonts w:ascii="Times New Roman" w:hAnsi="Times New Roman" w:cs="Times New Roman"/>
+              </w:rPr>
+              <w:t>id</w:t>
+            </w:r>
+            <w:proofErr w:type="spellEnd"/>
+          </w:p>
+        </w:tc>
+        <w:tc>
+          <w:tcPr>
+            <w:tcW w:w="0" w:type="auto"/>
+            <w:hideMark/>
+          </w:tcPr>
+          <w:p>
+            <w:pPr>
+              <w:spacing w:after="160" w:line="278" w:lineRule="auto"/>
+              <w:rPr>
+                <w:rFonts w:ascii="Times New Roman" w:hAnsi="Times New Roman" w:cs="Times New Roman"/>
+              </w:rPr>
+            </w:pPr>
+            <w:r>
+              <w:rPr>
+                <w:rFonts w:ascii="Times New Roman" w:hAnsi="Times New Roman" w:cs="Times New Roman"/>
+              </w:rPr>
+              <w:t>SERIAL</w:t>
+            </w:r>
+          </w:p>
+        </w:tc>
+        <w:tc>
+          <w:tcPr>
+            <w:tcW w:w="0" w:type="auto"/>
+            <w:hideMark/>
+          </w:tcPr>
+          <w:p>
+            <w:pPr>
+              <w:spacing w:after="160" w:line="278" w:lineRule="auto"/>
+              <w:rPr>
+                <w:rFonts w:ascii="Times New Roman" w:hAnsi="Times New Roman" w:cs="Times New Roman"/>
+              </w:rPr>
+            </w:pPr>
+            <w:r>
+              <w:rPr>
+                <w:rFonts w:ascii="Times New Roman" w:hAnsi="Times New Roman" w:cs="Times New Roman"/>
+              </w:rPr>
+              <w:t>PRIMARY KEY</w:t>
+            </w:r>
+          </w:p>
+        </w:tc>
+        <w:tc>
+          <w:tcPr>
+            <w:tcW w:w="0" w:type="auto"/>
+            <w:hideMark/>
+          </w:tcPr>
+          <w:p>
+            <w:pPr>
+              <w:spacing w:after="160" w:line="278" w:lineRule="auto"/>
+              <w:rPr>
+                <w:rFonts w:ascii="Times New Roman" w:hAnsi="Times New Roman" w:cs="Times New Roman"/>
+              </w:rPr>
+            </w:pPr>
+            <w:r>
+              <w:rPr>
+                <w:rFonts w:ascii="Times New Roman" w:hAnsi="Times New Roman" w:cs="Times New Roman"/>
+              </w:rPr>
+              <w:t>Идентификатор посетителя</w:t>
+            </w:r>
+          </w:p>
+        </w:tc>
+      </w:tr>
+      <w:tr>
+        <w:tc>
+          <w:tcPr>
+            <w:tcW w:w="0" w:type="auto"/>
+            <w:hideMark/>
+          </w:tcPr>
+          <w:p>
+            <w:pPr>
+              <w:spacing w:after="160" w:line="278" w:lineRule="auto"/>
+              <w:rPr>
+                <w:rFonts w:ascii="Times New Roman" w:hAnsi="Times New Roman" w:cs="Times New Roman"/>
+              </w:rPr>
+            </w:pPr>
+            <w:proofErr w:type="spellStart"/>
+            <w:r>
+              <w:rPr>
+                <w:rFonts w:ascii="Times New Roman" w:hAnsi="Times New Roman" w:cs="Times New Roman"/>
+              </w:rPr>
+              <w:t>заявка_id</w:t>
+            </w:r>
+            <w:proofErr w:type="spellEnd"/>
+          </w:p>
+        </w:tc>
+        <w:tc>
+          <w:tcPr>
+            <w:tcW w:w="0" w:type="auto"/>
+            <w:hideMark/>
+          </w:tcPr>
+          <w:p>
+            <w:pPr>
+              <w:spacing w:after="160" w:line="278" w:lineRule="auto"/>
+              <w:rPr>
+                <w:rFonts w:ascii="Times New Roman" w:hAnsi="Times New Roman" w:cs="Times New Roman"/>
+              </w:rPr>
+            </w:pPr>
+            <w:r>
+              <w:rPr>
+                <w:rFonts w:ascii="Times New Roman" w:hAnsi="Times New Roman" w:cs="Times New Roman"/>
+              </w:rPr>
+              <w:t>INT</w:t>
+            </w:r>
+          </w:p>
+        </w:tc>
+        <w:tc>
+          <w:tcPr>
+            <w:tcW w:w="0" w:type="auto"/>
+            <w:hideMark/>
+          </w:tcPr>
+          <w:p>
+            <w:pPr>
+              <w:spacing w:after="160" w:line="278" w:lineRule="auto"/>
+              <w:rPr>
+                <w:rFonts w:ascii="Times New Roman" w:hAnsi="Times New Roman" w:cs="Times New Roman"/>
+                <w:lang w:val="en-US"/>
+              </w:rPr>
+            </w:pPr>
+            <w:r>
+              <w:rPr>
+                <w:rFonts w:ascii="Times New Roman" w:hAnsi="Times New Roman" w:cs="Times New Roman"/>
+                <w:lang w:val="en-US"/>
+              </w:rPr>
+              <w:t xml:space="preserve">FOREIGN KEY → </w:t>
+            </w:r>
+            <w:r>
+              <w:rPr>
+                <w:rFonts w:ascii="Times New Roman" w:hAnsi="Times New Roman" w:cs="Times New Roman"/>
+              </w:rPr>
+              <w:t>Заявка</w:t>
+            </w:r>
+            <w:r>
+              <w:rPr>
+                <w:rFonts w:ascii="Times New Roman" w:hAnsi="Times New Roman" w:cs="Times New Roman"/>
+                <w:lang w:val="en-US"/>
+              </w:rPr>
+              <w:t>(id), UNIQUE</w:t>
+            </w:r>
+          </w:p>
+        </w:tc>
+        <w:tc>
+          <w:tcPr>
+            <w:tcW w:w="0" w:type="auto"/>
+            <w:hideMark/>
+          </w:tcPr>
+          <w:p>
+            <w:pPr>
+              <w:spacing w:after="160" w:line="278" w:lineRule="auto"/>
+              <w:rPr>
+                <w:rFonts w:ascii="Times New Roman" w:hAnsi="Times New Roman" w:cs="Times New Roman"/>
+              </w:rPr>
+            </w:pPr>
+            <w:r>
+              <w:rPr>
+                <w:rFonts w:ascii="Times New Roman" w:hAnsi="Times New Roman" w:cs="Times New Roman"/>
+              </w:rPr>
+              <w:t>Связанная заявка (один к одному)</w:t>
+            </w:r>
+          </w:p>
+        </w:tc>
+      </w:tr>
+      <w:tr>
+        <w:tc>
+          <w:tcPr>
+            <w:tcW w:w="0" w:type="auto"/>
+            <w:hideMark/>
+          </w:tcPr>
+          <w:p>
+            <w:pPr>
+              <w:spacing w:after="160" w:line="278" w:lineRule="auto"/>
+              <w:rPr>
+                <w:rFonts w:ascii="Times New Roman" w:hAnsi="Times New Roman" w:cs="Times New Roman"/>
+              </w:rPr>
+            </w:pPr>
+            <w:r>
+              <w:rPr>
+                <w:rFonts w:ascii="Times New Roman" w:hAnsi="Times New Roman" w:cs="Times New Roman"/>
+              </w:rPr>
+              <w:t>фамилия</w:t>
+            </w:r>
+          </w:p>
+        </w:tc>
+        <w:tc>
+          <w:tcPr>
+            <w:tcW w:w="0" w:type="auto"/>
+            <w:hideMark/>
+          </w:tcPr>
+          <w:p>
+            <w:pPr>
+              <w:spacing w:after="160" w:line="278" w:lineRule="auto"/>
+              <w:rPr>
+                <w:rFonts w:ascii="Times New Roman" w:hAnsi="Times New Roman" w:cs="Times New Roman"/>
+              </w:rPr>
+            </w:pPr>
+            <w:proofErr w:type="gramStart"/>
+            <w:r>
+              <w:rPr>
+                <w:rFonts w:ascii="Times New Roman" w:hAnsi="Times New Roman" w:cs="Times New Roman"/>
+              </w:rPr>
+              <w:t>VARCHAR(</w:t>
+            </w:r>
+            <w:proofErr w:type="gramEnd"/>
+            <w:r>
+              <w:rPr>
+                <w:rFonts w:ascii="Times New Roman" w:hAnsi="Times New Roman" w:cs="Times New Roman"/>
+              </w:rPr>
+              <w:t>100)</w:t>
+            </w:r>
+          </w:p>
+        </w:tc>
+        <w:tc>
+          <w:tcPr>
+            <w:tcW w:w="0" w:type="auto"/>
+            <w:hideMark/>
+          </w:tcPr>
+          <w:p>
+            <w:pPr>
+              <w:spacing w:after="160" w:line="278" w:lineRule="auto"/>
+              <w:rPr>
+                <w:rFonts w:ascii="Times New Roman" w:hAnsi="Times New Roman" w:cs="Times New Roman"/>
+              </w:rPr>
+            </w:pPr>
+            <w:r>
+              <w:rPr>
+                <w:rFonts w:ascii="Times New Roman" w:hAnsi="Times New Roman" w:cs="Times New Roman"/>
+              </w:rPr>
+              <w:t>NOT NULL</w:t>
+            </w:r>
+          </w:p>
+        </w:tc>
+        <w:tc>
+          <w:tcPr>
+            <w:tcW w:w="0" w:type="auto"/>
+            <w:hideMark/>
+          </w:tcPr>
+          <w:p>
+            <w:pPr>
+              <w:spacing w:after="160" w:line="278" w:lineRule="auto"/>
+              <w:rPr>
+                <w:rFonts w:ascii="Times New Roman" w:hAnsi="Times New Roman" w:cs="Times New Roman"/>
+              </w:rPr>
+            </w:pPr>
+            <w:r>
+              <w:rPr>
+                <w:rFonts w:ascii="Times New Roman" w:hAnsi="Times New Roman" w:cs="Times New Roman"/>
+              </w:rPr>
+              <w:t>Фамилия</w:t>
+            </w:r>
+          </w:p>
+        </w:tc>
+      </w:tr>
+      <w:tr>
+        <w:tc>
+          <w:tcPr>
+            <w:tcW w:w="0" w:type="auto"/>
+            <w:hideMark/>
+          </w:tcPr>
+          <w:p>
+            <w:pPr>
+              <w:spacing w:after="160" w:line="278" w:lineRule="auto"/>
+              <w:rPr>
+                <w:rFonts w:ascii="Times New Roman" w:hAnsi="Times New Roman" w:cs="Times New Roman"/>
+              </w:rPr>
+            </w:pPr>
+            <w:r>
+              <w:rPr>
+                <w:rFonts w:ascii="Times New Roman" w:hAnsi="Times New Roman" w:cs="Times New Roman"/>
+              </w:rPr>
+              <w:t>имя</w:t>
+            </w:r>
+          </w:p>
+        </w:tc>
+        <w:tc>
+          <w:tcPr>
+            <w:tcW w:w="0" w:type="auto"/>
+            <w:hideMark/>
+          </w:tcPr>
+          <w:p>
+            <w:pPr>
+              <w:spacing w:after="160" w:line="278" w:lineRule="auto"/>
+              <w:rPr>
+                <w:rFonts w:ascii="Times New Roman" w:hAnsi="Times New Roman" w:cs="Times New Roman"/>
+              </w:rPr>
+            </w:pPr>
+            <w:proofErr w:type="gramStart"/>
+            <w:r>
+              <w:rPr>
+                <w:rFonts w:ascii="Times New Roman" w:hAnsi="Times New Roman" w:cs="Times New Roman"/>
+              </w:rPr>
+              <w:t>VARCHAR(</w:t>
+            </w:r>
+            <w:proofErr w:type="gramEnd"/>
+            <w:r>
+              <w:rPr>
+                <w:rFonts w:ascii="Times New Roman" w:hAnsi="Times New Roman" w:cs="Times New Roman"/>
+              </w:rPr>
+              <w:t>100)</w:t>
+            </w:r>
+          </w:p>
+        </w:tc>
+        <w:tc>
+          <w:tcPr>
+            <w:tcW w:w="0" w:type="auto"/>
+            <w:hideMark/>
+          </w:tcPr>
+          <w:p>
+            <w:pPr>
+              <w:spacing w:after="160" w:line="278" w:lineRule="auto"/>
+              <w:rPr>
+                <w:rFonts w:ascii="Times New Roman" w:hAnsi="Times New Roman" w:cs="Times New Roman"/>
+              </w:rPr>
+            </w:pPr>
+            <w:r>
+              <w:rPr>
+                <w:rFonts w:ascii="Times New Roman" w:hAnsi="Times New Roman" w:cs="Times New Roman"/>
+              </w:rPr>
+              <w:t>NOT NULL</w:t>
+            </w:r>
+          </w:p>
+        </w:tc>
+        <w:tc>
+          <w:tcPr>
+            <w:tcW w:w="0" w:type="auto"/>
+            <w:hideMark/>
+          </w:tcPr>
+          <w:p>
+            <w:pPr>
+              <w:spacing w:after="160" w:line="278" w:lineRule="auto"/>
+              <w:rPr>
+                <w:rFonts w:ascii="Times New Roman" w:hAnsi="Times New Roman" w:cs="Times New Roman"/>
+              </w:rPr>
+            </w:pPr>
+            <w:r>
+              <w:rPr>
+                <w:rFonts w:ascii="Times New Roman" w:hAnsi="Times New Roman" w:cs="Times New Roman"/>
+              </w:rPr>
+              <w:t>Имя</w:t>
+            </w:r>
+          </w:p>
+        </w:tc>
+      </w:tr>
+      <w:tr>
+        <w:tc>
+          <w:tcPr>
+            <w:tcW w:w="0" w:type="auto"/>
+            <w:hideMark/>
+          </w:tcPr>
+          <w:p>
+            <w:pPr>
+              <w:spacing w:after="160" w:line="278" w:lineRule="auto"/>
+              <w:rPr>
+                <w:rFonts w:ascii="Times New Roman" w:hAnsi="Times New Roman" w:cs="Times New Roman"/>
+              </w:rPr>
+            </w:pPr>
+            <w:r>
+              <w:rPr>
+                <w:rFonts w:ascii="Times New Roman" w:hAnsi="Times New Roman" w:cs="Times New Roman"/>
+              </w:rPr>
+              <w:t>отчество</w:t>
+            </w:r>
+          </w:p>
+        </w:tc>
+        <w:tc>
+          <w:tcPr>
+            <w:tcW w:w="0" w:type="auto"/>
+            <w:hideMark/>
+          </w:tcPr>
+          <w:p>
+            <w:pPr>
+              <w:spacing w:after="160" w:line="278" w:lineRule="auto"/>
+              <w:rPr>
+                <w:rFonts w:ascii="Times New Roman" w:hAnsi="Times New Roman" w:cs="Times New Roman"/>
+              </w:rPr>
+            </w:pPr>
+            <w:proofErr w:type="gramStart"/>
+            <w:r>
+              <w:rPr>
+                <w:rFonts w:ascii="Times New Roman" w:hAnsi="Times New Roman" w:cs="Times New Roman"/>
+              </w:rPr>
+              <w:t>VARCHAR(</w:t>
+            </w:r>
+            <w:proofErr w:type="gramEnd"/>
+            <w:r>
+              <w:rPr>
+                <w:rFonts w:ascii="Times New Roman" w:hAnsi="Times New Roman" w:cs="Times New Roman"/>
+              </w:rPr>
+              <w:t>100)</w:t>
+            </w:r>
+          </w:p>
+        </w:tc>
+        <w:tc>
+          <w:tcPr>
+            <w:tcW w:w="0" w:type="auto"/>
+            <w:hideMark/>
+          </w:tcPr>
+          <w:p>
+            <w:pPr>
+              <w:spacing w:after="160" w:line="278" w:lineRule="auto"/>
+              <w:rPr>
+                <w:rFonts w:ascii="Times New Roman" w:hAnsi="Times New Roman" w:cs="Times New Roman"/>
+              </w:rPr>
+            </w:pPr>
+          </w:p>
+        </w:tc>
+        <w:tc>
+          <w:tcPr>
+            <w:tcW w:w="0" w:type="auto"/>
+            <w:hideMark/>
+          </w:tcPr>
+          <w:p>
+            <w:pPr>
+              <w:spacing w:after="160" w:line="278" w:lineRule="auto"/>
+              <w:rPr>
+                <w:rFonts w:ascii="Times New Roman" w:hAnsi="Times New Roman" w:cs="Times New Roman"/>
+              </w:rPr>
+            </w:pPr>
+            <w:r>
+              <w:rPr>
+                <w:rFonts w:ascii="Times New Roman" w:hAnsi="Times New Roman" w:cs="Times New Roman"/>
+              </w:rPr>
+              <w:t>Отчество</w:t>
+            </w:r>
+          </w:p>
+        </w:tc>
+      </w:tr>
+      <w:tr>
+        <w:tc>
+          <w:tcPr>
+            <w:tcW w:w="0" w:type="auto"/>
+            <w:hideMark/>
+          </w:tcPr>
+          <w:p>
+            <w:pPr>
+              <w:spacing w:after="160" w:line="278" w:lineRule="auto"/>
+              <w:rPr>
+                <w:rFonts w:ascii="Times New Roman" w:hAnsi="Times New Roman" w:cs="Times New Roman"/>
+              </w:rPr>
+            </w:pPr>
+            <w:r>
+              <w:rPr>
+                <w:rFonts w:ascii="Times New Roman" w:hAnsi="Times New Roman" w:cs="Times New Roman"/>
+              </w:rPr>
+              <w:t>телефон</w:t>
+            </w:r>
+          </w:p>
+        </w:tc>
+        <w:tc>
+          <w:tcPr>
+            <w:tcW w:w="0" w:type="auto"/>
+            <w:hideMark/>
+          </w:tcPr>
+          <w:p>
+            <w:pPr>
+              <w:spacing w:after="160" w:line="278" w:lineRule="auto"/>
+              <w:rPr>
+                <w:rFonts w:ascii="Times New Roman" w:hAnsi="Times New Roman" w:cs="Times New Roman"/>
+              </w:rPr>
+            </w:pPr>
+            <w:proofErr w:type="gramStart"/>
+            <w:r>
+              <w:rPr>
+                <w:rFonts w:ascii="Times New Roman" w:hAnsi="Times New Roman" w:cs="Times New Roman"/>
+              </w:rPr>
+              <w:t>VARCHAR(</w:t>
+            </w:r>
+            <w:proofErr w:type="gramEnd"/>
+            <w:r>
+              <w:rPr>
+                <w:rFonts w:ascii="Times New Roman" w:hAnsi="Times New Roman" w:cs="Times New Roman"/>
+              </w:rPr>
+              <w:t>20)</w:t>
+            </w:r>
+          </w:p>
+        </w:tc>
+        <w:tc>
+          <w:tcPr>
+            <w:tcW w:w="0" w:type="auto"/>
+            <w:hideMark/>
+          </w:tcPr>
+          <w:p>
+            <w:pPr>
+              <w:spacing w:after="160" w:line="278" w:lineRule="auto"/>
+              <w:rPr>
+                <w:rFonts w:ascii="Times New Roman" w:hAnsi="Times New Roman" w:cs="Times New Roman"/>
+              </w:rPr>
+            </w:pPr>
+          </w:p>
+        </w:tc>
+        <w:tc>
+          <w:tcPr>
+            <w:tcW w:w="0" w:type="auto"/>
+            <w:hideMark/>
+          </w:tcPr>
+          <w:p>
+            <w:pPr>
+              <w:spacing w:after="160" w:line="278" w:lineRule="auto"/>
+              <w:rPr>
+                <w:rFonts w:ascii="Times New Roman" w:hAnsi="Times New Roman" w:cs="Times New Roman"/>
+              </w:rPr>
+            </w:pPr>
+            <w:r>
+              <w:rPr>
+                <w:rFonts w:ascii="Times New Roman" w:hAnsi="Times New Roman" w:cs="Times New Roman"/>
+              </w:rPr>
+              <w:t>Контактный телефон</w:t>
+            </w:r>
+          </w:p>
+        </w:tc>
+      </w:tr>
+      <w:tr>
+        <w:tc>
+          <w:tcPr>
+            <w:tcW w:w="0" w:type="auto"/>
+            <w:hideMark/>
+          </w:tcPr>
+          <w:p>
+            <w:pPr>
+              <w:spacing w:after="160" w:line="278" w:lineRule="auto"/>
+              <w:rPr>
+                <w:rFonts w:ascii="Times New Roman" w:hAnsi="Times New Roman" w:cs="Times New Roman"/>
+              </w:rPr>
+            </w:pPr>
+            <w:proofErr w:type="spellStart"/>
+            <w:r>
+              <w:rPr>
+                <w:rFonts w:ascii="Times New Roman" w:hAnsi="Times New Roman" w:cs="Times New Roman"/>
+              </w:rPr>
+              <w:t>email</w:t>
+            </w:r>
+            <w:proofErr w:type="spellEnd"/>
+          </w:p>
+        </w:tc>
+        <w:tc>
+          <w:tcPr>
+            <w:tcW w:w="0" w:type="auto"/>
+            <w:hideMark/>
+          </w:tcPr>
+          <w:p>
+            <w:pPr>
+              <w:spacing w:after="160" w:line="278" w:lineRule="auto"/>
+              <w:rPr>
+                <w:rFonts w:ascii="Times New Roman" w:hAnsi="Times New Roman" w:cs="Times New Roman"/>
+              </w:rPr>
+            </w:pPr>
+            <w:proofErr w:type="gramStart"/>
+            <w:r>
+              <w:rPr>
+                <w:rFonts w:ascii="Times New Roman" w:hAnsi="Times New Roman" w:cs="Times New Roman"/>
+              </w:rPr>
+              <w:t>VARCHAR(</w:t>
+            </w:r>
+            <w:proofErr w:type="gramEnd"/>
+            <w:r>
+              <w:rPr>
+                <w:rFonts w:ascii="Times New Roman" w:hAnsi="Times New Roman" w:cs="Times New Roman"/>
+              </w:rPr>
+              <w:t>255)</w:t>
+            </w:r>
+          </w:p>
+        </w:tc>
+        <w:tc>
+          <w:tcPr>
+            <w:tcW w:w="0" w:type="auto"/>
+            <w:hideMark/>
+          </w:tcPr>
+          <w:p>
+            <w:pPr>
+              <w:spacing w:after="160" w:line="278" w:lineRule="auto"/>
+              <w:rPr>
+                <w:rFonts w:ascii="Times New Roman" w:hAnsi="Times New Roman" w:cs="Times New Roman"/>
+              </w:rPr>
+            </w:pPr>
+            <w:r>
+              <w:rPr>
+                <w:rFonts w:ascii="Times New Roman" w:hAnsi="Times New Roman" w:cs="Times New Roman"/>
+              </w:rPr>
+              <w:t>NOT NULL</w:t>
+            </w:r>
+          </w:p>
+        </w:tc>
+        <w:tc>
+          <w:tcPr>
+            <w:tcW w:w="0" w:type="auto"/>
+            <w:hideMark/>
+          </w:tcPr>
+          <w:p>
+            <w:pPr>
+              <w:spacing w:after="160" w:line="278" w:lineRule="auto"/>
+              <w:rPr>
+                <w:rFonts w:ascii="Times New Roman" w:hAnsi="Times New Roman" w:cs="Times New Roman"/>
+              </w:rPr>
+            </w:pPr>
+            <w:r>
+              <w:rPr>
+                <w:rFonts w:ascii="Times New Roman" w:hAnsi="Times New Roman" w:cs="Times New Roman"/>
+              </w:rPr>
+              <w:t>Электронная почта</w:t>
+            </w:r>
+          </w:p>
+        </w:tc>
+      </w:tr>
+      <w:tr>
+        <w:tc>
+          <w:tcPr>
+            <w:tcW w:w="0" w:type="auto"/>
+            <w:hideMark/>
+          </w:tcPr>
+          <w:p>
+            <w:pPr>
+              <w:spacing w:after="160" w:line="278" w:lineRule="auto"/>
+              <w:rPr>
+                <w:rFonts w:ascii="Times New Roman" w:hAnsi="Times New Roman" w:cs="Times New Roman"/>
+              </w:rPr>
+            </w:pPr>
+            <w:r>
+              <w:rPr>
+                <w:rFonts w:ascii="Times New Roman" w:hAnsi="Times New Roman" w:cs="Times New Roman"/>
+              </w:rPr>
+              <w:t>организация</w:t>
+            </w:r>
+          </w:p>
+        </w:tc>
+        <w:tc>
+          <w:tcPr>
+            <w:tcW w:w="0" w:type="auto"/>
+            <w:hideMark/>
+          </w:tcPr>
+          <w:p>
+            <w:pPr>
+              <w:spacing w:after="160" w:line="278" w:lineRule="auto"/>
+              <w:rPr>
+                <w:rFonts w:ascii="Times New Roman" w:hAnsi="Times New Roman" w:cs="Times New Roman"/>
+              </w:rPr>
+            </w:pPr>
+            <w:proofErr w:type="gramStart"/>
+            <w:r>
+              <w:rPr>
+                <w:rFonts w:ascii="Times New Roman" w:hAnsi="Times New Roman" w:cs="Times New Roman"/>
+              </w:rPr>
+              <w:t>VARCHAR(</w:t>
+            </w:r>
+            <w:proofErr w:type="gramEnd"/>
+            <w:r>
+              <w:rPr>
+                <w:rFonts w:ascii="Times New Roman" w:hAnsi="Times New Roman" w:cs="Times New Roman"/>
+              </w:rPr>
+              <w:t>255)</w:t>
+            </w:r>
+          </w:p>
+        </w:tc>
+        <w:tc>
+          <w:tcPr>
+            <w:tcW w:w="0" w:type="auto"/>
+            <w:hideMark/>
+          </w:tcPr>
+          <w:p>
+            <w:pPr>
+              <w:spacing w:after="160" w:line="278" w:lineRule="auto"/>
+              <w:rPr>
+                <w:rFonts w:ascii="Times New Roman" w:hAnsi="Times New Roman" w:cs="Times New Roman"/>
+              </w:rPr>
+            </w:pPr>
+          </w:p>
+        </w:tc>
+        <w:tc>
+          <w:tcPr>
+            <w:tcW w:w="0" w:type="auto"/>
+            <w:hideMark/>
+          </w:tcPr>
+          <w:p>
+            <w:pPr>
+              <w:spacing w:after="160" w:line="278" w:lineRule="auto"/>
+              <w:rPr>
+                <w:rFonts w:ascii="Times New Roman" w:hAnsi="Times New Roman" w:cs="Times New Roman"/>
+              </w:rPr>
+            </w:pPr>
+            <w:r>
+              <w:rPr>
+                <w:rFonts w:ascii="Times New Roman" w:hAnsi="Times New Roman" w:cs="Times New Roman"/>
+              </w:rPr>
+              <w:t>Название организации</w:t>
+            </w:r>
+          </w:p>
+        </w:tc>
+      </w:tr>
+      <w:tr>
+        <w:tc>
+          <w:tcPr>
+            <w:tcW w:w="0" w:type="auto"/>
+            <w:hideMark/>
+          </w:tcPr>
+          <w:p>
+            <w:pPr>
+              <w:spacing w:after="160" w:line="278" w:lineRule="auto"/>
+              <w:rPr>
+                <w:rFonts w:ascii="Times New Roman" w:hAnsi="Times New Roman" w:cs="Times New Roman"/>
+              </w:rPr>
+            </w:pPr>
+            <w:r>
+              <w:rPr>
+                <w:rFonts w:ascii="Times New Roman" w:hAnsi="Times New Roman" w:cs="Times New Roman"/>
+              </w:rPr>
+              <w:t>примечание</w:t>
+            </w:r>
+          </w:p>
+        </w:tc>
+        <w:tc>
+          <w:tcPr>
+            <w:tcW w:w="0" w:type="auto"/>
+            <w:hideMark/>
+          </w:tcPr>
+          <w:p>
+            <w:pPr>
+              <w:spacing w:after="160" w:line="278" w:lineRule="auto"/>
+              <w:rPr>
+                <w:rFonts w:ascii="Times New Roman" w:hAnsi="Times New Roman" w:cs="Times New Roman"/>
+              </w:rPr>
+            </w:pPr>
+            <w:r>
+              <w:rPr>
+                <w:rFonts w:ascii="Times New Roman" w:hAnsi="Times New Roman" w:cs="Times New Roman"/>
+              </w:rPr>
+              <w:t>TEXT</w:t>
+            </w:r>
+          </w:p>
+        </w:tc>
+        <w:tc>
+          <w:tcPr>
+            <w:tcW w:w="0" w:type="auto"/>
+            <w:hideMark/>
+          </w:tcPr>
+          <w:p>
+            <w:pPr>
+              <w:spacing w:after="160" w:line="278" w:lineRule="auto"/>
+              <w:rPr>
+                <w:rFonts w:ascii="Times New Roman" w:hAnsi="Times New Roman" w:cs="Times New Roman"/>
+              </w:rPr>
+            </w:pPr>
+            <w:r>
+              <w:rPr>
+                <w:rFonts w:ascii="Times New Roman" w:hAnsi="Times New Roman" w:cs="Times New Roman"/>
+              </w:rPr>
+              <w:t>NOT NULL</w:t>
+            </w:r>
+          </w:p>
+        </w:tc>
+        <w:tc>
+          <w:tcPr>
+            <w:tcW w:w="0" w:type="auto"/>
+            <w:hideMark/>
+          </w:tcPr>
+          <w:p>
+            <w:pPr>
+              <w:spacing w:after="160" w:line="278" w:lineRule="auto"/>
+              <w:rPr>
+                <w:rFonts w:ascii="Times New Roman" w:hAnsi="Times New Roman" w:cs="Times New Roman"/>
+              </w:rPr>
+            </w:pPr>
+            <w:r>
+              <w:rPr>
+                <w:rFonts w:ascii="Times New Roman" w:hAnsi="Times New Roman" w:cs="Times New Roman"/>
+              </w:rPr>
+              <w:t>Примечание</w:t>
+            </w:r>
+          </w:p>
+        </w:tc>
+      </w:tr>
+      <w:tr>
+        <w:tc>
+          <w:tcPr>
+            <w:tcW w:w="0" w:type="auto"/>
+            <w:hideMark/>
+          </w:tcPr>
+          <w:p>
+            <w:pPr>
+              <w:spacing w:after="160" w:line="278" w:lineRule="auto"/>
+              <w:rPr>
+                <w:rFonts w:ascii="Times New Roman" w:hAnsi="Times New Roman" w:cs="Times New Roman"/>
+              </w:rPr>
+            </w:pPr>
+            <w:proofErr w:type="spellStart"/>
+            <w:r>
+              <w:rPr>
+                <w:rFonts w:ascii="Times New Roman" w:hAnsi="Times New Roman" w:cs="Times New Roman"/>
+              </w:rPr>
+              <w:t>дата_рождения</w:t>
+            </w:r>
+            <w:proofErr w:type="spellEnd"/>
+          </w:p>
+        </w:tc>
+        <w:tc>
+          <w:tcPr>
+            <w:tcW w:w="0" w:type="auto"/>
+            <w:hideMark/>
+          </w:tcPr>
+          <w:p>
+            <w:pPr>
+              <w:spacing w:after="160" w:line="278" w:lineRule="auto"/>
+              <w:rPr>
+                <w:rFonts w:ascii="Times New Roman" w:hAnsi="Times New Roman" w:cs="Times New Roman"/>
+              </w:rPr>
+            </w:pPr>
+            <w:r>
+              <w:rPr>
+                <w:rFonts w:ascii="Times New Roman" w:hAnsi="Times New Roman" w:cs="Times New Roman"/>
+              </w:rPr>
+              <w:t>DATE</w:t>
+            </w:r>
+          </w:p>
+        </w:tc>
+        <w:tc>
+          <w:tcPr>
+            <w:tcW w:w="0" w:type="auto"/>
+            <w:hideMark/>
+          </w:tcPr>
+          <w:p>
+            <w:pPr>
+              <w:spacing w:after="160" w:line="278" w:lineRule="auto"/>
+              <w:rPr>
+                <w:rFonts w:ascii="Times New Roman" w:hAnsi="Times New Roman" w:cs="Times New Roman"/>
+              </w:rPr>
+            </w:pPr>
+            <w:r>
+              <w:rPr>
+                <w:rFonts w:ascii="Times New Roman" w:hAnsi="Times New Roman" w:cs="Times New Roman"/>
+              </w:rPr>
+              <w:t>NOT NULL</w:t>
+            </w:r>
+          </w:p>
+        </w:tc>
+        <w:tc>
+          <w:tcPr>
+            <w:tcW w:w="0" w:type="auto"/>
+            <w:hideMark/>
+          </w:tcPr>
+          <w:p>
+            <w:pPr>
+              <w:spacing w:after="160" w:line="278" w:lineRule="auto"/>
+              <w:rPr>
+                <w:rFonts w:ascii="Times New Roman" w:hAnsi="Times New Roman" w:cs="Times New Roman"/>
+              </w:rPr>
+            </w:pPr>
+            <w:r>
+              <w:rPr>
+                <w:rFonts w:ascii="Times New Roman" w:hAnsi="Times New Roman" w:cs="Times New Roman"/>
+              </w:rPr>
+              <w:t>Дата рождения (возраст ≥ 16 лет)</w:t>
+            </w:r>
+          </w:p>
+        </w:tc>
+      </w:tr>
+      <w:tr>
+        <w:tc>
+          <w:tcPr>
+            <w:tcW w:w="0" w:type="auto"/>
+            <w:hideMark/>
+          </w:tcPr>
+          <w:p>
+            <w:pPr>
+              <w:spacing w:after="160" w:line="278" w:lineRule="auto"/>
+              <w:rPr>
+                <w:rFonts w:ascii="Times New Roman" w:hAnsi="Times New Roman" w:cs="Times New Roman"/>
+              </w:rPr>
+            </w:pPr>
+            <w:proofErr w:type="spellStart"/>
+            <w:r>
+              <w:rPr>
+                <w:rFonts w:ascii="Times New Roman" w:hAnsi="Times New Roman" w:cs="Times New Roman"/>
+              </w:rPr>
+              <w:t>серия_паспорта</w:t>
+            </w:r>
+            <w:proofErr w:type="spellEnd"/>
+          </w:p>
+        </w:tc>
+        <w:tc>
+          <w:tcPr>
+            <w:tcW w:w="0" w:type="auto"/>
+            <w:hideMark/>
+          </w:tcPr>
+          <w:p>
+            <w:pPr>
+              <w:spacing w:after="160" w:line="278" w:lineRule="auto"/>
+              <w:rPr>
+                <w:rFonts w:ascii="Times New Roman" w:hAnsi="Times New Roman" w:cs="Times New Roman"/>
+              </w:rPr>
+            </w:pPr>
+            <w:proofErr w:type="gramStart"/>
+            <w:r>
+              <w:rPr>
+                <w:rFonts w:ascii="Times New Roman" w:hAnsi="Times New Roman" w:cs="Times New Roman"/>
+              </w:rPr>
+              <w:t>CHAR(</w:t>
+            </w:r>
+            <w:proofErr w:type="gramEnd"/>
+            <w:r>
+              <w:rPr>
+                <w:rFonts w:ascii="Times New Roman" w:hAnsi="Times New Roman" w:cs="Times New Roman"/>
+              </w:rPr>
+              <w:t>4)</w:t>
+            </w:r>
+          </w:p>
+        </w:tc>
+        <w:tc>
+          <w:tcPr>
+            <w:tcW w:w="0" w:type="auto"/>
+            <w:hideMark/>
+          </w:tcPr>
+          <w:p>
+            <w:pPr>
+              <w:spacing w:after="160" w:line="278" w:lineRule="auto"/>
+              <w:rPr>
+                <w:rFonts w:ascii="Times New Roman" w:hAnsi="Times New Roman" w:cs="Times New Roman"/>
+              </w:rPr>
+            </w:pPr>
+            <w:r>
+              <w:rPr>
+                <w:rFonts w:ascii="Times New Roman" w:hAnsi="Times New Roman" w:cs="Times New Roman"/>
+              </w:rPr>
+              <w:t>NOT NULL</w:t>
+            </w:r>
+          </w:p>
+        </w:tc>
+        <w:tc>
+          <w:tcPr>
+            <w:tcW w:w="0" w:type="auto"/>
+            <w:hideMark/>
+          </w:tcPr>
+          <w:p>
+            <w:pPr>
+              <w:spacing w:after="160" w:line="278" w:lineRule="auto"/>
+              <w:rPr>
+                <w:rFonts w:ascii="Times New Roman" w:hAnsi="Times New Roman" w:cs="Times New Roman"/>
+              </w:rPr>
+            </w:pPr>
+            <w:r>
+              <w:rPr>
+                <w:rFonts w:ascii="Times New Roman" w:hAnsi="Times New Roman" w:cs="Times New Roman"/>
+              </w:rPr>
+              <w:t>4 цифры</w:t>
+            </w:r>
+          </w:p>
+        </w:tc>
+      </w:tr>
+      <w:tr>
+        <w:tc>
+          <w:tcPr>
+            <w:tcW w:w="0" w:type="auto"/>
+            <w:hideMark/>
+          </w:tcPr>
+          <w:p>
+            <w:pPr>
+              <w:spacing w:after="160" w:line="278" w:lineRule="auto"/>
+              <w:rPr>
+                <w:rFonts w:ascii="Times New Roman" w:hAnsi="Times New Roman" w:cs="Times New Roman"/>
+              </w:rPr>
+            </w:pPr>
+            <w:proofErr w:type="spellStart"/>
+            <w:r>
+              <w:rPr>
+                <w:rFonts w:ascii="Times New Roman" w:hAnsi="Times New Roman" w:cs="Times New Roman"/>
+              </w:rPr>
+              <w:t>номер_паспорта</w:t>
+            </w:r>
+            <w:proofErr w:type="spellEnd"/>
+          </w:p>
+        </w:tc>
+        <w:tc>
+          <w:tcPr>
+            <w:tcW w:w="0" w:type="auto"/>
+            <w:hideMark/>
+          </w:tcPr>
+          <w:p>
+            <w:pPr>
+              <w:spacing w:after="160" w:line="278" w:lineRule="auto"/>
+              <w:rPr>
+                <w:rFonts w:ascii="Times New Roman" w:hAnsi="Times New Roman" w:cs="Times New Roman"/>
+              </w:rPr>
+            </w:pPr>
+            <w:proofErr w:type="gramStart"/>
+            <w:r>
+              <w:rPr>
+                <w:rFonts w:ascii="Times New Roman" w:hAnsi="Times New Roman" w:cs="Times New Roman"/>
+              </w:rPr>
+              <w:t>CHAR(</w:t>
+            </w:r>
+            <w:proofErr w:type="gramEnd"/>
+            <w:r>
+              <w:rPr>
+                <w:rFonts w:ascii="Times New Roman" w:hAnsi="Times New Roman" w:cs="Times New Roman"/>
+              </w:rPr>
+              <w:t>6)</w:t>
+            </w:r>
+          </w:p>
+        </w:tc>
+        <w:tc>
+          <w:tcPr>
+            <w:tcW w:w="0" w:type="auto"/>
+            <w:hideMark/>
+          </w:tcPr>
+          <w:p>
+            <w:pPr>
+              <w:spacing w:after="160" w:line="278" w:lineRule="auto"/>
+              <w:rPr>
+                <w:rFonts w:ascii="Times New Roman" w:hAnsi="Times New Roman" w:cs="Times New Roman"/>
+              </w:rPr>
+            </w:pPr>
+            <w:r>
+              <w:rPr>
+                <w:rFonts w:ascii="Times New Roman" w:hAnsi="Times New Roman" w:cs="Times New Roman"/>
+              </w:rPr>
+              <w:t>NOT NULL</w:t>
+            </w:r>
+          </w:p>
+        </w:tc>
+        <w:tc>
+          <w:tcPr>
+            <w:tcW w:w="0" w:type="auto"/>
+            <w:hideMark/>
+          </w:tcPr>
+          <w:p>
+            <w:pPr>
+              <w:spacing w:after="160" w:line="278" w:lineRule="auto"/>
+              <w:rPr>
+                <w:rFonts w:ascii="Times New Roman" w:hAnsi="Times New Roman" w:cs="Times New Roman"/>
+              </w:rPr>
+            </w:pPr>
+            <w:r>
+              <w:rPr>
+                <w:rFonts w:ascii="Times New Roman" w:hAnsi="Times New Roman" w:cs="Times New Roman"/>
+              </w:rPr>
+              <w:t>6 цифр</w:t>
+            </w:r>
+          </w:p>
+        </w:tc>
+      </w:tr>
+      <w:tr>
+        <w:tc>
+          <w:tcPr>
+            <w:tcW w:w="0" w:type="auto"/>
+            <w:hideMark/>
+          </w:tcPr>
+          <w:p>
+            <w:pPr>
+              <w:spacing w:after="160" w:line="278" w:lineRule="auto"/>
+              <w:rPr>
+                <w:rFonts w:ascii="Times New Roman" w:hAnsi="Times New Roman" w:cs="Times New Roman"/>
+              </w:rPr>
+            </w:pPr>
+            <w:proofErr w:type="spellStart"/>
+            <w:r>
+              <w:rPr>
+                <w:rFonts w:ascii="Times New Roman" w:hAnsi="Times New Roman" w:cs="Times New Roman"/>
+              </w:rPr>
+              <w:t>путь_к_фото</w:t>
+            </w:r>
+            <w:proofErr w:type="spellEnd"/>
+          </w:p>
+        </w:tc>
+        <w:tc>
+          <w:tcPr>
+            <w:tcW w:w="0" w:type="auto"/>
+            <w:hideMark/>
+          </w:tcPr>
+          <w:p>
+            <w:pPr>
+              <w:spacing w:after="160" w:line="278" w:lineRule="auto"/>
+              <w:rPr>
+                <w:rFonts w:ascii="Times New Roman" w:hAnsi="Times New Roman" w:cs="Times New Roman"/>
+              </w:rPr>
+            </w:pPr>
+            <w:proofErr w:type="gramStart"/>
+            <w:r>
+              <w:rPr>
+                <w:rFonts w:ascii="Times New Roman" w:hAnsi="Times New Roman" w:cs="Times New Roman"/>
+              </w:rPr>
+              <w:t>VARCHAR(</w:t>
+            </w:r>
+            <w:proofErr w:type="gramEnd"/>
+            <w:r>
+              <w:rPr>
+                <w:rFonts w:ascii="Times New Roman" w:hAnsi="Times New Roman" w:cs="Times New Roman"/>
+              </w:rPr>
+              <w:t>500)</w:t>
+            </w:r>
+          </w:p>
+        </w:tc>
+        <w:tc>
+          <w:tcPr>
+            <w:tcW w:w="0" w:type="auto"/>
+            <w:hideMark/>
+          </w:tcPr>
+          <w:p>
+            <w:pPr>
+              <w:spacing w:after="160" w:line="278" w:lineRule="auto"/>
+              <w:rPr>
+                <w:rFonts w:ascii="Times New Roman" w:hAnsi="Times New Roman" w:cs="Times New Roman"/>
+              </w:rPr>
+            </w:pPr>
+          </w:p>
+        </w:tc>
+        <w:tc>
+          <w:tcPr>
+            <w:tcW w:w="0" w:type="auto"/>
+            <w:hideMark/>
+          </w:tcPr>
+          <w:p>
+            <w:pPr>
+              <w:spacing w:after="160" w:line="278" w:lineRule="auto"/>
+              <w:rPr>
+                <w:rFonts w:ascii="Times New Roman" w:hAnsi="Times New Roman" w:cs="Times New Roman"/>
+              </w:rPr>
+            </w:pPr>
+            <w:r>
+              <w:rPr>
+                <w:rFonts w:ascii="Times New Roman" w:hAnsi="Times New Roman" w:cs="Times New Roman"/>
+              </w:rPr>
+              <w:t>Путь к файлу фотографии</w:t>
+            </w:r>
+          </w:p>
+        </w:tc>
+      </w:tr>
+    </w:tbl>
+    <w:p>
+      <w:pPr>
+        <w:rPr>
+          <w:rFonts w:ascii="Times New Roman" w:hAnsi="Times New Roman" w:cs="Times New Roman"/>
+          <w:b/>
+          <w:bCs/>
+        </w:rPr>
+      </w:pPr>
+      <w:r>
+        <w:rPr>
+          <w:rFonts w:ascii="Times New Roman" w:hAnsi="Times New Roman" w:cs="Times New Roman"/>
+          <w:b/>
+          <w:bCs/>
+        </w:rPr>
+        <w:t>Таблица «</w:t>
+      </w:r>
+      <w:proofErr w:type="spellStart"/>
+      <w:r>
+        <w:rPr>
+          <w:rFonts w:ascii="Times New Roman" w:hAnsi="Times New Roman" w:cs="Times New Roman"/>
+          <w:b/>
+          <w:bCs/>
+        </w:rPr>
+        <w:t>ПосетительГрупповой</w:t>
+      </w:r>
+      <w:proofErr w:type="spellEnd"/>
+      <w:r>
+        <w:rPr>
+          <w:rFonts w:ascii="Times New Roman" w:hAnsi="Times New Roman" w:cs="Times New Roman"/>
+          <w:b/>
+          <w:bCs/>
+        </w:rPr>
+        <w:t>»</w:t>
+      </w:r>
+    </w:p>
+    <w:tbl>
+      <w:tblPr>
+        <w:tblStyle w:val="ac"/>
+        <w:tblW w:w="0" w:type="auto"/>
+        <w:tblLook w:val="04A0" w:firstRow="1" w:lastRow="0" w:firstColumn="1" w:lastColumn="0" w:noHBand="0" w:noVBand="1"/>
+      </w:tblPr>
+      <w:tblGrid>
+        <w:gridCol w:w="2161"/>
+        <w:gridCol w:w="1879"/>
+        <w:gridCol w:w="2445"/>
+        <w:gridCol w:w="2860"/>
+      </w:tblGrid>
+      <w:tr>
+        <w:tc>
+          <w:tcPr>
+            <w:tcW w:w="0" w:type="auto"/>
+            <w:hideMark/>
+          </w:tcPr>
+          <w:p>
+            <w:pPr>
+              <w:spacing w:after="160" w:line="278" w:lineRule="auto"/>
+              <w:rPr>
+                <w:rFonts w:ascii="Times New Roman" w:hAnsi="Times New Roman" w:cs="Times New Roman"/>
+              </w:rPr>
+            </w:pPr>
+            <w:r>
+              <w:rPr>
+                <w:rFonts w:ascii="Times New Roman" w:hAnsi="Times New Roman" w:cs="Times New Roman"/>
+              </w:rPr>
+              <w:t>Поле</w:t>
+            </w:r>
+          </w:p>
+        </w:tc>
+        <w:tc>
+          <w:tcPr>
+            <w:tcW w:w="0" w:type="auto"/>
+            <w:hideMark/>
+          </w:tcPr>
+          <w:p>
+            <w:pPr>
+              <w:spacing w:after="160" w:line="278" w:lineRule="auto"/>
+              <w:rPr>
+                <w:rFonts w:ascii="Times New Roman" w:hAnsi="Times New Roman" w:cs="Times New Roman"/>
+              </w:rPr>
+            </w:pPr>
+            <w:r>
+              <w:rPr>
+                <w:rFonts w:ascii="Times New Roman" w:hAnsi="Times New Roman" w:cs="Times New Roman"/>
+              </w:rPr>
+              <w:t>Тип данных</w:t>
+            </w:r>
+          </w:p>
+        </w:tc>
+        <w:tc>
+          <w:tcPr>
+            <w:tcW w:w="0" w:type="auto"/>
+            <w:hideMark/>
+          </w:tcPr>
+          <w:p>
+            <w:pPr>
+              <w:spacing w:after="160" w:line="278" w:lineRule="auto"/>
+              <w:rPr>
+                <w:rFonts w:ascii="Times New Roman" w:hAnsi="Times New Roman" w:cs="Times New Roman"/>
+              </w:rPr>
+            </w:pPr>
+            <w:r>
+              <w:rPr>
+                <w:rFonts w:ascii="Times New Roman" w:hAnsi="Times New Roman" w:cs="Times New Roman"/>
+              </w:rPr>
+              <w:t>Ограничения</w:t>
+            </w:r>
+          </w:p>
+        </w:tc>
+        <w:tc>
+          <w:tcPr>
+            <w:tcW w:w="0" w:type="auto"/>
+            <w:hideMark/>
+          </w:tcPr>
+          <w:p>
+            <w:pPr>
+              <w:spacing w:after="160" w:line="278" w:lineRule="auto"/>
+              <w:rPr>
+                <w:rFonts w:ascii="Times New Roman" w:hAnsi="Times New Roman" w:cs="Times New Roman"/>
+              </w:rPr>
+            </w:pPr>
+            <w:r>
+              <w:rPr>
+                <w:rFonts w:ascii="Times New Roman" w:hAnsi="Times New Roman" w:cs="Times New Roman"/>
+              </w:rPr>
+              <w:t>Описание</w:t>
+            </w:r>
+          </w:p>
+        </w:tc>
+      </w:tr>
+      <w:tr>
+        <w:tc>
+          <w:tcPr>
+            <w:tcW w:w="0" w:type="auto"/>
+            <w:hideMark/>
+          </w:tcPr>
+          <w:p>
+            <w:pPr>
+              <w:spacing w:after="160" w:line="278" w:lineRule="auto"/>
+              <w:rPr>
+                <w:rFonts w:ascii="Times New Roman" w:hAnsi="Times New Roman" w:cs="Times New Roman"/>
+              </w:rPr>
+            </w:pPr>
+            <w:proofErr w:type="spellStart"/>
+            <w:r>
+              <w:rPr>
+                <w:rFonts w:ascii="Times New Roman" w:hAnsi="Times New Roman" w:cs="Times New Roman"/>
+              </w:rPr>
+              <w:t>id</w:t>
+            </w:r>
+            <w:proofErr w:type="spellEnd"/>
+          </w:p>
+        </w:tc>
+        <w:tc>
+          <w:tcPr>
+            <w:tcW w:w="0" w:type="auto"/>
+            <w:hideMark/>
+          </w:tcPr>
+          <w:p>
+            <w:pPr>
+              <w:spacing w:after="160" w:line="278" w:lineRule="auto"/>
+              <w:rPr>
+                <w:rFonts w:ascii="Times New Roman" w:hAnsi="Times New Roman" w:cs="Times New Roman"/>
+              </w:rPr>
+            </w:pPr>
+            <w:r>
+              <w:rPr>
+                <w:rFonts w:ascii="Times New Roman" w:hAnsi="Times New Roman" w:cs="Times New Roman"/>
+              </w:rPr>
+              <w:t>SERIAL</w:t>
+            </w:r>
+          </w:p>
+        </w:tc>
+        <w:tc>
+          <w:tcPr>
+            <w:tcW w:w="0" w:type="auto"/>
+            <w:hideMark/>
+          </w:tcPr>
+          <w:p>
+            <w:pPr>
+              <w:spacing w:after="160" w:line="278" w:lineRule="auto"/>
+              <w:rPr>
+                <w:rFonts w:ascii="Times New Roman" w:hAnsi="Times New Roman" w:cs="Times New Roman"/>
+              </w:rPr>
+            </w:pPr>
+            <w:r>
+              <w:rPr>
+                <w:rFonts w:ascii="Times New Roman" w:hAnsi="Times New Roman" w:cs="Times New Roman"/>
+              </w:rPr>
+              <w:t>PRIMARY KEY</w:t>
+            </w:r>
+          </w:p>
+        </w:tc>
+        <w:tc>
+          <w:tcPr>
+            <w:tcW w:w="0" w:type="auto"/>
+            <w:hideMark/>
+          </w:tcPr>
+          <w:p>
+            <w:pPr>
+              <w:spacing w:after="160" w:line="278" w:lineRule="auto"/>
+              <w:rPr>
+                <w:rFonts w:ascii="Times New Roman" w:hAnsi="Times New Roman" w:cs="Times New Roman"/>
+              </w:rPr>
+            </w:pPr>
+            <w:r>
+              <w:rPr>
+                <w:rFonts w:ascii="Times New Roman" w:hAnsi="Times New Roman" w:cs="Times New Roman"/>
+              </w:rPr>
+              <w:t>Идентификатор участника группы</w:t>
+            </w:r>
+          </w:p>
+        </w:tc>
+      </w:tr>
+      <w:tr>
+        <w:tc>
+          <w:tcPr>
+            <w:tcW w:w="0" w:type="auto"/>
+            <w:hideMark/>
+          </w:tcPr>
+          <w:p>
+            <w:pPr>
+              <w:spacing w:after="160" w:line="278" w:lineRule="auto"/>
+              <w:rPr>
+                <w:rFonts w:ascii="Times New Roman" w:hAnsi="Times New Roman" w:cs="Times New Roman"/>
+              </w:rPr>
+            </w:pPr>
+            <w:proofErr w:type="spellStart"/>
+            <w:r>
+              <w:rPr>
+                <w:rFonts w:ascii="Times New Roman" w:hAnsi="Times New Roman" w:cs="Times New Roman"/>
+              </w:rPr>
+              <w:t>заявка_id</w:t>
+            </w:r>
+            <w:proofErr w:type="spellEnd"/>
+          </w:p>
+        </w:tc>
+        <w:tc>
+          <w:tcPr>
+            <w:tcW w:w="0" w:type="auto"/>
+            <w:hideMark/>
+          </w:tcPr>
+          <w:p>
+            <w:pPr>
+              <w:spacing w:after="160" w:line="278" w:lineRule="auto"/>
+              <w:rPr>
+                <w:rFonts w:ascii="Times New Roman" w:hAnsi="Times New Roman" w:cs="Times New Roman"/>
+              </w:rPr>
+            </w:pPr>
+            <w:r>
+              <w:rPr>
+                <w:rFonts w:ascii="Times New Roman" w:hAnsi="Times New Roman" w:cs="Times New Roman"/>
+              </w:rPr>
+              <w:t>INT</w:t>
+            </w:r>
+          </w:p>
+        </w:tc>
+        <w:tc>
+          <w:tcPr>
+            <w:tcW w:w="0" w:type="auto"/>
+            <w:hideMark/>
+          </w:tcPr>
+          <w:p>
+            <w:pPr>
+              <w:spacing w:after="160" w:line="278" w:lineRule="auto"/>
+              <w:rPr>
+                <w:rFonts w:ascii="Times New Roman" w:hAnsi="Times New Roman" w:cs="Times New Roman"/>
+              </w:rPr>
+            </w:pPr>
+            <w:r>
+              <w:rPr>
+                <w:rFonts w:ascii="Times New Roman" w:hAnsi="Times New Roman" w:cs="Times New Roman"/>
+              </w:rPr>
+              <w:t>FOREIGN KEY → Заявка(</w:t>
+            </w:r>
+            <w:proofErr w:type="spellStart"/>
+            <w:r>
+              <w:rPr>
+                <w:rFonts w:ascii="Times New Roman" w:hAnsi="Times New Roman" w:cs="Times New Roman"/>
+              </w:rPr>
+              <w:t>id</w:t>
+            </w:r>
+            <w:proofErr w:type="spellEnd"/>
+            <w:r>
+              <w:rPr>
+                <w:rFonts w:ascii="Times New Roman" w:hAnsi="Times New Roman" w:cs="Times New Roman"/>
+              </w:rPr>
+              <w:t>)</w:t>
+            </w:r>
+          </w:p>
+        </w:tc>
+        <w:tc>
+          <w:tcPr>
+            <w:tcW w:w="0" w:type="auto"/>
+            <w:hideMark/>
+          </w:tcPr>
+          <w:p>
+            <w:pPr>
+              <w:spacing w:after="160" w:line="278" w:lineRule="auto"/>
+              <w:rPr>
+                <w:rFonts w:ascii="Times New Roman" w:hAnsi="Times New Roman" w:cs="Times New Roman"/>
+              </w:rPr>
+            </w:pPr>
+            <w:r>
+              <w:rPr>
+                <w:rFonts w:ascii="Times New Roman" w:hAnsi="Times New Roman" w:cs="Times New Roman"/>
+              </w:rPr>
+              <w:t>Связанная заявка</w:t>
+            </w:r>
+          </w:p>
+        </w:tc>
+      </w:tr>
+      <w:tr>
+        <w:tc>
+          <w:tcPr>
+            <w:tcW w:w="0" w:type="auto"/>
+            <w:hideMark/>
+          </w:tcPr>
+          <w:p>
+            <w:pPr>
+              <w:spacing w:after="160" w:line="278" w:lineRule="auto"/>
+              <w:rPr>
+                <w:rFonts w:ascii="Times New Roman" w:hAnsi="Times New Roman" w:cs="Times New Roman"/>
+              </w:rPr>
+            </w:pPr>
+            <w:proofErr w:type="spellStart"/>
+            <w:r>
+              <w:rPr>
+                <w:rFonts w:ascii="Times New Roman" w:hAnsi="Times New Roman" w:cs="Times New Roman"/>
+              </w:rPr>
+              <w:t>номер_по_порядку</w:t>
+            </w:r>
+            <w:proofErr w:type="spellEnd"/>
+          </w:p>
+        </w:tc>
+        <w:tc>
+          <w:tcPr>
+            <w:tcW w:w="0" w:type="auto"/>
+            <w:hideMark/>
+          </w:tcPr>
+          <w:p>
+            <w:pPr>
+              <w:spacing w:after="160" w:line="278" w:lineRule="auto"/>
+              <w:rPr>
+                <w:rFonts w:ascii="Times New Roman" w:hAnsi="Times New Roman" w:cs="Times New Roman"/>
+              </w:rPr>
+            </w:pPr>
+            <w:r>
+              <w:rPr>
+                <w:rFonts w:ascii="Times New Roman" w:hAnsi="Times New Roman" w:cs="Times New Roman"/>
+              </w:rPr>
+              <w:t>INT</w:t>
+            </w:r>
+          </w:p>
+        </w:tc>
+        <w:tc>
+          <w:tcPr>
+            <w:tcW w:w="0" w:type="auto"/>
+            <w:hideMark/>
+          </w:tcPr>
+          <w:p>
+            <w:pPr>
+              <w:spacing w:after="160" w:line="278" w:lineRule="auto"/>
+              <w:rPr>
+                <w:rFonts w:ascii="Times New Roman" w:hAnsi="Times New Roman" w:cs="Times New Roman"/>
+              </w:rPr>
+            </w:pPr>
+            <w:r>
+              <w:rPr>
+                <w:rFonts w:ascii="Times New Roman" w:hAnsi="Times New Roman" w:cs="Times New Roman"/>
+              </w:rPr>
+              <w:t>NOT NULL</w:t>
+            </w:r>
+          </w:p>
+        </w:tc>
+        <w:tc>
+          <w:tcPr>
+            <w:tcW w:w="0" w:type="auto"/>
+            <w:hideMark/>
+          </w:tcPr>
+          <w:p>
+            <w:pPr>
+              <w:spacing w:after="160" w:line="278" w:lineRule="auto"/>
+              <w:rPr>
+                <w:rFonts w:ascii="Times New Roman" w:hAnsi="Times New Roman" w:cs="Times New Roman"/>
+              </w:rPr>
+            </w:pPr>
+            <w:r>
+              <w:rPr>
+                <w:rFonts w:ascii="Times New Roman" w:hAnsi="Times New Roman" w:cs="Times New Roman"/>
+              </w:rPr>
+              <w:t>Порядковый номер в группе</w:t>
+            </w:r>
+          </w:p>
+        </w:tc>
+      </w:tr>
+      <w:tr>
+        <w:tc>
+          <w:tcPr>
+            <w:tcW w:w="0" w:type="auto"/>
+            <w:hideMark/>
+          </w:tcPr>
+          <w:p>
+            <w:pPr>
+              <w:spacing w:after="160" w:line="278" w:lineRule="auto"/>
+              <w:rPr>
+                <w:rFonts w:ascii="Times New Roman" w:hAnsi="Times New Roman" w:cs="Times New Roman"/>
+              </w:rPr>
+            </w:pPr>
+            <w:r>
+              <w:rPr>
+                <w:rFonts w:ascii="Times New Roman" w:hAnsi="Times New Roman" w:cs="Times New Roman"/>
+              </w:rPr>
+              <w:t>фамилия</w:t>
+            </w:r>
+          </w:p>
+        </w:tc>
+        <w:tc>
+          <w:tcPr>
+            <w:tcW w:w="0" w:type="auto"/>
+            <w:hideMark/>
+          </w:tcPr>
+          <w:p>
+            <w:pPr>
+              <w:spacing w:after="160" w:line="278" w:lineRule="auto"/>
+              <w:rPr>
+                <w:rFonts w:ascii="Times New Roman" w:hAnsi="Times New Roman" w:cs="Times New Roman"/>
+              </w:rPr>
+            </w:pPr>
+            <w:proofErr w:type="gramStart"/>
+            <w:r>
+              <w:rPr>
+                <w:rFonts w:ascii="Times New Roman" w:hAnsi="Times New Roman" w:cs="Times New Roman"/>
+              </w:rPr>
+              <w:t>VARCHAR(</w:t>
+            </w:r>
+            <w:proofErr w:type="gramEnd"/>
+            <w:r>
+              <w:rPr>
+                <w:rFonts w:ascii="Times New Roman" w:hAnsi="Times New Roman" w:cs="Times New Roman"/>
+              </w:rPr>
+              <w:t>100)</w:t>
+            </w:r>
+          </w:p>
+        </w:tc>
+        <w:tc>
+          <w:tcPr>
+            <w:tcW w:w="0" w:type="auto"/>
+            <w:hideMark/>
+          </w:tcPr>
+          <w:p>
+            <w:pPr>
+              <w:spacing w:after="160" w:line="278" w:lineRule="auto"/>
+              <w:rPr>
+                <w:rFonts w:ascii="Times New Roman" w:hAnsi="Times New Roman" w:cs="Times New Roman"/>
+              </w:rPr>
+            </w:pPr>
+            <w:r>
+              <w:rPr>
+                <w:rFonts w:ascii="Times New Roman" w:hAnsi="Times New Roman" w:cs="Times New Roman"/>
+              </w:rPr>
+              <w:t>NOT NULL</w:t>
+            </w:r>
+          </w:p>
+        </w:tc>
+        <w:tc>
+          <w:tcPr>
+            <w:tcW w:w="0" w:type="auto"/>
+            <w:hideMark/>
+          </w:tcPr>
+          <w:p>
+            <w:pPr>
+              <w:spacing w:after="160" w:line="278" w:lineRule="auto"/>
+              <w:rPr>
+                <w:rFonts w:ascii="Times New Roman" w:hAnsi="Times New Roman" w:cs="Times New Roman"/>
+              </w:rPr>
+            </w:pPr>
+            <w:r>
+              <w:rPr>
+                <w:rFonts w:ascii="Times New Roman" w:hAnsi="Times New Roman" w:cs="Times New Roman"/>
+              </w:rPr>
+              <w:t>Фамилия</w:t>
+            </w:r>
+          </w:p>
+        </w:tc>
+      </w:tr>
+      <w:tr>
+        <w:tc>
+          <w:tcPr>
+            <w:tcW w:w="0" w:type="auto"/>
+            <w:hideMark/>
+          </w:tcPr>
+          <w:p>
+            <w:pPr>
+              <w:spacing w:after="160" w:line="278" w:lineRule="auto"/>
+              <w:rPr>
+                <w:rFonts w:ascii="Times New Roman" w:hAnsi="Times New Roman" w:cs="Times New Roman"/>
+              </w:rPr>
+            </w:pPr>
+            <w:r>
+              <w:rPr>
+                <w:rFonts w:ascii="Times New Roman" w:hAnsi="Times New Roman" w:cs="Times New Roman"/>
+              </w:rPr>
+              <w:t>имя</w:t>
+            </w:r>
+          </w:p>
+        </w:tc>
+        <w:tc>
+          <w:tcPr>
+            <w:tcW w:w="0" w:type="auto"/>
+            <w:hideMark/>
+          </w:tcPr>
+          <w:p>
+            <w:pPr>
+              <w:spacing w:after="160" w:line="278" w:lineRule="auto"/>
+              <w:rPr>
+                <w:rFonts w:ascii="Times New Roman" w:hAnsi="Times New Roman" w:cs="Times New Roman"/>
+              </w:rPr>
+            </w:pPr>
+            <w:proofErr w:type="gramStart"/>
+            <w:r>
+              <w:rPr>
+                <w:rFonts w:ascii="Times New Roman" w:hAnsi="Times New Roman" w:cs="Times New Roman"/>
+              </w:rPr>
+              <w:t>VARCHAR(</w:t>
+            </w:r>
+            <w:proofErr w:type="gramEnd"/>
+            <w:r>
+              <w:rPr>
+                <w:rFonts w:ascii="Times New Roman" w:hAnsi="Times New Roman" w:cs="Times New Roman"/>
+              </w:rPr>
+              <w:t>100)</w:t>
+            </w:r>
+          </w:p>
+        </w:tc>
+        <w:tc>
+          <w:tcPr>
+            <w:tcW w:w="0" w:type="auto"/>
+            <w:hideMark/>
+          </w:tcPr>
+          <w:p>
+            <w:pPr>
+              <w:spacing w:after="160" w:line="278" w:lineRule="auto"/>
+              <w:rPr>
+                <w:rFonts w:ascii="Times New Roman" w:hAnsi="Times New Roman" w:cs="Times New Roman"/>
+              </w:rPr>
+            </w:pPr>
+            <w:r>
+              <w:rPr>
+                <w:rFonts w:ascii="Times New Roman" w:hAnsi="Times New Roman" w:cs="Times New Roman"/>
+              </w:rPr>
+              <w:t>NOT NULL</w:t>
+            </w:r>
+          </w:p>
+        </w:tc>
+        <w:tc>
+          <w:tcPr>
+            <w:tcW w:w="0" w:type="auto"/>
+            <w:hideMark/>
+          </w:tcPr>
+          <w:p>
+            <w:pPr>
+              <w:spacing w:after="160" w:line="278" w:lineRule="auto"/>
+              <w:rPr>
+                <w:rFonts w:ascii="Times New Roman" w:hAnsi="Times New Roman" w:cs="Times New Roman"/>
+              </w:rPr>
+            </w:pPr>
+            <w:r>
+              <w:rPr>
+                <w:rFonts w:ascii="Times New Roman" w:hAnsi="Times New Roman" w:cs="Times New Roman"/>
+              </w:rPr>
+              <w:t>Имя</w:t>
+            </w:r>
+          </w:p>
+        </w:tc>
+      </w:tr>
+      <w:tr>
+        <w:tc>
+          <w:tcPr>
+            <w:tcW w:w="0" w:type="auto"/>
+            <w:hideMark/>
+          </w:tcPr>
+          <w:p>
+            <w:pPr>
+              <w:spacing w:after="160" w:line="278" w:lineRule="auto"/>
+              <w:rPr>
+                <w:rFonts w:ascii="Times New Roman" w:hAnsi="Times New Roman" w:cs="Times New Roman"/>
+              </w:rPr>
+            </w:pPr>
+            <w:r>
+              <w:rPr>
+                <w:rFonts w:ascii="Times New Roman" w:hAnsi="Times New Roman" w:cs="Times New Roman"/>
+              </w:rPr>
+              <w:t>отчество</w:t>
+            </w:r>
+          </w:p>
+        </w:tc>
+        <w:tc>
+          <w:tcPr>
+            <w:tcW w:w="0" w:type="auto"/>
+            <w:hideMark/>
+          </w:tcPr>
+          <w:p>
+            <w:pPr>
+              <w:spacing w:after="160" w:line="278" w:lineRule="auto"/>
+              <w:rPr>
+                <w:rFonts w:ascii="Times New Roman" w:hAnsi="Times New Roman" w:cs="Times New Roman"/>
+              </w:rPr>
+            </w:pPr>
+            <w:proofErr w:type="gramStart"/>
+            <w:r>
+              <w:rPr>
+                <w:rFonts w:ascii="Times New Roman" w:hAnsi="Times New Roman" w:cs="Times New Roman"/>
+              </w:rPr>
+              <w:t>VARCHAR(</w:t>
+            </w:r>
+            <w:proofErr w:type="gramEnd"/>
+            <w:r>
+              <w:rPr>
+                <w:rFonts w:ascii="Times New Roman" w:hAnsi="Times New Roman" w:cs="Times New Roman"/>
+              </w:rPr>
+              <w:t>100)</w:t>
+            </w:r>
+          </w:p>
+        </w:tc>
+        <w:tc>
+          <w:tcPr>
+            <w:tcW w:w="0" w:type="auto"/>
+            <w:hideMark/>
+          </w:tcPr>
+          <w:p>
+            <w:pPr>
+              <w:spacing w:after="160" w:line="278" w:lineRule="auto"/>
+              <w:rPr>
+                <w:rFonts w:ascii="Times New Roman" w:hAnsi="Times New Roman" w:cs="Times New Roman"/>
+              </w:rPr>
+            </w:pPr>
+          </w:p>
+        </w:tc>
+        <w:tc>
+          <w:tcPr>
+            <w:tcW w:w="0" w:type="auto"/>
+            <w:hideMark/>
+          </w:tcPr>
+          <w:p>
+            <w:pPr>
+              <w:spacing w:after="160" w:line="278" w:lineRule="auto"/>
+              <w:rPr>
+                <w:rFonts w:ascii="Times New Roman" w:hAnsi="Times New Roman" w:cs="Times New Roman"/>
+              </w:rPr>
+            </w:pPr>
+            <w:r>
+              <w:rPr>
+                <w:rFonts w:ascii="Times New Roman" w:hAnsi="Times New Roman" w:cs="Times New Roman"/>
+              </w:rPr>
+              <w:t>Отчество</w:t>
+            </w:r>
+          </w:p>
+        </w:tc>
+      </w:tr>
+      <w:tr>
+        <w:tc>
+          <w:tcPr>
+            <w:tcW w:w="0" w:type="auto"/>
+            <w:hideMark/>
+          </w:tcPr>
+          <w:p>
+            <w:pPr>
+              <w:spacing w:after="160" w:line="278" w:lineRule="auto"/>
+              <w:rPr>
+                <w:rFonts w:ascii="Times New Roman" w:hAnsi="Times New Roman" w:cs="Times New Roman"/>
+              </w:rPr>
+            </w:pPr>
+            <w:r>
+              <w:rPr>
+                <w:rFonts w:ascii="Times New Roman" w:hAnsi="Times New Roman" w:cs="Times New Roman"/>
+              </w:rPr>
+              <w:t>телефон</w:t>
+            </w:r>
+          </w:p>
+        </w:tc>
+        <w:tc>
+          <w:tcPr>
+            <w:tcW w:w="0" w:type="auto"/>
+            <w:hideMark/>
+          </w:tcPr>
+          <w:p>
+            <w:pPr>
+              <w:spacing w:after="160" w:line="278" w:lineRule="auto"/>
+              <w:rPr>
+                <w:rFonts w:ascii="Times New Roman" w:hAnsi="Times New Roman" w:cs="Times New Roman"/>
+              </w:rPr>
+            </w:pPr>
+            <w:proofErr w:type="gramStart"/>
+            <w:r>
+              <w:rPr>
+                <w:rFonts w:ascii="Times New Roman" w:hAnsi="Times New Roman" w:cs="Times New Roman"/>
+              </w:rPr>
+              <w:t>VARCHAR(</w:t>
+            </w:r>
+            <w:proofErr w:type="gramEnd"/>
+            <w:r>
+              <w:rPr>
+                <w:rFonts w:ascii="Times New Roman" w:hAnsi="Times New Roman" w:cs="Times New Roman"/>
+              </w:rPr>
+              <w:t>20)</w:t>
+            </w:r>
+          </w:p>
+        </w:tc>
+        <w:tc>
+          <w:tcPr>
+            <w:tcW w:w="0" w:type="auto"/>
+            <w:hideMark/>
+          </w:tcPr>
+          <w:p>
+            <w:pPr>
+              <w:spacing w:after="160" w:line="278" w:lineRule="auto"/>
+              <w:rPr>
+                <w:rFonts w:ascii="Times New Roman" w:hAnsi="Times New Roman" w:cs="Times New Roman"/>
+              </w:rPr>
+            </w:pPr>
+          </w:p>
+        </w:tc>
+        <w:tc>
+          <w:tcPr>
+            <w:tcW w:w="0" w:type="auto"/>
+            <w:hideMark/>
+          </w:tcPr>
+          <w:p>
+            <w:pPr>
+              <w:spacing w:after="160" w:line="278" w:lineRule="auto"/>
+              <w:rPr>
+                <w:rFonts w:ascii="Times New Roman" w:hAnsi="Times New Roman" w:cs="Times New Roman"/>
+              </w:rPr>
+            </w:pPr>
+            <w:r>
+              <w:rPr>
+                <w:rFonts w:ascii="Times New Roman" w:hAnsi="Times New Roman" w:cs="Times New Roman"/>
+              </w:rPr>
+              <w:t>Контактный телефон</w:t>
+            </w:r>
+          </w:p>
+        </w:tc>
+      </w:tr>
+      <w:tr>
+        <w:tc>
+          <w:tcPr>
+            <w:tcW w:w="0" w:type="auto"/>
+            <w:hideMark/>
+          </w:tcPr>
+          <w:p>
+            <w:pPr>
+              <w:spacing w:after="160" w:line="278" w:lineRule="auto"/>
+              <w:rPr>
+                <w:rFonts w:ascii="Times New Roman" w:hAnsi="Times New Roman" w:cs="Times New Roman"/>
+              </w:rPr>
+            </w:pPr>
+            <w:proofErr w:type="spellStart"/>
+            <w:r>
+              <w:rPr>
+                <w:rFonts w:ascii="Times New Roman" w:hAnsi="Times New Roman" w:cs="Times New Roman"/>
+              </w:rPr>
+              <w:t>email</w:t>
+            </w:r>
+            <w:proofErr w:type="spellEnd"/>
+          </w:p>
+        </w:tc>
+        <w:tc>
+          <w:tcPr>
+            <w:tcW w:w="0" w:type="auto"/>
+            <w:hideMark/>
+          </w:tcPr>
+          <w:p>
+            <w:pPr>
+              <w:spacing w:after="160" w:line="278" w:lineRule="auto"/>
+              <w:rPr>
+                <w:rFonts w:ascii="Times New Roman" w:hAnsi="Times New Roman" w:cs="Times New Roman"/>
+              </w:rPr>
+            </w:pPr>
+            <w:proofErr w:type="gramStart"/>
+            <w:r>
+              <w:rPr>
+                <w:rFonts w:ascii="Times New Roman" w:hAnsi="Times New Roman" w:cs="Times New Roman"/>
+              </w:rPr>
+              <w:t>VARCHAR(</w:t>
+            </w:r>
+            <w:proofErr w:type="gramEnd"/>
+            <w:r>
+              <w:rPr>
+                <w:rFonts w:ascii="Times New Roman" w:hAnsi="Times New Roman" w:cs="Times New Roman"/>
+              </w:rPr>
+              <w:t>255)</w:t>
+            </w:r>
+          </w:p>
+        </w:tc>
+        <w:tc>
+          <w:tcPr>
+            <w:tcW w:w="0" w:type="auto"/>
+            <w:hideMark/>
+          </w:tcPr>
+          <w:p>
+            <w:pPr>
+              <w:spacing w:after="160" w:line="278" w:lineRule="auto"/>
+              <w:rPr>
+                <w:rFonts w:ascii="Times New Roman" w:hAnsi="Times New Roman" w:cs="Times New Roman"/>
+              </w:rPr>
+            </w:pPr>
+            <w:r>
+              <w:rPr>
+                <w:rFonts w:ascii="Times New Roman" w:hAnsi="Times New Roman" w:cs="Times New Roman"/>
+              </w:rPr>
+              <w:t>NOT NULL</w:t>
+            </w:r>
+          </w:p>
+        </w:tc>
+        <w:tc>
+          <w:tcPr>
+            <w:tcW w:w="0" w:type="auto"/>
+            <w:hideMark/>
+          </w:tcPr>
+          <w:p>
+            <w:pPr>
+              <w:spacing w:after="160" w:line="278" w:lineRule="auto"/>
+              <w:rPr>
+                <w:rFonts w:ascii="Times New Roman" w:hAnsi="Times New Roman" w:cs="Times New Roman"/>
+              </w:rPr>
+            </w:pPr>
+            <w:r>
+              <w:rPr>
+                <w:rFonts w:ascii="Times New Roman" w:hAnsi="Times New Roman" w:cs="Times New Roman"/>
+              </w:rPr>
+              <w:t>Электронная почта</w:t>
+            </w:r>
+          </w:p>
+        </w:tc>
+      </w:tr>
+      <w:tr>
+        <w:tc>
+          <w:tcPr>
+            <w:tcW w:w="0" w:type="auto"/>
+            <w:hideMark/>
+          </w:tcPr>
+          <w:p>
+            <w:pPr>
+              <w:spacing w:after="160" w:line="278" w:lineRule="auto"/>
+              <w:rPr>
+                <w:rFonts w:ascii="Times New Roman" w:hAnsi="Times New Roman" w:cs="Times New Roman"/>
+              </w:rPr>
+            </w:pPr>
+            <w:r>
+              <w:rPr>
+                <w:rFonts w:ascii="Times New Roman" w:hAnsi="Times New Roman" w:cs="Times New Roman"/>
+              </w:rPr>
+              <w:t>организация</w:t>
+            </w:r>
+          </w:p>
+        </w:tc>
+        <w:tc>
+          <w:tcPr>
+            <w:tcW w:w="0" w:type="auto"/>
+            <w:hideMark/>
+          </w:tcPr>
+          <w:p>
+            <w:pPr>
+              <w:spacing w:after="160" w:line="278" w:lineRule="auto"/>
+              <w:rPr>
+                <w:rFonts w:ascii="Times New Roman" w:hAnsi="Times New Roman" w:cs="Times New Roman"/>
+              </w:rPr>
+            </w:pPr>
+            <w:proofErr w:type="gramStart"/>
+            <w:r>
+              <w:rPr>
+                <w:rFonts w:ascii="Times New Roman" w:hAnsi="Times New Roman" w:cs="Times New Roman"/>
+              </w:rPr>
+              <w:t>VARCHAR(</w:t>
+            </w:r>
+            <w:proofErr w:type="gramEnd"/>
+            <w:r>
+              <w:rPr>
+                <w:rFonts w:ascii="Times New Roman" w:hAnsi="Times New Roman" w:cs="Times New Roman"/>
+              </w:rPr>
+              <w:t>255)</w:t>
+            </w:r>
+          </w:p>
+        </w:tc>
+        <w:tc>
+          <w:tcPr>
+            <w:tcW w:w="0" w:type="auto"/>
+            <w:hideMark/>
+          </w:tcPr>
+          <w:p>
+            <w:pPr>
+              <w:spacing w:after="160" w:line="278" w:lineRule="auto"/>
+              <w:rPr>
+                <w:rFonts w:ascii="Times New Roman" w:hAnsi="Times New Roman" w:cs="Times New Roman"/>
+              </w:rPr>
+            </w:pPr>
+          </w:p>
+        </w:tc>
+        <w:tc>
+          <w:tcPr>
+            <w:tcW w:w="0" w:type="auto"/>
+            <w:hideMark/>
+          </w:tcPr>
+          <w:p>
+            <w:pPr>
+              <w:spacing w:after="160" w:line="278" w:lineRule="auto"/>
+              <w:rPr>
+                <w:rFonts w:ascii="Times New Roman" w:hAnsi="Times New Roman" w:cs="Times New Roman"/>
+              </w:rPr>
+            </w:pPr>
+            <w:r>
+              <w:rPr>
+                <w:rFonts w:ascii="Times New Roman" w:hAnsi="Times New Roman" w:cs="Times New Roman"/>
+              </w:rPr>
+              <w:t>Название организации</w:t>
+            </w:r>
+          </w:p>
+        </w:tc>
+      </w:tr>
+      <w:tr>
+        <w:tc>
+          <w:tcPr>
+            <w:tcW w:w="0" w:type="auto"/>
+            <w:hideMark/>
+          </w:tcPr>
+          <w:p>
+            <w:pPr>
+              <w:spacing w:after="160" w:line="278" w:lineRule="auto"/>
+              <w:rPr>
+                <w:rFonts w:ascii="Times New Roman" w:hAnsi="Times New Roman" w:cs="Times New Roman"/>
+              </w:rPr>
+            </w:pPr>
+            <w:r>
+              <w:rPr>
+                <w:rFonts w:ascii="Times New Roman" w:hAnsi="Times New Roman" w:cs="Times New Roman"/>
+              </w:rPr>
+              <w:t>примечание</w:t>
+            </w:r>
+          </w:p>
+        </w:tc>
+        <w:tc>
+          <w:tcPr>
+            <w:tcW w:w="0" w:type="auto"/>
+            <w:hideMark/>
+          </w:tcPr>
+          <w:p>
+            <w:pPr>
+              <w:spacing w:after="160" w:line="278" w:lineRule="auto"/>
+              <w:rPr>
+                <w:rFonts w:ascii="Times New Roman" w:hAnsi="Times New Roman" w:cs="Times New Roman"/>
+              </w:rPr>
+            </w:pPr>
+            <w:r>
+              <w:rPr>
+                <w:rFonts w:ascii="Times New Roman" w:hAnsi="Times New Roman" w:cs="Times New Roman"/>
+              </w:rPr>
+              <w:t>TEXT</w:t>
+            </w:r>
+          </w:p>
+        </w:tc>
+        <w:tc>
+          <w:tcPr>
+            <w:tcW w:w="0" w:type="auto"/>
+            <w:hideMark/>
+          </w:tcPr>
+          <w:p>
+            <w:pPr>
+              <w:spacing w:after="160" w:line="278" w:lineRule="auto"/>
+              <w:rPr>
+                <w:rFonts w:ascii="Times New Roman" w:hAnsi="Times New Roman" w:cs="Times New Roman"/>
+              </w:rPr>
+            </w:pPr>
+            <w:r>
+              <w:rPr>
+                <w:rFonts w:ascii="Times New Roman" w:hAnsi="Times New Roman" w:cs="Times New Roman"/>
+              </w:rPr>
+              <w:t>NOT NULL</w:t>
+            </w:r>
+          </w:p>
+        </w:tc>
+        <w:tc>
+          <w:tcPr>
+            <w:tcW w:w="0" w:type="auto"/>
+            <w:hideMark/>
+          </w:tcPr>
+          <w:p>
+            <w:pPr>
+              <w:spacing w:after="160" w:line="278" w:lineRule="auto"/>
+              <w:rPr>
+                <w:rFonts w:ascii="Times New Roman" w:hAnsi="Times New Roman" w:cs="Times New Roman"/>
+              </w:rPr>
+            </w:pPr>
+            <w:r>
+              <w:rPr>
+                <w:rFonts w:ascii="Times New Roman" w:hAnsi="Times New Roman" w:cs="Times New Roman"/>
+              </w:rPr>
+              <w:t>Примечание</w:t>
+            </w:r>
+          </w:p>
+        </w:tc>
+      </w:tr>
+      <w:tr>
+        <w:tc>
+          <w:tcPr>
+            <w:tcW w:w="0" w:type="auto"/>
+            <w:hideMark/>
+          </w:tcPr>
+          <w:p>
+            <w:pPr>
+              <w:spacing w:after="160" w:line="278" w:lineRule="auto"/>
+              <w:rPr>
+                <w:rFonts w:ascii="Times New Roman" w:hAnsi="Times New Roman" w:cs="Times New Roman"/>
+              </w:rPr>
+            </w:pPr>
+            <w:proofErr w:type="spellStart"/>
+            <w:r>
+              <w:rPr>
+                <w:rFonts w:ascii="Times New Roman" w:hAnsi="Times New Roman" w:cs="Times New Roman"/>
+              </w:rPr>
+              <w:t>дата_рождения</w:t>
+            </w:r>
+            <w:proofErr w:type="spellEnd"/>
+          </w:p>
+        </w:tc>
+        <w:tc>
+          <w:tcPr>
+            <w:tcW w:w="0" w:type="auto"/>
+            <w:hideMark/>
+          </w:tcPr>
+          <w:p>
+            <w:pPr>
+              <w:spacing w:after="160" w:line="278" w:lineRule="auto"/>
+              <w:rPr>
+                <w:rFonts w:ascii="Times New Roman" w:hAnsi="Times New Roman" w:cs="Times New Roman"/>
+              </w:rPr>
+            </w:pPr>
+            <w:r>
+              <w:rPr>
+                <w:rFonts w:ascii="Times New Roman" w:hAnsi="Times New Roman" w:cs="Times New Roman"/>
+              </w:rPr>
+              <w:t>DATE</w:t>
+            </w:r>
+          </w:p>
+        </w:tc>
+        <w:tc>
+          <w:tcPr>
+            <w:tcW w:w="0" w:type="auto"/>
+            <w:hideMark/>
+          </w:tcPr>
+          <w:p>
+            <w:pPr>
+              <w:spacing w:after="160" w:line="278" w:lineRule="auto"/>
+              <w:rPr>
+                <w:rFonts w:ascii="Times New Roman" w:hAnsi="Times New Roman" w:cs="Times New Roman"/>
+              </w:rPr>
+            </w:pPr>
+            <w:r>
+              <w:rPr>
+                <w:rFonts w:ascii="Times New Roman" w:hAnsi="Times New Roman" w:cs="Times New Roman"/>
+              </w:rPr>
+              <w:t>NOT NULL</w:t>
+            </w:r>
+          </w:p>
+        </w:tc>
+        <w:tc>
+          <w:tcPr>
+            <w:tcW w:w="0" w:type="auto"/>
+            <w:hideMark/>
+          </w:tcPr>
+          <w:p>
+            <w:pPr>
+              <w:spacing w:after="160" w:line="278" w:lineRule="auto"/>
+              <w:rPr>
+                <w:rFonts w:ascii="Times New Roman" w:hAnsi="Times New Roman" w:cs="Times New Roman"/>
+              </w:rPr>
+            </w:pPr>
+            <w:r>
+              <w:rPr>
+                <w:rFonts w:ascii="Times New Roman" w:hAnsi="Times New Roman" w:cs="Times New Roman"/>
+              </w:rPr>
+              <w:t>Дата рождения</w:t>
+            </w:r>
+          </w:p>
+        </w:tc>
+      </w:tr>
+      <w:tr>
+        <w:tc>
+          <w:tcPr>
+            <w:tcW w:w="0" w:type="auto"/>
+            <w:hideMark/>
+          </w:tcPr>
+          <w:p>
+            <w:pPr>
+              <w:spacing w:after="160" w:line="278" w:lineRule="auto"/>
+              <w:rPr>
+                <w:rFonts w:ascii="Times New Roman" w:hAnsi="Times New Roman" w:cs="Times New Roman"/>
+              </w:rPr>
+            </w:pPr>
+            <w:proofErr w:type="spellStart"/>
+            <w:r>
+              <w:rPr>
+                <w:rFonts w:ascii="Times New Roman" w:hAnsi="Times New Roman" w:cs="Times New Roman"/>
+              </w:rPr>
+              <w:t>серия_паспорта</w:t>
+            </w:r>
+            <w:proofErr w:type="spellEnd"/>
+          </w:p>
+        </w:tc>
+        <w:tc>
+          <w:tcPr>
+            <w:tcW w:w="0" w:type="auto"/>
+            <w:hideMark/>
+          </w:tcPr>
+          <w:p>
+            <w:pPr>
+              <w:spacing w:after="160" w:line="278" w:lineRule="auto"/>
+              <w:rPr>
+                <w:rFonts w:ascii="Times New Roman" w:hAnsi="Times New Roman" w:cs="Times New Roman"/>
+              </w:rPr>
+            </w:pPr>
+            <w:proofErr w:type="gramStart"/>
+            <w:r>
+              <w:rPr>
+                <w:rFonts w:ascii="Times New Roman" w:hAnsi="Times New Roman" w:cs="Times New Roman"/>
+              </w:rPr>
+              <w:t>CHAR(</w:t>
+            </w:r>
+            <w:proofErr w:type="gramEnd"/>
+            <w:r>
+              <w:rPr>
+                <w:rFonts w:ascii="Times New Roman" w:hAnsi="Times New Roman" w:cs="Times New Roman"/>
+              </w:rPr>
+              <w:t>4)</w:t>
+            </w:r>
+          </w:p>
+        </w:tc>
+        <w:tc>
+          <w:tcPr>
+            <w:tcW w:w="0" w:type="auto"/>
+            <w:hideMark/>
+          </w:tcPr>
+          <w:p>
+            <w:pPr>
+              <w:spacing w:after="160" w:line="278" w:lineRule="auto"/>
+              <w:rPr>
+                <w:rFonts w:ascii="Times New Roman" w:hAnsi="Times New Roman" w:cs="Times New Roman"/>
+              </w:rPr>
+            </w:pPr>
+            <w:r>
+              <w:rPr>
+                <w:rFonts w:ascii="Times New Roman" w:hAnsi="Times New Roman" w:cs="Times New Roman"/>
+              </w:rPr>
+              <w:t>NOT NULL</w:t>
+            </w:r>
+          </w:p>
+        </w:tc>
+        <w:tc>
+          <w:tcPr>
+            <w:tcW w:w="0" w:type="auto"/>
+            <w:hideMark/>
+          </w:tcPr>
+          <w:p>
+            <w:pPr>
+              <w:spacing w:after="160" w:line="278" w:lineRule="auto"/>
+              <w:rPr>
+                <w:rFonts w:ascii="Times New Roman" w:hAnsi="Times New Roman" w:cs="Times New Roman"/>
+              </w:rPr>
+            </w:pPr>
+            <w:r>
+              <w:rPr>
+                <w:rFonts w:ascii="Times New Roman" w:hAnsi="Times New Roman" w:cs="Times New Roman"/>
+              </w:rPr>
+              <w:t>4 цифры</w:t>
+            </w:r>
+          </w:p>
+        </w:tc>
+      </w:tr>
+      <w:tr>
+        <w:tc>
+          <w:tcPr>
+            <w:tcW w:w="0" w:type="auto"/>
+            <w:hideMark/>
+          </w:tcPr>
+          <w:p>
+            <w:pPr>
+              <w:spacing w:after="160" w:line="278" w:lineRule="auto"/>
+              <w:rPr>
+                <w:rFonts w:ascii="Times New Roman" w:hAnsi="Times New Roman" w:cs="Times New Roman"/>
+              </w:rPr>
+            </w:pPr>
+            <w:proofErr w:type="spellStart"/>
+            <w:r>
+              <w:rPr>
+                <w:rFonts w:ascii="Times New Roman" w:hAnsi="Times New Roman" w:cs="Times New Roman"/>
+              </w:rPr>
+              <w:t>номер_паспорта</w:t>
+            </w:r>
+            <w:proofErr w:type="spellEnd"/>
+          </w:p>
+        </w:tc>
+        <w:tc>
+          <w:tcPr>
+            <w:tcW w:w="0" w:type="auto"/>
+            <w:hideMark/>
+          </w:tcPr>
+          <w:p>
+            <w:pPr>
+              <w:spacing w:after="160" w:line="278" w:lineRule="auto"/>
+              <w:rPr>
+                <w:rFonts w:ascii="Times New Roman" w:hAnsi="Times New Roman" w:cs="Times New Roman"/>
+              </w:rPr>
+            </w:pPr>
+            <w:proofErr w:type="gramStart"/>
+            <w:r>
+              <w:rPr>
+                <w:rFonts w:ascii="Times New Roman" w:hAnsi="Times New Roman" w:cs="Times New Roman"/>
+              </w:rPr>
+              <w:t>CHAR(</w:t>
+            </w:r>
+            <w:proofErr w:type="gramEnd"/>
+            <w:r>
+              <w:rPr>
+                <w:rFonts w:ascii="Times New Roman" w:hAnsi="Times New Roman" w:cs="Times New Roman"/>
+              </w:rPr>
+              <w:t>6)</w:t>
+            </w:r>
+          </w:p>
+        </w:tc>
+        <w:tc>
+          <w:tcPr>
+            <w:tcW w:w="0" w:type="auto"/>
+            <w:hideMark/>
+          </w:tcPr>
+          <w:p>
+            <w:pPr>
+              <w:spacing w:after="160" w:line="278" w:lineRule="auto"/>
+              <w:rPr>
+                <w:rFonts w:ascii="Times New Roman" w:hAnsi="Times New Roman" w:cs="Times New Roman"/>
+              </w:rPr>
+            </w:pPr>
+            <w:r>
+              <w:rPr>
+                <w:rFonts w:ascii="Times New Roman" w:hAnsi="Times New Roman" w:cs="Times New Roman"/>
+              </w:rPr>
+              <w:t>NOT NULL</w:t>
+            </w:r>
+          </w:p>
+        </w:tc>
+        <w:tc>
+          <w:tcPr>
+            <w:tcW w:w="0" w:type="auto"/>
+            <w:hideMark/>
+          </w:tcPr>
+          <w:p>
+            <w:pPr>
+              <w:spacing w:after="160" w:line="278" w:lineRule="auto"/>
+              <w:rPr>
+                <w:rFonts w:ascii="Times New Roman" w:hAnsi="Times New Roman" w:cs="Times New Roman"/>
+              </w:rPr>
+            </w:pPr>
+            <w:r>
+              <w:rPr>
+                <w:rFonts w:ascii="Times New Roman" w:hAnsi="Times New Roman" w:cs="Times New Roman"/>
+              </w:rPr>
+              <w:t>6 цифр</w:t>
+            </w:r>
+          </w:p>
+        </w:tc>
+      </w:tr>
+      <w:tr>
+        <w:tc>
+          <w:tcPr>
+            <w:tcW w:w="0" w:type="auto"/>
+            <w:hideMark/>
+          </w:tcPr>
+          <w:p>
+            <w:pPr>
+              <w:spacing w:after="160" w:line="278" w:lineRule="auto"/>
+              <w:rPr>
+                <w:rFonts w:ascii="Times New Roman" w:hAnsi="Times New Roman" w:cs="Times New Roman"/>
+              </w:rPr>
+            </w:pPr>
+            <w:proofErr w:type="spellStart"/>
+            <w:r>
+              <w:rPr>
+                <w:rFonts w:ascii="Times New Roman" w:hAnsi="Times New Roman" w:cs="Times New Roman"/>
+              </w:rPr>
+              <w:t>путь_к_фото</w:t>
+            </w:r>
+            <w:proofErr w:type="spellEnd"/>
+          </w:p>
+        </w:tc>
+        <w:tc>
+          <w:tcPr>
+            <w:tcW w:w="0" w:type="auto"/>
+            <w:hideMark/>
+          </w:tcPr>
+          <w:p>
+            <w:pPr>
+              <w:spacing w:after="160" w:line="278" w:lineRule="auto"/>
+              <w:rPr>
+                <w:rFonts w:ascii="Times New Roman" w:hAnsi="Times New Roman" w:cs="Times New Roman"/>
+              </w:rPr>
+            </w:pPr>
+            <w:proofErr w:type="gramStart"/>
+            <w:r>
+              <w:rPr>
+                <w:rFonts w:ascii="Times New Roman" w:hAnsi="Times New Roman" w:cs="Times New Roman"/>
+              </w:rPr>
+              <w:t>VARCHAR(</w:t>
+            </w:r>
+            <w:proofErr w:type="gramEnd"/>
+            <w:r>
+              <w:rPr>
+                <w:rFonts w:ascii="Times New Roman" w:hAnsi="Times New Roman" w:cs="Times New Roman"/>
+              </w:rPr>
+              <w:t>500)</w:t>
+            </w:r>
+          </w:p>
+        </w:tc>
+        <w:tc>
+          <w:tcPr>
+            <w:tcW w:w="0" w:type="auto"/>
+            <w:hideMark/>
+          </w:tcPr>
+          <w:p>
+            <w:pPr>
+              <w:spacing w:after="160" w:line="278" w:lineRule="auto"/>
+              <w:rPr>
+                <w:rFonts w:ascii="Times New Roman" w:hAnsi="Times New Roman" w:cs="Times New Roman"/>
+              </w:rPr>
+            </w:pPr>
+          </w:p>
+        </w:tc>
+        <w:tc>
+          <w:tcPr>
+            <w:tcW w:w="0" w:type="auto"/>
+            <w:hideMark/>
+          </w:tcPr>
+          <w:p>
+            <w:pPr>
+              <w:spacing w:after="160" w:line="278" w:lineRule="auto"/>
+              <w:rPr>
+                <w:rFonts w:ascii="Times New Roman" w:hAnsi="Times New Roman" w:cs="Times New Roman"/>
+              </w:rPr>
+            </w:pPr>
+            <w:r>
+              <w:rPr>
+                <w:rFonts w:ascii="Times New Roman" w:hAnsi="Times New Roman" w:cs="Times New Roman"/>
+              </w:rPr>
+              <w:t>Путь к файлу фотографии</w:t>
+            </w:r>
+          </w:p>
+        </w:tc>
+      </w:tr>
+    </w:tbl>
+    <w:p>
+      <w:pPr>
+        <w:rPr>
+          <w:rFonts w:ascii="Times New Roman" w:hAnsi="Times New Roman" w:cs="Times New Roman"/>
+          <w:b/>
+          <w:bCs/>
+        </w:rPr>
+      </w:pPr>
+      <w:r>
+        <w:rPr>
+          <w:rFonts w:ascii="Times New Roman" w:hAnsi="Times New Roman" w:cs="Times New Roman"/>
+          <w:b/>
+          <w:bCs/>
+        </w:rPr>
+        <w:t>Таблица «Документ»</w:t>
+      </w:r>
+    </w:p>
+    <w:tbl>
+      <w:tblPr>
+        <w:tblStyle w:val="ac"/>
+        <w:tblW w:w="0" w:type="auto"/>
+        <w:tblLook w:val="04A0" w:firstRow="1" w:lastRow="0" w:firstColumn="1" w:lastColumn="0" w:noHBand="0" w:noVBand="1"/>
+      </w:tblPr>
+      <w:tblGrid>
+        <w:gridCol w:w="2840"/>
+        <w:gridCol w:w="1867"/>
+        <w:gridCol w:w="2831"/>
+        <w:gridCol w:w="1807"/>
+      </w:tblGrid>
+      <w:tr>
+        <w:tc>
+          <w:tcPr>
+            <w:tcW w:w="0" w:type="auto"/>
+            <w:hideMark/>
+          </w:tcPr>
+          <w:p>
+            <w:pPr>
+              <w:spacing w:after="160" w:line="278" w:lineRule="auto"/>
+              <w:rPr>
+                <w:rFonts w:ascii="Times New Roman" w:hAnsi="Times New Roman" w:cs="Times New Roman"/>
+              </w:rPr>
+            </w:pPr>
+            <w:r>
+              <w:rPr>
+                <w:rFonts w:ascii="Times New Roman" w:hAnsi="Times New Roman" w:cs="Times New Roman"/>
+              </w:rPr>
+              <w:t>Поле</w:t>
+            </w:r>
+          </w:p>
+        </w:tc>
+        <w:tc>
+          <w:tcPr>
+            <w:tcW w:w="0" w:type="auto"/>
+            <w:hideMark/>
+          </w:tcPr>
+          <w:p>
+            <w:pPr>
+              <w:spacing w:after="160" w:line="278" w:lineRule="auto"/>
+              <w:rPr>
+                <w:rFonts w:ascii="Times New Roman" w:hAnsi="Times New Roman" w:cs="Times New Roman"/>
+              </w:rPr>
+            </w:pPr>
+            <w:r>
+              <w:rPr>
+                <w:rFonts w:ascii="Times New Roman" w:hAnsi="Times New Roman" w:cs="Times New Roman"/>
+              </w:rPr>
+              <w:t>Тип данных</w:t>
+            </w:r>
+          </w:p>
+        </w:tc>
+        <w:tc>
+          <w:tcPr>
+            <w:tcW w:w="0" w:type="auto"/>
+            <w:hideMark/>
+          </w:tcPr>
+          <w:p>
+            <w:pPr>
+              <w:spacing w:after="160" w:line="278" w:lineRule="auto"/>
+              <w:rPr>
+                <w:rFonts w:ascii="Times New Roman" w:hAnsi="Times New Roman" w:cs="Times New Roman"/>
+              </w:rPr>
+            </w:pPr>
+            <w:r>
+              <w:rPr>
+                <w:rFonts w:ascii="Times New Roman" w:hAnsi="Times New Roman" w:cs="Times New Roman"/>
+              </w:rPr>
+              <w:t>Ограничения</w:t>
+            </w:r>
+          </w:p>
+        </w:tc>
+        <w:tc>
+          <w:tcPr>
+            <w:tcW w:w="0" w:type="auto"/>
+            <w:hideMark/>
+          </w:tcPr>
+          <w:p>
+            <w:pPr>
+              <w:spacing w:after="160" w:line="278" w:lineRule="auto"/>
+              <w:rPr>
+                <w:rFonts w:ascii="Times New Roman" w:hAnsi="Times New Roman" w:cs="Times New Roman"/>
+              </w:rPr>
+            </w:pPr>
+            <w:r>
+              <w:rPr>
+                <w:rFonts w:ascii="Times New Roman" w:hAnsi="Times New Roman" w:cs="Times New Roman"/>
+              </w:rPr>
+              <w:t>Описание</w:t>
+            </w:r>
+          </w:p>
+        </w:tc>
+      </w:tr>
+      <w:tr>
+        <w:tc>
+          <w:tcPr>
+            <w:tcW w:w="0" w:type="auto"/>
+            <w:hideMark/>
+          </w:tcPr>
+          <w:p>
+            <w:pPr>
+              <w:spacing w:after="160" w:line="278" w:lineRule="auto"/>
+              <w:rPr>
+                <w:rFonts w:ascii="Times New Roman" w:hAnsi="Times New Roman" w:cs="Times New Roman"/>
+              </w:rPr>
+            </w:pPr>
+            <w:proofErr w:type="spellStart"/>
+            <w:r>
+              <w:rPr>
+                <w:rFonts w:ascii="Times New Roman" w:hAnsi="Times New Roman" w:cs="Times New Roman"/>
+              </w:rPr>
+              <w:t>id</w:t>
+            </w:r>
+            <w:proofErr w:type="spellEnd"/>
+          </w:p>
+        </w:tc>
+        <w:tc>
+          <w:tcPr>
+            <w:tcW w:w="0" w:type="auto"/>
+            <w:hideMark/>
+          </w:tcPr>
+          <w:p>
+            <w:pPr>
+              <w:spacing w:after="160" w:line="278" w:lineRule="auto"/>
+              <w:rPr>
+                <w:rFonts w:ascii="Times New Roman" w:hAnsi="Times New Roman" w:cs="Times New Roman"/>
+              </w:rPr>
+            </w:pPr>
+            <w:r>
+              <w:rPr>
+                <w:rFonts w:ascii="Times New Roman" w:hAnsi="Times New Roman" w:cs="Times New Roman"/>
+              </w:rPr>
+              <w:t>SERIAL</w:t>
+            </w:r>
+          </w:p>
+        </w:tc>
+        <w:tc>
+          <w:tcPr>
+            <w:tcW w:w="0" w:type="auto"/>
+            <w:hideMark/>
+          </w:tcPr>
+          <w:p>
+            <w:pPr>
+              <w:spacing w:after="160" w:line="278" w:lineRule="auto"/>
+              <w:rPr>
+                <w:rFonts w:ascii="Times New Roman" w:hAnsi="Times New Roman" w:cs="Times New Roman"/>
+              </w:rPr>
+            </w:pPr>
+            <w:r>
+              <w:rPr>
+                <w:rFonts w:ascii="Times New Roman" w:hAnsi="Times New Roman" w:cs="Times New Roman"/>
+              </w:rPr>
+              <w:t>PRIMARY KEY</w:t>
+            </w:r>
+          </w:p>
+        </w:tc>
+        <w:tc>
+          <w:tcPr>
+            <w:tcW w:w="0" w:type="auto"/>
+            <w:hideMark/>
+          </w:tcPr>
+          <w:p>
+            <w:pPr>
+              <w:spacing w:after="160" w:line="278" w:lineRule="auto"/>
+              <w:rPr>
+                <w:rFonts w:ascii="Times New Roman" w:hAnsi="Times New Roman" w:cs="Times New Roman"/>
+              </w:rPr>
+            </w:pPr>
+            <w:r>
+              <w:rPr>
+                <w:rFonts w:ascii="Times New Roman" w:hAnsi="Times New Roman" w:cs="Times New Roman"/>
+              </w:rPr>
+              <w:t>Идентификатор документа</w:t>
+            </w:r>
+          </w:p>
+        </w:tc>
+      </w:tr>
+      <w:tr>
+        <w:tc>
+          <w:tcPr>
+            <w:tcW w:w="0" w:type="auto"/>
+            <w:hideMark/>
+          </w:tcPr>
+          <w:p>
+            <w:pPr>
+              <w:spacing w:after="160" w:line="278" w:lineRule="auto"/>
+              <w:rPr>
+                <w:rFonts w:ascii="Times New Roman" w:hAnsi="Times New Roman" w:cs="Times New Roman"/>
+              </w:rPr>
+            </w:pPr>
+            <w:proofErr w:type="spellStart"/>
+            <w:r>
+              <w:rPr>
+                <w:rFonts w:ascii="Times New Roman" w:hAnsi="Times New Roman" w:cs="Times New Roman"/>
+              </w:rPr>
+              <w:t>посетитель_личный_id</w:t>
+            </w:r>
+            <w:proofErr w:type="spellEnd"/>
+          </w:p>
+        </w:tc>
+        <w:tc>
+          <w:tcPr>
+            <w:tcW w:w="0" w:type="auto"/>
+            <w:hideMark/>
+          </w:tcPr>
+          <w:p>
+            <w:pPr>
+              <w:spacing w:after="160" w:line="278" w:lineRule="auto"/>
+              <w:rPr>
+                <w:rFonts w:ascii="Times New Roman" w:hAnsi="Times New Roman" w:cs="Times New Roman"/>
+              </w:rPr>
+            </w:pPr>
+            <w:r>
+              <w:rPr>
+                <w:rFonts w:ascii="Times New Roman" w:hAnsi="Times New Roman" w:cs="Times New Roman"/>
+              </w:rPr>
+              <w:t>INT</w:t>
+            </w:r>
+          </w:p>
+        </w:tc>
+        <w:tc>
+          <w:tcPr>
+            <w:tcW w:w="0" w:type="auto"/>
+            <w:hideMark/>
+          </w:tcPr>
+          <w:p>
+            <w:pPr>
+              <w:spacing w:after="160" w:line="278" w:lineRule="auto"/>
+              <w:rPr>
+                <w:rFonts w:ascii="Times New Roman" w:hAnsi="Times New Roman" w:cs="Times New Roman"/>
+              </w:rPr>
+            </w:pPr>
+            <w:r>
+              <w:rPr>
+                <w:rFonts w:ascii="Times New Roman" w:hAnsi="Times New Roman" w:cs="Times New Roman"/>
+              </w:rPr>
+              <w:t xml:space="preserve">FOREIGN KEY → </w:t>
+            </w:r>
+            <w:proofErr w:type="spellStart"/>
+            <w:r>
+              <w:rPr>
+                <w:rFonts w:ascii="Times New Roman" w:hAnsi="Times New Roman" w:cs="Times New Roman"/>
+              </w:rPr>
+              <w:t>ПосетительЛичный</w:t>
+            </w:r>
+            <w:proofErr w:type="spellEnd"/>
+            <w:r>
+              <w:rPr>
+                <w:rFonts w:ascii="Times New Roman" w:hAnsi="Times New Roman" w:cs="Times New Roman"/>
+              </w:rPr>
+              <w:t>(</w:t>
+            </w:r>
+            <w:proofErr w:type="spellStart"/>
+            <w:r>
+              <w:rPr>
+                <w:rFonts w:ascii="Times New Roman" w:hAnsi="Times New Roman" w:cs="Times New Roman"/>
+              </w:rPr>
+              <w:t>id</w:t>
+            </w:r>
+            <w:proofErr w:type="spellEnd"/>
+            <w:r>
+              <w:rPr>
+                <w:rFonts w:ascii="Times New Roman" w:hAnsi="Times New Roman" w:cs="Times New Roman"/>
+              </w:rPr>
+              <w:t>)</w:t>
+            </w:r>
+          </w:p>
+        </w:tc>
+        <w:tc>
+          <w:tcPr>
+            <w:tcW w:w="0" w:type="auto"/>
+            <w:hideMark/>
+          </w:tcPr>
+          <w:p>
+            <w:pPr>
+              <w:spacing w:after="160" w:line="278" w:lineRule="auto"/>
+              <w:rPr>
+                <w:rFonts w:ascii="Times New Roman" w:hAnsi="Times New Roman" w:cs="Times New Roman"/>
+              </w:rPr>
+            </w:pPr>
+            <w:r>
+              <w:rPr>
+                <w:rFonts w:ascii="Times New Roman" w:hAnsi="Times New Roman" w:cs="Times New Roman"/>
+              </w:rPr>
+              <w:t>Связь с личным посетителем</w:t>
+            </w:r>
+          </w:p>
+        </w:tc>
+      </w:tr>
+      <w:tr>
+        <w:tc>
+          <w:tcPr>
+            <w:tcW w:w="0" w:type="auto"/>
+            <w:hideMark/>
+          </w:tcPr>
+          <w:p>
+            <w:pPr>
+              <w:spacing w:after="160" w:line="278" w:lineRule="auto"/>
+              <w:rPr>
+                <w:rFonts w:ascii="Times New Roman" w:hAnsi="Times New Roman" w:cs="Times New Roman"/>
+              </w:rPr>
+            </w:pPr>
+            <w:proofErr w:type="spellStart"/>
+            <w:r>
+              <w:rPr>
+                <w:rFonts w:ascii="Times New Roman" w:hAnsi="Times New Roman" w:cs="Times New Roman"/>
+              </w:rPr>
+              <w:t>посетитель_групповой_id</w:t>
+            </w:r>
+            <w:proofErr w:type="spellEnd"/>
+          </w:p>
+        </w:tc>
+        <w:tc>
+          <w:tcPr>
+            <w:tcW w:w="0" w:type="auto"/>
+            <w:hideMark/>
+          </w:tcPr>
+          <w:p>
+            <w:pPr>
+              <w:spacing w:after="160" w:line="278" w:lineRule="auto"/>
+              <w:rPr>
+                <w:rFonts w:ascii="Times New Roman" w:hAnsi="Times New Roman" w:cs="Times New Roman"/>
+              </w:rPr>
+            </w:pPr>
+            <w:r>
+              <w:rPr>
+                <w:rFonts w:ascii="Times New Roman" w:hAnsi="Times New Roman" w:cs="Times New Roman"/>
+              </w:rPr>
+              <w:t>INT</w:t>
+            </w:r>
+          </w:p>
+        </w:tc>
+        <w:tc>
+          <w:tcPr>
+            <w:tcW w:w="0" w:type="auto"/>
+            <w:hideMark/>
+          </w:tcPr>
+          <w:p>
+            <w:pPr>
+              <w:spacing w:after="160" w:line="278" w:lineRule="auto"/>
+              <w:rPr>
+                <w:rFonts w:ascii="Times New Roman" w:hAnsi="Times New Roman" w:cs="Times New Roman"/>
+              </w:rPr>
+            </w:pPr>
+            <w:r>
+              <w:rPr>
+                <w:rFonts w:ascii="Times New Roman" w:hAnsi="Times New Roman" w:cs="Times New Roman"/>
+              </w:rPr>
+              <w:t xml:space="preserve">FOREIGN KEY → </w:t>
+            </w:r>
+            <w:proofErr w:type="spellStart"/>
+            <w:r>
+              <w:rPr>
+                <w:rFonts w:ascii="Times New Roman" w:hAnsi="Times New Roman" w:cs="Times New Roman"/>
+              </w:rPr>
+              <w:t>ПосетительГрупповой</w:t>
+            </w:r>
+            <w:proofErr w:type="spellEnd"/>
+            <w:r>
+              <w:rPr>
+                <w:rFonts w:ascii="Times New Roman" w:hAnsi="Times New Roman" w:cs="Times New Roman"/>
+              </w:rPr>
+              <w:t>(</w:t>
+            </w:r>
+            <w:proofErr w:type="spellStart"/>
+            <w:r>
+              <w:rPr>
+                <w:rFonts w:ascii="Times New Roman" w:hAnsi="Times New Roman" w:cs="Times New Roman"/>
+              </w:rPr>
+              <w:t>id</w:t>
+            </w:r>
+            <w:proofErr w:type="spellEnd"/>
+            <w:r>
+              <w:rPr>
+                <w:rFonts w:ascii="Times New Roman" w:hAnsi="Times New Roman" w:cs="Times New Roman"/>
+              </w:rPr>
+              <w:t>)</w:t>
+            </w:r>
+          </w:p>
+        </w:tc>
+        <w:tc>
+          <w:tcPr>
+            <w:tcW w:w="0" w:type="auto"/>
+            <w:hideMark/>
+          </w:tcPr>
+          <w:p>
+            <w:pPr>
+              <w:spacing w:after="160" w:line="278" w:lineRule="auto"/>
+              <w:rPr>
+                <w:rFonts w:ascii="Times New Roman" w:hAnsi="Times New Roman" w:cs="Times New Roman"/>
+              </w:rPr>
+            </w:pPr>
+            <w:r>
+              <w:rPr>
+                <w:rFonts w:ascii="Times New Roman" w:hAnsi="Times New Roman" w:cs="Times New Roman"/>
+              </w:rPr>
+              <w:t>Связь с групповым посетителем</w:t>
+            </w:r>
+          </w:p>
+        </w:tc>
+      </w:tr>
+      <w:tr>
+        <w:tc>
+          <w:tcPr>
+            <w:tcW w:w="0" w:type="auto"/>
+            <w:hideMark/>
+          </w:tcPr>
+          <w:p>
+            <w:pPr>
+              <w:spacing w:after="160" w:line="278" w:lineRule="auto"/>
+              <w:rPr>
+                <w:rFonts w:ascii="Times New Roman" w:hAnsi="Times New Roman" w:cs="Times New Roman"/>
+              </w:rPr>
+            </w:pPr>
+            <w:proofErr w:type="spellStart"/>
+            <w:r>
+              <w:rPr>
+                <w:rFonts w:ascii="Times New Roman" w:hAnsi="Times New Roman" w:cs="Times New Roman"/>
+              </w:rPr>
+              <w:t>тип_документа</w:t>
+            </w:r>
+            <w:proofErr w:type="spellEnd"/>
+          </w:p>
+        </w:tc>
+        <w:tc>
+          <w:tcPr>
+            <w:tcW w:w="0" w:type="auto"/>
+            <w:hideMark/>
+          </w:tcPr>
+          <w:p>
+            <w:pPr>
+              <w:spacing w:after="160" w:line="278" w:lineRule="auto"/>
+              <w:rPr>
+                <w:rFonts w:ascii="Times New Roman" w:hAnsi="Times New Roman" w:cs="Times New Roman"/>
+              </w:rPr>
+            </w:pPr>
+            <w:proofErr w:type="gramStart"/>
+            <w:r>
+              <w:rPr>
+                <w:rFonts w:ascii="Times New Roman" w:hAnsi="Times New Roman" w:cs="Times New Roman"/>
+              </w:rPr>
+              <w:t>VARCHAR(</w:t>
+            </w:r>
+            <w:proofErr w:type="gramEnd"/>
+            <w:r>
+              <w:rPr>
+                <w:rFonts w:ascii="Times New Roman" w:hAnsi="Times New Roman" w:cs="Times New Roman"/>
+              </w:rPr>
+              <w:t>20)</w:t>
+            </w:r>
+          </w:p>
+        </w:tc>
+        <w:tc>
+          <w:tcPr>
+            <w:tcW w:w="0" w:type="auto"/>
+            <w:hideMark/>
+          </w:tcPr>
+          <w:p>
+            <w:pPr>
+              <w:spacing w:after="160" w:line="278" w:lineRule="auto"/>
+              <w:rPr>
+                <w:rFonts w:ascii="Times New Roman" w:hAnsi="Times New Roman" w:cs="Times New Roman"/>
+              </w:rPr>
+            </w:pPr>
+            <w:r>
+              <w:rPr>
+                <w:rFonts w:ascii="Times New Roman" w:hAnsi="Times New Roman" w:cs="Times New Roman"/>
+              </w:rPr>
+              <w:t>NOT NULL, CHECK (</w:t>
+            </w:r>
+            <w:proofErr w:type="spellStart"/>
+            <w:r>
+              <w:rPr>
+                <w:rFonts w:ascii="Times New Roman" w:hAnsi="Times New Roman" w:cs="Times New Roman"/>
+              </w:rPr>
+              <w:t>скан_паспорта</w:t>
+            </w:r>
+            <w:proofErr w:type="spellEnd"/>
+            <w:r>
+              <w:rPr>
+                <w:rFonts w:ascii="Times New Roman" w:hAnsi="Times New Roman" w:cs="Times New Roman"/>
+              </w:rPr>
+              <w:t>/фото)</w:t>
+            </w:r>
+          </w:p>
+        </w:tc>
+        <w:tc>
+          <w:tcPr>
+            <w:tcW w:w="0" w:type="auto"/>
+            <w:hideMark/>
+          </w:tcPr>
+          <w:p>
+            <w:pPr>
+              <w:spacing w:after="160" w:line="278" w:lineRule="auto"/>
+              <w:rPr>
+                <w:rFonts w:ascii="Times New Roman" w:hAnsi="Times New Roman" w:cs="Times New Roman"/>
+              </w:rPr>
+            </w:pPr>
+            <w:r>
+              <w:rPr>
+                <w:rFonts w:ascii="Times New Roman" w:hAnsi="Times New Roman" w:cs="Times New Roman"/>
+              </w:rPr>
+              <w:t>Тип документа</w:t>
+            </w:r>
+          </w:p>
+        </w:tc>
+      </w:tr>
+      <w:tr>
+        <w:tc>
+          <w:tcPr>
+            <w:tcW w:w="0" w:type="auto"/>
+            <w:hideMark/>
+          </w:tcPr>
+          <w:p>
+            <w:pPr>
+              <w:spacing w:after="160" w:line="278" w:lineRule="auto"/>
+              <w:rPr>
+                <w:rFonts w:ascii="Times New Roman" w:hAnsi="Times New Roman" w:cs="Times New Roman"/>
+              </w:rPr>
+            </w:pPr>
+            <w:proofErr w:type="spellStart"/>
+            <w:r>
+              <w:rPr>
+                <w:rFonts w:ascii="Times New Roman" w:hAnsi="Times New Roman" w:cs="Times New Roman"/>
+              </w:rPr>
+              <w:t>путь_к_файлу</w:t>
+            </w:r>
+            <w:proofErr w:type="spellEnd"/>
+          </w:p>
+        </w:tc>
+        <w:tc>
+          <w:tcPr>
+            <w:tcW w:w="0" w:type="auto"/>
+            <w:hideMark/>
+          </w:tcPr>
+          <w:p>
+            <w:pPr>
+              <w:spacing w:after="160" w:line="278" w:lineRule="auto"/>
+              <w:rPr>
+                <w:rFonts w:ascii="Times New Roman" w:hAnsi="Times New Roman" w:cs="Times New Roman"/>
+              </w:rPr>
+            </w:pPr>
+            <w:proofErr w:type="gramStart"/>
+            <w:r>
+              <w:rPr>
+                <w:rFonts w:ascii="Times New Roman" w:hAnsi="Times New Roman" w:cs="Times New Roman"/>
+              </w:rPr>
+              <w:t>VARCHAR(</w:t>
+            </w:r>
+            <w:proofErr w:type="gramEnd"/>
+            <w:r>
+              <w:rPr>
+                <w:rFonts w:ascii="Times New Roman" w:hAnsi="Times New Roman" w:cs="Times New Roman"/>
+              </w:rPr>
+              <w:t>500)</w:t>
+            </w:r>
+          </w:p>
+        </w:tc>
+        <w:tc>
+          <w:tcPr>
+            <w:tcW w:w="0" w:type="auto"/>
+            <w:hideMark/>
+          </w:tcPr>
+          <w:p>
+            <w:pPr>
+              <w:spacing w:after="160" w:line="278" w:lineRule="auto"/>
+              <w:rPr>
+                <w:rFonts w:ascii="Times New Roman" w:hAnsi="Times New Roman" w:cs="Times New Roman"/>
+              </w:rPr>
+            </w:pPr>
+            <w:r>
+              <w:rPr>
+                <w:rFonts w:ascii="Times New Roman" w:hAnsi="Times New Roman" w:cs="Times New Roman"/>
+              </w:rPr>
+              <w:t>NOT NULL</w:t>
+            </w:r>
+          </w:p>
+        </w:tc>
+        <w:tc>
+          <w:tcPr>
+            <w:tcW w:w="0" w:type="auto"/>
+            <w:hideMark/>
+          </w:tcPr>
+          <w:p>
+            <w:pPr>
+              <w:spacing w:after="160" w:line="278" w:lineRule="auto"/>
+              <w:rPr>
+                <w:rFonts w:ascii="Times New Roman" w:hAnsi="Times New Roman" w:cs="Times New Roman"/>
+              </w:rPr>
+            </w:pPr>
+            <w:r>
+              <w:rPr>
+                <w:rFonts w:ascii="Times New Roman" w:hAnsi="Times New Roman" w:cs="Times New Roman"/>
+              </w:rPr>
+              <w:t>Путь к файлу</w:t>
+            </w:r>
+          </w:p>
+        </w:tc>
+      </w:tr>
+      <w:tr>
+        <w:tc>
+          <w:tcPr>
+            <w:tcW w:w="0" w:type="auto"/>
+            <w:hideMark/>
+          </w:tcPr>
+          <w:p>
+            <w:pPr>
+              <w:spacing w:after="160" w:line="278" w:lineRule="auto"/>
+              <w:rPr>
+                <w:rFonts w:ascii="Times New Roman" w:hAnsi="Times New Roman" w:cs="Times New Roman"/>
+              </w:rPr>
+            </w:pPr>
+            <w:proofErr w:type="spellStart"/>
+            <w:r>
+              <w:rPr>
+                <w:rFonts w:ascii="Times New Roman" w:hAnsi="Times New Roman" w:cs="Times New Roman"/>
+              </w:rPr>
+              <w:t>дата_загрузки</w:t>
+            </w:r>
+            <w:proofErr w:type="spellEnd"/>
+          </w:p>
+        </w:tc>
+        <w:tc>
+          <w:tcPr>
+            <w:tcW w:w="0" w:type="auto"/>
+            <w:hideMark/>
+          </w:tcPr>
+          <w:p>
+            <w:pPr>
+              <w:spacing w:after="160" w:line="278" w:lineRule="auto"/>
+              <w:rPr>
+                <w:rFonts w:ascii="Times New Roman" w:hAnsi="Times New Roman" w:cs="Times New Roman"/>
+              </w:rPr>
+            </w:pPr>
+            <w:r>
+              <w:rPr>
+                <w:rFonts w:ascii="Times New Roman" w:hAnsi="Times New Roman" w:cs="Times New Roman"/>
+              </w:rPr>
+              <w:t>TIMESTAMP</w:t>
+            </w:r>
+          </w:p>
+        </w:tc>
+        <w:tc>
+          <w:tcPr>
+            <w:tcW w:w="0" w:type="auto"/>
+            <w:hideMark/>
+          </w:tcPr>
+          <w:p>
+            <w:pPr>
+              <w:spacing w:after="160" w:line="278" w:lineRule="auto"/>
+              <w:rPr>
+                <w:rFonts w:ascii="Times New Roman" w:hAnsi="Times New Roman" w:cs="Times New Roman"/>
+              </w:rPr>
+            </w:pPr>
+            <w:r>
+              <w:rPr>
+                <w:rFonts w:ascii="Times New Roman" w:hAnsi="Times New Roman" w:cs="Times New Roman"/>
+              </w:rPr>
+              <w:t>DEFAULT CURRENT_TIMESTAMP</w:t>
+            </w:r>
+          </w:p>
+        </w:tc>
+        <w:tc>
+          <w:tcPr>
+            <w:tcW w:w="0" w:type="auto"/>
+            <w:hideMark/>
+          </w:tcPr>
+          <w:p>
+            <w:pPr>
+              <w:spacing w:after="160" w:line="278" w:lineRule="auto"/>
+              <w:rPr>
+                <w:rFonts w:ascii="Times New Roman" w:hAnsi="Times New Roman" w:cs="Times New Roman"/>
+              </w:rPr>
+            </w:pPr>
+            <w:r>
+              <w:rPr>
+                <w:rFonts w:ascii="Times New Roman" w:hAnsi="Times New Roman" w:cs="Times New Roman"/>
+              </w:rPr>
+              <w:t>Дата загрузки</w:t>
+            </w:r>
+          </w:p>
+        </w:tc>
+      </w:tr>
+    </w:tbl>
+    <w:p>
+      <w:pPr>
+        <w:rPr>
+          <w:rFonts w:ascii="Times New Roman" w:hAnsi="Times New Roman" w:cs="Times New Roman"/>
+          <w:b/>
+          <w:bCs/>
+        </w:rPr>
+      </w:pPr>
+      <w:r>
+        <w:rPr>
+          <w:rFonts w:ascii="Times New Roman" w:hAnsi="Times New Roman" w:cs="Times New Roman"/>
+          <w:b/>
+          <w:bCs/>
+        </w:rPr>
+        <w:t>Таблица «</w:t>
+      </w:r>
+      <w:proofErr w:type="spellStart"/>
+      <w:r>
+        <w:rPr>
+          <w:rFonts w:ascii="Times New Roman" w:hAnsi="Times New Roman" w:cs="Times New Roman"/>
+          <w:b/>
+          <w:bCs/>
+        </w:rPr>
+        <w:t>ЖурналПроходов</w:t>
+      </w:r>
+      <w:proofErr w:type="spellEnd"/>
+      <w:r>
+        <w:rPr>
+          <w:rFonts w:ascii="Times New Roman" w:hAnsi="Times New Roman" w:cs="Times New Roman"/>
+          <w:b/>
+          <w:bCs/>
+        </w:rPr>
+        <w:t>»</w:t>
+      </w:r>
+    </w:p>
+    <w:tbl>
+      <w:tblPr>
+        <w:tblStyle w:val="ac"/>
+        <w:tblW w:w="0" w:type="auto"/>
+        <w:tblLook w:val="04A0" w:firstRow="1" w:lastRow="0" w:firstColumn="1" w:lastColumn="0" w:noHBand="0" w:noVBand="1"/>
+      </w:tblPr>
+      <w:tblGrid>
+        <w:gridCol w:w="2860"/>
+        <w:gridCol w:w="1584"/>
+        <w:gridCol w:w="2950"/>
+        <w:gridCol w:w="1951"/>
+      </w:tblGrid>
+      <w:tr>
+        <w:tc>
+          <w:tcPr>
+            <w:tcW w:w="0" w:type="auto"/>
+            <w:hideMark/>
+          </w:tcPr>
+          <w:p>
+            <w:pPr>
+              <w:spacing w:after="160" w:line="278" w:lineRule="auto"/>
+              <w:rPr>
+                <w:rFonts w:ascii="Times New Roman" w:hAnsi="Times New Roman" w:cs="Times New Roman"/>
+              </w:rPr>
+            </w:pPr>
+            <w:r>
+              <w:rPr>
+                <w:rFonts w:ascii="Times New Roman" w:hAnsi="Times New Roman" w:cs="Times New Roman"/>
+              </w:rPr>
+              <w:t>Поле</w:t>
+            </w:r>
+          </w:p>
+        </w:tc>
+        <w:tc>
+          <w:tcPr>
+            <w:tcW w:w="0" w:type="auto"/>
+            <w:hideMark/>
+          </w:tcPr>
+          <w:p>
+            <w:pPr>
+              <w:spacing w:after="160" w:line="278" w:lineRule="auto"/>
+              <w:rPr>
+                <w:rFonts w:ascii="Times New Roman" w:hAnsi="Times New Roman" w:cs="Times New Roman"/>
+              </w:rPr>
+            </w:pPr>
+            <w:r>
+              <w:rPr>
+                <w:rFonts w:ascii="Times New Roman" w:hAnsi="Times New Roman" w:cs="Times New Roman"/>
+              </w:rPr>
+              <w:t>Тип данных</w:t>
+            </w:r>
+          </w:p>
+        </w:tc>
+        <w:tc>
+          <w:tcPr>
+            <w:tcW w:w="0" w:type="auto"/>
+            <w:hideMark/>
+          </w:tcPr>
+          <w:p>
+            <w:pPr>
+              <w:spacing w:after="160" w:line="278" w:lineRule="auto"/>
+              <w:rPr>
+                <w:rFonts w:ascii="Times New Roman" w:hAnsi="Times New Roman" w:cs="Times New Roman"/>
+              </w:rPr>
+            </w:pPr>
+            <w:r>
+              <w:rPr>
+                <w:rFonts w:ascii="Times New Roman" w:hAnsi="Times New Roman" w:cs="Times New Roman"/>
+              </w:rPr>
+              <w:t>Ограничения</w:t>
+            </w:r>
+          </w:p>
+        </w:tc>
+        <w:tc>
+          <w:tcPr>
+            <w:tcW w:w="0" w:type="auto"/>
+            <w:hideMark/>
+          </w:tcPr>
+          <w:p>
+            <w:pPr>
+              <w:spacing w:after="160" w:line="278" w:lineRule="auto"/>
+              <w:rPr>
+                <w:rFonts w:ascii="Times New Roman" w:hAnsi="Times New Roman" w:cs="Times New Roman"/>
+              </w:rPr>
+            </w:pPr>
+            <w:r>
+              <w:rPr>
+                <w:rFonts w:ascii="Times New Roman" w:hAnsi="Times New Roman" w:cs="Times New Roman"/>
+              </w:rPr>
+              <w:t>Описание</w:t>
+            </w:r>
+          </w:p>
+        </w:tc>
+      </w:tr>
+      <w:tr>
+        <w:tc>
+          <w:tcPr>
+            <w:tcW w:w="0" w:type="auto"/>
+            <w:hideMark/>
+          </w:tcPr>
+          <w:p>
+            <w:pPr>
+              <w:spacing w:after="160" w:line="278" w:lineRule="auto"/>
+              <w:rPr>
+                <w:rFonts w:ascii="Times New Roman" w:hAnsi="Times New Roman" w:cs="Times New Roman"/>
+              </w:rPr>
+            </w:pPr>
+            <w:proofErr w:type="spellStart"/>
+            <w:r>
+              <w:rPr>
+                <w:rFonts w:ascii="Times New Roman" w:hAnsi="Times New Roman" w:cs="Times New Roman"/>
+              </w:rPr>
+              <w:t>id</w:t>
+            </w:r>
+            <w:proofErr w:type="spellEnd"/>
+          </w:p>
+        </w:tc>
+        <w:tc>
+          <w:tcPr>
+            <w:tcW w:w="0" w:type="auto"/>
+            <w:hideMark/>
+          </w:tcPr>
+          <w:p>
+            <w:pPr>
+              <w:spacing w:after="160" w:line="278" w:lineRule="auto"/>
+              <w:rPr>
+                <w:rFonts w:ascii="Times New Roman" w:hAnsi="Times New Roman" w:cs="Times New Roman"/>
+              </w:rPr>
+            </w:pPr>
+            <w:r>
+              <w:rPr>
+                <w:rFonts w:ascii="Times New Roman" w:hAnsi="Times New Roman" w:cs="Times New Roman"/>
+              </w:rPr>
+              <w:t>SERIAL</w:t>
+            </w:r>
+          </w:p>
+        </w:tc>
+        <w:tc>
+          <w:tcPr>
+            <w:tcW w:w="0" w:type="auto"/>
+            <w:hideMark/>
+          </w:tcPr>
+          <w:p>
+            <w:pPr>
+              <w:spacing w:after="160" w:line="278" w:lineRule="auto"/>
+              <w:rPr>
+                <w:rFonts w:ascii="Times New Roman" w:hAnsi="Times New Roman" w:cs="Times New Roman"/>
+              </w:rPr>
+            </w:pPr>
+            <w:r>
+              <w:rPr>
+                <w:rFonts w:ascii="Times New Roman" w:hAnsi="Times New Roman" w:cs="Times New Roman"/>
+              </w:rPr>
+              <w:t>PRIMARY KEY</w:t>
+            </w:r>
+          </w:p>
+        </w:tc>
+        <w:tc>
+          <w:tcPr>
+            <w:tcW w:w="0" w:type="auto"/>
+            <w:hideMark/>
+          </w:tcPr>
+          <w:p>
+            <w:pPr>
+              <w:spacing w:after="160" w:line="278" w:lineRule="auto"/>
+              <w:rPr>
+                <w:rFonts w:ascii="Times New Roman" w:hAnsi="Times New Roman" w:cs="Times New Roman"/>
+              </w:rPr>
+            </w:pPr>
+            <w:r>
+              <w:rPr>
+                <w:rFonts w:ascii="Times New Roman" w:hAnsi="Times New Roman" w:cs="Times New Roman"/>
+              </w:rPr>
+              <w:t>Идентификатор записи</w:t>
+            </w:r>
+          </w:p>
+        </w:tc>
+      </w:tr>
+      <w:tr>
+        <w:tc>
+          <w:tcPr>
+            <w:tcW w:w="0" w:type="auto"/>
+            <w:hideMark/>
+          </w:tcPr>
+          <w:p>
+            <w:pPr>
+              <w:spacing w:after="160" w:line="278" w:lineRule="auto"/>
+              <w:rPr>
+                <w:rFonts w:ascii="Times New Roman" w:hAnsi="Times New Roman" w:cs="Times New Roman"/>
+              </w:rPr>
+            </w:pPr>
+            <w:proofErr w:type="spellStart"/>
+            <w:r>
+              <w:rPr>
+                <w:rFonts w:ascii="Times New Roman" w:hAnsi="Times New Roman" w:cs="Times New Roman"/>
+              </w:rPr>
+              <w:t>заявка_id</w:t>
+            </w:r>
+            <w:proofErr w:type="spellEnd"/>
+          </w:p>
+        </w:tc>
+        <w:tc>
+          <w:tcPr>
+            <w:tcW w:w="0" w:type="auto"/>
+            <w:hideMark/>
+          </w:tcPr>
+          <w:p>
+            <w:pPr>
+              <w:spacing w:after="160" w:line="278" w:lineRule="auto"/>
+              <w:rPr>
+                <w:rFonts w:ascii="Times New Roman" w:hAnsi="Times New Roman" w:cs="Times New Roman"/>
+              </w:rPr>
+            </w:pPr>
+            <w:r>
+              <w:rPr>
+                <w:rFonts w:ascii="Times New Roman" w:hAnsi="Times New Roman" w:cs="Times New Roman"/>
+              </w:rPr>
+              <w:t>INT</w:t>
+            </w:r>
+          </w:p>
+        </w:tc>
+        <w:tc>
+          <w:tcPr>
+            <w:tcW w:w="0" w:type="auto"/>
+            <w:hideMark/>
+          </w:tcPr>
+          <w:p>
+            <w:pPr>
+              <w:spacing w:after="160" w:line="278" w:lineRule="auto"/>
+              <w:rPr>
+                <w:rFonts w:ascii="Times New Roman" w:hAnsi="Times New Roman" w:cs="Times New Roman"/>
+              </w:rPr>
+            </w:pPr>
+            <w:r>
+              <w:rPr>
+                <w:rFonts w:ascii="Times New Roman" w:hAnsi="Times New Roman" w:cs="Times New Roman"/>
+              </w:rPr>
+              <w:t>FOREIGN KEY → Заявка(</w:t>
+            </w:r>
+            <w:proofErr w:type="spellStart"/>
+            <w:r>
+              <w:rPr>
+                <w:rFonts w:ascii="Times New Roman" w:hAnsi="Times New Roman" w:cs="Times New Roman"/>
+              </w:rPr>
+              <w:t>id</w:t>
+            </w:r>
+            <w:proofErr w:type="spellEnd"/>
+            <w:r>
+              <w:rPr>
+                <w:rFonts w:ascii="Times New Roman" w:hAnsi="Times New Roman" w:cs="Times New Roman"/>
+              </w:rPr>
+              <w:t>)</w:t>
+            </w:r>
+          </w:p>
+        </w:tc>
+        <w:tc>
+          <w:tcPr>
+            <w:tcW w:w="0" w:type="auto"/>
+            <w:hideMark/>
+          </w:tcPr>
+          <w:p>
+            <w:pPr>
+              <w:spacing w:after="160" w:line="278" w:lineRule="auto"/>
+              <w:rPr>
+                <w:rFonts w:ascii="Times New Roman" w:hAnsi="Times New Roman" w:cs="Times New Roman"/>
+              </w:rPr>
+            </w:pPr>
+            <w:r>
+              <w:rPr>
+                <w:rFonts w:ascii="Times New Roman" w:hAnsi="Times New Roman" w:cs="Times New Roman"/>
+              </w:rPr>
+              <w:t>Заявка</w:t>
+            </w:r>
+          </w:p>
+        </w:tc>
+      </w:tr>
+      <w:tr>
+        <w:tc>
+          <w:tcPr>
+            <w:tcW w:w="0" w:type="auto"/>
+            <w:hideMark/>
+          </w:tcPr>
+          <w:p>
+            <w:pPr>
+              <w:spacing w:after="160" w:line="278" w:lineRule="auto"/>
+              <w:rPr>
+                <w:rFonts w:ascii="Times New Roman" w:hAnsi="Times New Roman" w:cs="Times New Roman"/>
+              </w:rPr>
+            </w:pPr>
+            <w:proofErr w:type="spellStart"/>
+            <w:r>
+              <w:rPr>
+                <w:rFonts w:ascii="Times New Roman" w:hAnsi="Times New Roman" w:cs="Times New Roman"/>
+              </w:rPr>
+              <w:t>посетитель_личный_id</w:t>
+            </w:r>
+            <w:proofErr w:type="spellEnd"/>
+          </w:p>
+        </w:tc>
+        <w:tc>
+          <w:tcPr>
+            <w:tcW w:w="0" w:type="auto"/>
+            <w:hideMark/>
+          </w:tcPr>
+          <w:p>
+            <w:pPr>
+              <w:spacing w:after="160" w:line="278" w:lineRule="auto"/>
+              <w:rPr>
+                <w:rFonts w:ascii="Times New Roman" w:hAnsi="Times New Roman" w:cs="Times New Roman"/>
+              </w:rPr>
+            </w:pPr>
+            <w:r>
+              <w:rPr>
+                <w:rFonts w:ascii="Times New Roman" w:hAnsi="Times New Roman" w:cs="Times New Roman"/>
+              </w:rPr>
+              <w:t>INT</w:t>
+            </w:r>
+          </w:p>
+        </w:tc>
+        <w:tc>
+          <w:tcPr>
+            <w:tcW w:w="0" w:type="auto"/>
+            <w:hideMark/>
+          </w:tcPr>
+          <w:p>
+            <w:pPr>
+              <w:spacing w:after="160" w:line="278" w:lineRule="auto"/>
+              <w:rPr>
+                <w:rFonts w:ascii="Times New Roman" w:hAnsi="Times New Roman" w:cs="Times New Roman"/>
+              </w:rPr>
+            </w:pPr>
+            <w:r>
+              <w:rPr>
+                <w:rFonts w:ascii="Times New Roman" w:hAnsi="Times New Roman" w:cs="Times New Roman"/>
+              </w:rPr>
+              <w:t xml:space="preserve">FOREIGN KEY → </w:t>
+            </w:r>
+            <w:proofErr w:type="spellStart"/>
+            <w:r>
+              <w:rPr>
+                <w:rFonts w:ascii="Times New Roman" w:hAnsi="Times New Roman" w:cs="Times New Roman"/>
+              </w:rPr>
+              <w:t>ПосетительЛичный</w:t>
+            </w:r>
+            <w:proofErr w:type="spellEnd"/>
+            <w:r>
+              <w:rPr>
+                <w:rFonts w:ascii="Times New Roman" w:hAnsi="Times New Roman" w:cs="Times New Roman"/>
+              </w:rPr>
+              <w:t>(</w:t>
+            </w:r>
+            <w:proofErr w:type="spellStart"/>
+            <w:r>
+              <w:rPr>
+                <w:rFonts w:ascii="Times New Roman" w:hAnsi="Times New Roman" w:cs="Times New Roman"/>
+              </w:rPr>
+              <w:t>id</w:t>
+            </w:r>
+            <w:proofErr w:type="spellEnd"/>
+            <w:r>
+              <w:rPr>
+                <w:rFonts w:ascii="Times New Roman" w:hAnsi="Times New Roman" w:cs="Times New Roman"/>
+              </w:rPr>
+              <w:t>)</w:t>
+            </w:r>
+          </w:p>
+        </w:tc>
+        <w:tc>
+          <w:tcPr>
+            <w:tcW w:w="0" w:type="auto"/>
+            <w:hideMark/>
+          </w:tcPr>
+          <w:p>
+            <w:pPr>
+              <w:spacing w:after="160" w:line="278" w:lineRule="auto"/>
+              <w:rPr>
+                <w:rFonts w:ascii="Times New Roman" w:hAnsi="Times New Roman" w:cs="Times New Roman"/>
+              </w:rPr>
+            </w:pPr>
+            <w:r>
+              <w:rPr>
+                <w:rFonts w:ascii="Times New Roman" w:hAnsi="Times New Roman" w:cs="Times New Roman"/>
+              </w:rPr>
+              <w:t>Посетитель (личная заявка)</w:t>
+            </w:r>
+          </w:p>
+        </w:tc>
+      </w:tr>
+      <w:tr>
+        <w:tc>
+          <w:tcPr>
+            <w:tcW w:w="0" w:type="auto"/>
+            <w:hideMark/>
+          </w:tcPr>
+          <w:p>
+            <w:pPr>
+              <w:spacing w:after="160" w:line="278" w:lineRule="auto"/>
+              <w:rPr>
+                <w:rFonts w:ascii="Times New Roman" w:hAnsi="Times New Roman" w:cs="Times New Roman"/>
+              </w:rPr>
+            </w:pPr>
+            <w:proofErr w:type="spellStart"/>
+            <w:r>
+              <w:rPr>
+                <w:rFonts w:ascii="Times New Roman" w:hAnsi="Times New Roman" w:cs="Times New Roman"/>
+              </w:rPr>
+              <w:t>посетитель_групповой_id</w:t>
+            </w:r>
+            <w:proofErr w:type="spellEnd"/>
+          </w:p>
+        </w:tc>
+        <w:tc>
+          <w:tcPr>
+            <w:tcW w:w="0" w:type="auto"/>
+            <w:hideMark/>
+          </w:tcPr>
+          <w:p>
+            <w:pPr>
+              <w:spacing w:after="160" w:line="278" w:lineRule="auto"/>
+              <w:rPr>
+                <w:rFonts w:ascii="Times New Roman" w:hAnsi="Times New Roman" w:cs="Times New Roman"/>
+              </w:rPr>
+            </w:pPr>
+            <w:r>
+              <w:rPr>
+                <w:rFonts w:ascii="Times New Roman" w:hAnsi="Times New Roman" w:cs="Times New Roman"/>
+              </w:rPr>
+              <w:t>INT</w:t>
+            </w:r>
+          </w:p>
+        </w:tc>
+        <w:tc>
+          <w:tcPr>
+            <w:tcW w:w="0" w:type="auto"/>
+            <w:hideMark/>
+          </w:tcPr>
+          <w:p>
+            <w:pPr>
+              <w:spacing w:after="160" w:line="278" w:lineRule="auto"/>
+              <w:rPr>
+                <w:rFonts w:ascii="Times New Roman" w:hAnsi="Times New Roman" w:cs="Times New Roman"/>
+              </w:rPr>
+            </w:pPr>
+            <w:r>
+              <w:rPr>
+                <w:rFonts w:ascii="Times New Roman" w:hAnsi="Times New Roman" w:cs="Times New Roman"/>
+              </w:rPr>
+              <w:t xml:space="preserve">FOREIGN KEY → </w:t>
+            </w:r>
+            <w:proofErr w:type="spellStart"/>
+            <w:r>
+              <w:rPr>
+                <w:rFonts w:ascii="Times New Roman" w:hAnsi="Times New Roman" w:cs="Times New Roman"/>
+              </w:rPr>
+              <w:t>ПосетительГрупповой</w:t>
+            </w:r>
+            <w:proofErr w:type="spellEnd"/>
+            <w:r>
+              <w:rPr>
+                <w:rFonts w:ascii="Times New Roman" w:hAnsi="Times New Roman" w:cs="Times New Roman"/>
+              </w:rPr>
+              <w:t>(</w:t>
+            </w:r>
+            <w:proofErr w:type="spellStart"/>
+            <w:r>
+              <w:rPr>
+                <w:rFonts w:ascii="Times New Roman" w:hAnsi="Times New Roman" w:cs="Times New Roman"/>
+              </w:rPr>
+              <w:t>id</w:t>
+            </w:r>
+            <w:proofErr w:type="spellEnd"/>
+            <w:r>
+              <w:rPr>
+                <w:rFonts w:ascii="Times New Roman" w:hAnsi="Times New Roman" w:cs="Times New Roman"/>
+              </w:rPr>
+              <w:t>)</w:t>
+            </w:r>
+          </w:p>
+        </w:tc>
+        <w:tc>
+          <w:tcPr>
+            <w:tcW w:w="0" w:type="auto"/>
+            <w:hideMark/>
+          </w:tcPr>
+          <w:p>
+            <w:pPr>
+              <w:spacing w:after="160" w:line="278" w:lineRule="auto"/>
+              <w:rPr>
+                <w:rFonts w:ascii="Times New Roman" w:hAnsi="Times New Roman" w:cs="Times New Roman"/>
+              </w:rPr>
+            </w:pPr>
+            <w:r>
+              <w:rPr>
+                <w:rFonts w:ascii="Times New Roman" w:hAnsi="Times New Roman" w:cs="Times New Roman"/>
+              </w:rPr>
+              <w:t>Посетитель (групповая заявка)</w:t>
+            </w:r>
+          </w:p>
+        </w:tc>
+      </w:tr>
+      <w:tr>
+        <w:tc>
+          <w:tcPr>
+            <w:tcW w:w="0" w:type="auto"/>
+            <w:hideMark/>
+          </w:tcPr>
+          <w:p>
+            <w:pPr>
+              <w:spacing w:after="160" w:line="278" w:lineRule="auto"/>
+              <w:rPr>
+                <w:rFonts w:ascii="Times New Roman" w:hAnsi="Times New Roman" w:cs="Times New Roman"/>
+              </w:rPr>
+            </w:pPr>
+            <w:proofErr w:type="spellStart"/>
+            <w:r>
+              <w:rPr>
+                <w:rFonts w:ascii="Times New Roman" w:hAnsi="Times New Roman" w:cs="Times New Roman"/>
+              </w:rPr>
+              <w:t>время_входа</w:t>
+            </w:r>
+            <w:proofErr w:type="spellEnd"/>
+          </w:p>
+        </w:tc>
+        <w:tc>
+          <w:tcPr>
+            <w:tcW w:w="0" w:type="auto"/>
+            <w:hideMark/>
+          </w:tcPr>
+          <w:p>
+            <w:pPr>
+              <w:spacing w:after="160" w:line="278" w:lineRule="auto"/>
+              <w:rPr>
+                <w:rFonts w:ascii="Times New Roman" w:hAnsi="Times New Roman" w:cs="Times New Roman"/>
+              </w:rPr>
+            </w:pPr>
+            <w:r>
+              <w:rPr>
+                <w:rFonts w:ascii="Times New Roman" w:hAnsi="Times New Roman" w:cs="Times New Roman"/>
+              </w:rPr>
+              <w:t>TIMESTAMP</w:t>
+            </w:r>
+          </w:p>
+        </w:tc>
+        <w:tc>
+          <w:tcPr>
+            <w:tcW w:w="0" w:type="auto"/>
+            <w:hideMark/>
+          </w:tcPr>
+          <w:p>
+            <w:pPr>
+              <w:spacing w:after="160" w:line="278" w:lineRule="auto"/>
+              <w:rPr>
+                <w:rFonts w:ascii="Times New Roman" w:hAnsi="Times New Roman" w:cs="Times New Roman"/>
+              </w:rPr>
+            </w:pPr>
+            <w:r>
+              <w:rPr>
+                <w:rFonts w:ascii="Times New Roman" w:hAnsi="Times New Roman" w:cs="Times New Roman"/>
+              </w:rPr>
+              <w:t>NOT NULL</w:t>
+            </w:r>
+          </w:p>
+        </w:tc>
+        <w:tc>
+          <w:tcPr>
+            <w:tcW w:w="0" w:type="auto"/>
+            <w:hideMark/>
+          </w:tcPr>
+          <w:p>
+            <w:pPr>
+              <w:spacing w:after="160" w:line="278" w:lineRule="auto"/>
+              <w:rPr>
+                <w:rFonts w:ascii="Times New Roman" w:hAnsi="Times New Roman" w:cs="Times New Roman"/>
+              </w:rPr>
+            </w:pPr>
+            <w:r>
+              <w:rPr>
+                <w:rFonts w:ascii="Times New Roman" w:hAnsi="Times New Roman" w:cs="Times New Roman"/>
+              </w:rPr>
+              <w:t>Время входа</w:t>
+            </w:r>
+          </w:p>
+        </w:tc>
+      </w:tr>
+      <w:tr>
+        <w:tc>
+          <w:tcPr>
+            <w:tcW w:w="0" w:type="auto"/>
+            <w:hideMark/>
+          </w:tcPr>
+          <w:p>
+            <w:pPr>
+              <w:spacing w:after="160" w:line="278" w:lineRule="auto"/>
+              <w:rPr>
+                <w:rFonts w:ascii="Times New Roman" w:hAnsi="Times New Roman" w:cs="Times New Roman"/>
+              </w:rPr>
+            </w:pPr>
+            <w:proofErr w:type="spellStart"/>
+            <w:r>
+              <w:rPr>
+                <w:rFonts w:ascii="Times New Roman" w:hAnsi="Times New Roman" w:cs="Times New Roman"/>
+              </w:rPr>
+              <w:t>время_выхода</w:t>
+            </w:r>
+            <w:proofErr w:type="spellEnd"/>
+          </w:p>
+        </w:tc>
+        <w:tc>
+          <w:tcPr>
+            <w:tcW w:w="0" w:type="auto"/>
+            <w:hideMark/>
+          </w:tcPr>
+          <w:p>
+            <w:pPr>
+              <w:spacing w:after="160" w:line="278" w:lineRule="auto"/>
+              <w:rPr>
+                <w:rFonts w:ascii="Times New Roman" w:hAnsi="Times New Roman" w:cs="Times New Roman"/>
+              </w:rPr>
+            </w:pPr>
+            <w:r>
+              <w:rPr>
+                <w:rFonts w:ascii="Times New Roman" w:hAnsi="Times New Roman" w:cs="Times New Roman"/>
+              </w:rPr>
+              <w:t>TIMESTAMP</w:t>
+            </w:r>
+          </w:p>
+        </w:tc>
+        <w:tc>
+          <w:tcPr>
+            <w:tcW w:w="0" w:type="auto"/>
+            <w:hideMark/>
+          </w:tcPr>
+          <w:p>
+            <w:pPr>
+              <w:spacing w:after="160" w:line="278" w:lineRule="auto"/>
+              <w:rPr>
+                <w:rFonts w:ascii="Times New Roman" w:hAnsi="Times New Roman" w:cs="Times New Roman"/>
+              </w:rPr>
+            </w:pPr>
+          </w:p>
+        </w:tc>
+        <w:tc>
+          <w:tcPr>
+            <w:tcW w:w="0" w:type="auto"/>
+            <w:hideMark/>
+          </w:tcPr>
+          <w:p>
+            <w:pPr>
+              <w:spacing w:after="160" w:line="278" w:lineRule="auto"/>
+              <w:rPr>
+                <w:rFonts w:ascii="Times New Roman" w:hAnsi="Times New Roman" w:cs="Times New Roman"/>
+              </w:rPr>
+            </w:pPr>
+            <w:r>
+              <w:rPr>
+                <w:rFonts w:ascii="Times New Roman" w:hAnsi="Times New Roman" w:cs="Times New Roman"/>
+              </w:rPr>
+              <w:t>Время выхода</w:t>
+            </w:r>
+          </w:p>
+        </w:tc>
+      </w:tr>
+      <w:tr>
+        <w:tc>
+          <w:tcPr>
+            <w:tcW w:w="0" w:type="auto"/>
+            <w:hideMark/>
+          </w:tcPr>
+          <w:p>
+            <w:pPr>
+              <w:spacing w:after="160" w:line="278" w:lineRule="auto"/>
+              <w:rPr>
+                <w:rFonts w:ascii="Times New Roman" w:hAnsi="Times New Roman" w:cs="Times New Roman"/>
+              </w:rPr>
+            </w:pPr>
+            <w:proofErr w:type="spellStart"/>
+            <w:r>
+              <w:rPr>
+                <w:rFonts w:ascii="Times New Roman" w:hAnsi="Times New Roman" w:cs="Times New Roman"/>
+              </w:rPr>
+              <w:t>сотрудник_охраны_id</w:t>
+            </w:r>
+            <w:proofErr w:type="spellEnd"/>
+          </w:p>
+        </w:tc>
+        <w:tc>
+          <w:tcPr>
+            <w:tcW w:w="0" w:type="auto"/>
+            <w:hideMark/>
+          </w:tcPr>
+          <w:p>
+            <w:pPr>
+              <w:spacing w:after="160" w:line="278" w:lineRule="auto"/>
+              <w:rPr>
+                <w:rFonts w:ascii="Times New Roman" w:hAnsi="Times New Roman" w:cs="Times New Roman"/>
+              </w:rPr>
+            </w:pPr>
+            <w:r>
+              <w:rPr>
+                <w:rFonts w:ascii="Times New Roman" w:hAnsi="Times New Roman" w:cs="Times New Roman"/>
+              </w:rPr>
+              <w:t>INT</w:t>
+            </w:r>
+          </w:p>
+        </w:tc>
+        <w:tc>
+          <w:tcPr>
+            <w:tcW w:w="0" w:type="auto"/>
+            <w:hideMark/>
+          </w:tcPr>
+          <w:p>
+            <w:pPr>
+              <w:spacing w:after="160" w:line="278" w:lineRule="auto"/>
+              <w:rPr>
+                <w:rFonts w:ascii="Times New Roman" w:hAnsi="Times New Roman" w:cs="Times New Roman"/>
+              </w:rPr>
+            </w:pPr>
+            <w:r>
+              <w:rPr>
+                <w:rFonts w:ascii="Times New Roman" w:hAnsi="Times New Roman" w:cs="Times New Roman"/>
+              </w:rPr>
+              <w:t>FOREIGN KEY → Сотрудник(</w:t>
+            </w:r>
+            <w:proofErr w:type="spellStart"/>
+            <w:r>
+              <w:rPr>
+                <w:rFonts w:ascii="Times New Roman" w:hAnsi="Times New Roman" w:cs="Times New Roman"/>
+              </w:rPr>
+              <w:t>id</w:t>
+            </w:r>
+            <w:proofErr w:type="spellEnd"/>
+            <w:r>
+              <w:rPr>
+                <w:rFonts w:ascii="Times New Roman" w:hAnsi="Times New Roman" w:cs="Times New Roman"/>
+              </w:rPr>
+              <w:t>)</w:t>
+            </w:r>
+          </w:p>
+        </w:tc>
+        <w:tc>
+          <w:tcPr>
+            <w:tcW w:w="0" w:type="auto"/>
+            <w:hideMark/>
+          </w:tcPr>
+          <w:p>
+            <w:pPr>
+              <w:spacing w:after="160" w:line="278" w:lineRule="auto"/>
+              <w:rPr>
+                <w:rFonts w:ascii="Times New Roman" w:hAnsi="Times New Roman" w:cs="Times New Roman"/>
+              </w:rPr>
+            </w:pPr>
+            <w:r>
+              <w:rPr>
+                <w:rFonts w:ascii="Times New Roman" w:hAnsi="Times New Roman" w:cs="Times New Roman"/>
+              </w:rPr>
+              <w:t>Сотрудник охраны, оформивший проход</w:t>
+            </w:r>
+          </w:p>
+        </w:tc>
+      </w:tr>
+    </w:tbl>
+    <w:p>
+      <w:pPr>
+        <w:rPr>
+          <w:rFonts w:ascii="Times New Roman" w:hAnsi="Times New Roman" w:cs="Times New Roman"/>
+          <w:b/>
+          <w:bCs/>
+        </w:rPr>
+      </w:pPr>
+      <w:r>
+        <w:rPr>
+          <w:rFonts w:ascii="Times New Roman" w:hAnsi="Times New Roman" w:cs="Times New Roman"/>
+          <w:b/>
+          <w:bCs/>
+        </w:rPr>
+        <w:t>Таблица «</w:t>
+      </w:r>
+      <w:proofErr w:type="spellStart"/>
+      <w:r>
+        <w:rPr>
+          <w:rFonts w:ascii="Times New Roman" w:hAnsi="Times New Roman" w:cs="Times New Roman"/>
+          <w:b/>
+          <w:bCs/>
+        </w:rPr>
+        <w:t>ЧёрныйСписок</w:t>
+      </w:r>
+      <w:proofErr w:type="spellEnd"/>
+      <w:r>
+        <w:rPr>
+          <w:rFonts w:ascii="Times New Roman" w:hAnsi="Times New Roman" w:cs="Times New Roman"/>
+          <w:b/>
+          <w:bCs/>
+        </w:rPr>
+        <w:t>»</w:t>
+      </w:r>
+    </w:p>
+    <w:tbl>
+      <w:tblPr>
+        <w:tblStyle w:val="ac"/>
+        <w:tblW w:w="0" w:type="auto"/>
+        <w:tblLook w:val="04A0" w:firstRow="1" w:lastRow="0" w:firstColumn="1" w:lastColumn="0" w:noHBand="0" w:noVBand="1"/>
+      </w:tblPr>
+      <w:tblGrid>
+        <w:gridCol w:w="2860"/>
+        <w:gridCol w:w="1759"/>
+        <w:gridCol w:w="2879"/>
+        <w:gridCol w:w="1847"/>
+      </w:tblGrid>
+      <w:tr>
+        <w:tc>
+          <w:tcPr>
+            <w:tcW w:w="0" w:type="auto"/>
+            <w:hideMark/>
+          </w:tcPr>
+          <w:p>
+            <w:pPr>
+              <w:spacing w:after="160" w:line="278" w:lineRule="auto"/>
+              <w:rPr>
+                <w:rFonts w:ascii="Times New Roman" w:hAnsi="Times New Roman" w:cs="Times New Roman"/>
+              </w:rPr>
+            </w:pPr>
+            <w:r>
+              <w:rPr>
+                <w:rFonts w:ascii="Times New Roman" w:hAnsi="Times New Roman" w:cs="Times New Roman"/>
+              </w:rPr>
+              <w:t>Поле</w:t>
+            </w:r>
+          </w:p>
+        </w:tc>
+        <w:tc>
+          <w:tcPr>
+            <w:tcW w:w="0" w:type="auto"/>
+            <w:hideMark/>
+          </w:tcPr>
+          <w:p>
+            <w:pPr>
+              <w:spacing w:after="160" w:line="278" w:lineRule="auto"/>
+              <w:rPr>
+                <w:rFonts w:ascii="Times New Roman" w:hAnsi="Times New Roman" w:cs="Times New Roman"/>
+              </w:rPr>
+            </w:pPr>
+            <w:r>
+              <w:rPr>
+                <w:rFonts w:ascii="Times New Roman" w:hAnsi="Times New Roman" w:cs="Times New Roman"/>
+              </w:rPr>
+              <w:t>Тип данных</w:t>
+            </w:r>
+          </w:p>
+        </w:tc>
+        <w:tc>
+          <w:tcPr>
+            <w:tcW w:w="0" w:type="auto"/>
+            <w:hideMark/>
+          </w:tcPr>
+          <w:p>
+            <w:pPr>
+              <w:spacing w:after="160" w:line="278" w:lineRule="auto"/>
+              <w:rPr>
+                <w:rFonts w:ascii="Times New Roman" w:hAnsi="Times New Roman" w:cs="Times New Roman"/>
+              </w:rPr>
+            </w:pPr>
+            <w:r>
+              <w:rPr>
+                <w:rFonts w:ascii="Times New Roman" w:hAnsi="Times New Roman" w:cs="Times New Roman"/>
+              </w:rPr>
+              <w:t>Ограничения</w:t>
+            </w:r>
+          </w:p>
+        </w:tc>
+        <w:tc>
+          <w:tcPr>
+            <w:tcW w:w="0" w:type="auto"/>
+            <w:hideMark/>
+          </w:tcPr>
+          <w:p>
+            <w:pPr>
+              <w:spacing w:after="160" w:line="278" w:lineRule="auto"/>
+              <w:rPr>
+                <w:rFonts w:ascii="Times New Roman" w:hAnsi="Times New Roman" w:cs="Times New Roman"/>
+              </w:rPr>
+            </w:pPr>
+            <w:r>
+              <w:rPr>
+                <w:rFonts w:ascii="Times New Roman" w:hAnsi="Times New Roman" w:cs="Times New Roman"/>
+              </w:rPr>
+              <w:t>Описание</w:t>
+            </w:r>
+          </w:p>
+        </w:tc>
+      </w:tr>
+      <w:tr>
+        <w:tc>
+          <w:tcPr>
+            <w:tcW w:w="0" w:type="auto"/>
+            <w:hideMark/>
+          </w:tcPr>
+          <w:p>
+            <w:pPr>
+              <w:spacing w:after="160" w:line="278" w:lineRule="auto"/>
+              <w:rPr>
+                <w:rFonts w:ascii="Times New Roman" w:hAnsi="Times New Roman" w:cs="Times New Roman"/>
+              </w:rPr>
+            </w:pPr>
+            <w:proofErr w:type="spellStart"/>
+            <w:r>
+              <w:rPr>
+                <w:rFonts w:ascii="Times New Roman" w:hAnsi="Times New Roman" w:cs="Times New Roman"/>
+              </w:rPr>
+              <w:t>id</w:t>
+            </w:r>
+            <w:proofErr w:type="spellEnd"/>
+          </w:p>
+        </w:tc>
+        <w:tc>
+          <w:tcPr>
+            <w:tcW w:w="0" w:type="auto"/>
+            <w:hideMark/>
+          </w:tcPr>
+          <w:p>
+            <w:pPr>
+              <w:spacing w:after="160" w:line="278" w:lineRule="auto"/>
+              <w:rPr>
+                <w:rFonts w:ascii="Times New Roman" w:hAnsi="Times New Roman" w:cs="Times New Roman"/>
+              </w:rPr>
+            </w:pPr>
+            <w:r>
+              <w:rPr>
+                <w:rFonts w:ascii="Times New Roman" w:hAnsi="Times New Roman" w:cs="Times New Roman"/>
+              </w:rPr>
+              <w:t>SERIAL</w:t>
+            </w:r>
+          </w:p>
+        </w:tc>
+        <w:tc>
+          <w:tcPr>
+            <w:tcW w:w="0" w:type="auto"/>
+            <w:hideMark/>
+          </w:tcPr>
+          <w:p>
+            <w:pPr>
+              <w:spacing w:after="160" w:line="278" w:lineRule="auto"/>
+              <w:rPr>
+                <w:rFonts w:ascii="Times New Roman" w:hAnsi="Times New Roman" w:cs="Times New Roman"/>
+              </w:rPr>
+            </w:pPr>
+            <w:r>
+              <w:rPr>
+                <w:rFonts w:ascii="Times New Roman" w:hAnsi="Times New Roman" w:cs="Times New Roman"/>
+              </w:rPr>
+              <w:t>PRIMARY KEY</w:t>
+            </w:r>
+          </w:p>
+        </w:tc>
+        <w:tc>
+          <w:tcPr>
+            <w:tcW w:w="0" w:type="auto"/>
+            <w:hideMark/>
+          </w:tcPr>
+          <w:p>
+            <w:pPr>
+              <w:spacing w:after="160" w:line="278" w:lineRule="auto"/>
+              <w:rPr>
+                <w:rFonts w:ascii="Times New Roman" w:hAnsi="Times New Roman" w:cs="Times New Roman"/>
+              </w:rPr>
+            </w:pPr>
+            <w:r>
+              <w:rPr>
+                <w:rFonts w:ascii="Times New Roman" w:hAnsi="Times New Roman" w:cs="Times New Roman"/>
+              </w:rPr>
+              <w:t>Идентификатор записи</w:t>
+            </w:r>
+          </w:p>
+        </w:tc>
+      </w:tr>
+      <w:tr>
+        <w:tc>
+          <w:tcPr>
+            <w:tcW w:w="0" w:type="auto"/>
+            <w:hideMark/>
+          </w:tcPr>
+          <w:p>
+            <w:pPr>
+              <w:spacing w:after="160" w:line="278" w:lineRule="auto"/>
+              <w:rPr>
+                <w:rFonts w:ascii="Times New Roman" w:hAnsi="Times New Roman" w:cs="Times New Roman"/>
+              </w:rPr>
+            </w:pPr>
+            <w:proofErr w:type="spellStart"/>
+            <w:r>
+              <w:rPr>
+                <w:rFonts w:ascii="Times New Roman" w:hAnsi="Times New Roman" w:cs="Times New Roman"/>
+              </w:rPr>
+              <w:t>тип_посетителя</w:t>
+            </w:r>
+            <w:proofErr w:type="spellEnd"/>
+          </w:p>
+        </w:tc>
+        <w:tc>
+          <w:tcPr>
+            <w:tcW w:w="0" w:type="auto"/>
+            <w:hideMark/>
+          </w:tcPr>
+          <w:p>
+            <w:pPr>
+              <w:spacing w:after="160" w:line="278" w:lineRule="auto"/>
+              <w:rPr>
+                <w:rFonts w:ascii="Times New Roman" w:hAnsi="Times New Roman" w:cs="Times New Roman"/>
+              </w:rPr>
+            </w:pPr>
+            <w:proofErr w:type="gramStart"/>
+            <w:r>
+              <w:rPr>
+                <w:rFonts w:ascii="Times New Roman" w:hAnsi="Times New Roman" w:cs="Times New Roman"/>
+              </w:rPr>
+              <w:t>VARCHAR(</w:t>
+            </w:r>
+            <w:proofErr w:type="gramEnd"/>
+            <w:r>
+              <w:rPr>
+                <w:rFonts w:ascii="Times New Roman" w:hAnsi="Times New Roman" w:cs="Times New Roman"/>
+              </w:rPr>
+              <w:t>20)</w:t>
+            </w:r>
+          </w:p>
+        </w:tc>
+        <w:tc>
+          <w:tcPr>
+            <w:tcW w:w="0" w:type="auto"/>
+            <w:hideMark/>
+          </w:tcPr>
+          <w:p>
+            <w:pPr>
+              <w:spacing w:after="160" w:line="278" w:lineRule="auto"/>
+              <w:rPr>
+                <w:rFonts w:ascii="Times New Roman" w:hAnsi="Times New Roman" w:cs="Times New Roman"/>
+              </w:rPr>
+            </w:pPr>
+            <w:r>
+              <w:rPr>
+                <w:rFonts w:ascii="Times New Roman" w:hAnsi="Times New Roman" w:cs="Times New Roman"/>
+              </w:rPr>
+              <w:t>NOT NULL, CHECK (личный/групповой)</w:t>
+            </w:r>
+          </w:p>
+        </w:tc>
+        <w:tc>
+          <w:tcPr>
+            <w:tcW w:w="0" w:type="auto"/>
+            <w:hideMark/>
+          </w:tcPr>
+          <w:p>
+            <w:pPr>
+              <w:spacing w:after="160" w:line="278" w:lineRule="auto"/>
+              <w:rPr>
+                <w:rFonts w:ascii="Times New Roman" w:hAnsi="Times New Roman" w:cs="Times New Roman"/>
+              </w:rPr>
+            </w:pPr>
+            <w:r>
+              <w:rPr>
+                <w:rFonts w:ascii="Times New Roman" w:hAnsi="Times New Roman" w:cs="Times New Roman"/>
+              </w:rPr>
+              <w:t>Тип посетителя</w:t>
+            </w:r>
+          </w:p>
+        </w:tc>
+      </w:tr>
+      <w:tr>
+        <w:tc>
+          <w:tcPr>
+            <w:tcW w:w="0" w:type="auto"/>
+            <w:hideMark/>
+          </w:tcPr>
+          <w:p>
+            <w:pPr>
+              <w:spacing w:after="160" w:line="278" w:lineRule="auto"/>
+              <w:rPr>
+                <w:rFonts w:ascii="Times New Roman" w:hAnsi="Times New Roman" w:cs="Times New Roman"/>
+              </w:rPr>
+            </w:pPr>
+            <w:proofErr w:type="spellStart"/>
+            <w:r>
+              <w:rPr>
+                <w:rFonts w:ascii="Times New Roman" w:hAnsi="Times New Roman" w:cs="Times New Roman"/>
+              </w:rPr>
+              <w:t>посетитель_личный_id</w:t>
+            </w:r>
+            <w:proofErr w:type="spellEnd"/>
+          </w:p>
+        </w:tc>
+        <w:tc>
+          <w:tcPr>
+            <w:tcW w:w="0" w:type="auto"/>
+            <w:hideMark/>
+          </w:tcPr>
+          <w:p>
+            <w:pPr>
+              <w:spacing w:after="160" w:line="278" w:lineRule="auto"/>
+              <w:rPr>
+                <w:rFonts w:ascii="Times New Roman" w:hAnsi="Times New Roman" w:cs="Times New Roman"/>
+              </w:rPr>
+            </w:pPr>
+            <w:r>
+              <w:rPr>
+                <w:rFonts w:ascii="Times New Roman" w:hAnsi="Times New Roman" w:cs="Times New Roman"/>
+              </w:rPr>
+              <w:t>INT</w:t>
+            </w:r>
+          </w:p>
+        </w:tc>
+        <w:tc>
+          <w:tcPr>
+            <w:tcW w:w="0" w:type="auto"/>
+            <w:hideMark/>
+          </w:tcPr>
+          <w:p>
+            <w:pPr>
+              <w:spacing w:after="160" w:line="278" w:lineRule="auto"/>
+              <w:rPr>
+                <w:rFonts w:ascii="Times New Roman" w:hAnsi="Times New Roman" w:cs="Times New Roman"/>
+              </w:rPr>
+            </w:pPr>
+            <w:r>
+              <w:rPr>
+                <w:rFonts w:ascii="Times New Roman" w:hAnsi="Times New Roman" w:cs="Times New Roman"/>
+              </w:rPr>
+              <w:t xml:space="preserve">FOREIGN KEY → </w:t>
+            </w:r>
+            <w:proofErr w:type="spellStart"/>
+            <w:r>
+              <w:rPr>
+                <w:rFonts w:ascii="Times New Roman" w:hAnsi="Times New Roman" w:cs="Times New Roman"/>
+              </w:rPr>
+              <w:t>ПосетительЛичный</w:t>
+            </w:r>
+            <w:proofErr w:type="spellEnd"/>
+            <w:r>
+              <w:rPr>
+                <w:rFonts w:ascii="Times New Roman" w:hAnsi="Times New Roman" w:cs="Times New Roman"/>
+              </w:rPr>
+              <w:t>(</w:t>
+            </w:r>
+            <w:proofErr w:type="spellStart"/>
+            <w:r>
+              <w:rPr>
+                <w:rFonts w:ascii="Times New Roman" w:hAnsi="Times New Roman" w:cs="Times New Roman"/>
+              </w:rPr>
+              <w:t>id</w:t>
+            </w:r>
+            <w:proofErr w:type="spellEnd"/>
+            <w:r>
+              <w:rPr>
+                <w:rFonts w:ascii="Times New Roman" w:hAnsi="Times New Roman" w:cs="Times New Roman"/>
+              </w:rPr>
+              <w:t>)</w:t>
+            </w:r>
+          </w:p>
+        </w:tc>
+        <w:tc>
+          <w:tcPr>
+            <w:tcW w:w="0" w:type="auto"/>
+            <w:hideMark/>
+          </w:tcPr>
+          <w:p>
+            <w:pPr>
+              <w:spacing w:after="160" w:line="278" w:lineRule="auto"/>
+              <w:rPr>
+                <w:rFonts w:ascii="Times New Roman" w:hAnsi="Times New Roman" w:cs="Times New Roman"/>
+              </w:rPr>
+            </w:pPr>
+            <w:r>
+              <w:rPr>
+                <w:rFonts w:ascii="Times New Roman" w:hAnsi="Times New Roman" w:cs="Times New Roman"/>
+              </w:rPr>
+              <w:t>Ссылка на личного посетителя</w:t>
+            </w:r>
+          </w:p>
+        </w:tc>
+      </w:tr>
+      <w:tr>
+        <w:tc>
+          <w:tcPr>
+            <w:tcW w:w="0" w:type="auto"/>
+            <w:hideMark/>
+          </w:tcPr>
+          <w:p>
+            <w:pPr>
+              <w:spacing w:after="160" w:line="278" w:lineRule="auto"/>
+              <w:rPr>
+                <w:rFonts w:ascii="Times New Roman" w:hAnsi="Times New Roman" w:cs="Times New Roman"/>
+              </w:rPr>
+            </w:pPr>
+            <w:proofErr w:type="spellStart"/>
+            <w:r>
+              <w:rPr>
+                <w:rFonts w:ascii="Times New Roman" w:hAnsi="Times New Roman" w:cs="Times New Roman"/>
+              </w:rPr>
+              <w:t>посетитель_групповой_id</w:t>
+            </w:r>
+            <w:proofErr w:type="spellEnd"/>
+          </w:p>
+        </w:tc>
+        <w:tc>
+          <w:tcPr>
+            <w:tcW w:w="0" w:type="auto"/>
+            <w:hideMark/>
+          </w:tcPr>
+          <w:p>
+            <w:pPr>
+              <w:spacing w:after="160" w:line="278" w:lineRule="auto"/>
+              <w:rPr>
+                <w:rFonts w:ascii="Times New Roman" w:hAnsi="Times New Roman" w:cs="Times New Roman"/>
+              </w:rPr>
+            </w:pPr>
+            <w:r>
+              <w:rPr>
+                <w:rFonts w:ascii="Times New Roman" w:hAnsi="Times New Roman" w:cs="Times New Roman"/>
+              </w:rPr>
+              <w:t>INT</w:t>
+            </w:r>
+          </w:p>
+        </w:tc>
+        <w:tc>
+          <w:tcPr>
+            <w:tcW w:w="0" w:type="auto"/>
+            <w:hideMark/>
+          </w:tcPr>
+          <w:p>
+            <w:pPr>
+              <w:spacing w:after="160" w:line="278" w:lineRule="auto"/>
+              <w:rPr>
+                <w:rFonts w:ascii="Times New Roman" w:hAnsi="Times New Roman" w:cs="Times New Roman"/>
+              </w:rPr>
+            </w:pPr>
+            <w:r>
+              <w:rPr>
+                <w:rFonts w:ascii="Times New Roman" w:hAnsi="Times New Roman" w:cs="Times New Roman"/>
+              </w:rPr>
+              <w:t xml:space="preserve">FOREIGN KEY → </w:t>
+            </w:r>
+            <w:proofErr w:type="spellStart"/>
+            <w:r>
+              <w:rPr>
+                <w:rFonts w:ascii="Times New Roman" w:hAnsi="Times New Roman" w:cs="Times New Roman"/>
+              </w:rPr>
+              <w:t>ПосетительГрупповой</w:t>
+            </w:r>
+            <w:proofErr w:type="spellEnd"/>
+            <w:r>
+              <w:rPr>
+                <w:rFonts w:ascii="Times New Roman" w:hAnsi="Times New Roman" w:cs="Times New Roman"/>
+              </w:rPr>
+              <w:t>(</w:t>
+            </w:r>
+            <w:proofErr w:type="spellStart"/>
+            <w:r>
+              <w:rPr>
+                <w:rFonts w:ascii="Times New Roman" w:hAnsi="Times New Roman" w:cs="Times New Roman"/>
+              </w:rPr>
+              <w:t>id</w:t>
+            </w:r>
+            <w:proofErr w:type="spellEnd"/>
+            <w:r>
+              <w:rPr>
+                <w:rFonts w:ascii="Times New Roman" w:hAnsi="Times New Roman" w:cs="Times New Roman"/>
+              </w:rPr>
+              <w:t>)</w:t>
+            </w:r>
+          </w:p>
+        </w:tc>
+        <w:tc>
+          <w:tcPr>
+            <w:tcW w:w="0" w:type="auto"/>
+            <w:hideMark/>
+          </w:tcPr>
+          <w:p>
+            <w:pPr>
+              <w:spacing w:after="160" w:line="278" w:lineRule="auto"/>
+              <w:rPr>
+                <w:rFonts w:ascii="Times New Roman" w:hAnsi="Times New Roman" w:cs="Times New Roman"/>
+              </w:rPr>
+            </w:pPr>
+            <w:r>
+              <w:rPr>
+                <w:rFonts w:ascii="Times New Roman" w:hAnsi="Times New Roman" w:cs="Times New Roman"/>
+              </w:rPr>
+              <w:t>Ссылка на группового посетителя</w:t>
+            </w:r>
+          </w:p>
+        </w:tc>
+      </w:tr>
+      <w:tr>
+        <w:tc>
+          <w:tcPr>
+            <w:tcW w:w="0" w:type="auto"/>
+            <w:hideMark/>
+          </w:tcPr>
+          <w:p>
+            <w:pPr>
+              <w:spacing w:after="160" w:line="278" w:lineRule="auto"/>
+              <w:rPr>
+                <w:rFonts w:ascii="Times New Roman" w:hAnsi="Times New Roman" w:cs="Times New Roman"/>
+              </w:rPr>
+            </w:pPr>
+            <w:r>
+              <w:rPr>
+                <w:rFonts w:ascii="Times New Roman" w:hAnsi="Times New Roman" w:cs="Times New Roman"/>
+              </w:rPr>
+              <w:t>причина</w:t>
+            </w:r>
+          </w:p>
+        </w:tc>
+        <w:tc>
+          <w:tcPr>
+            <w:tcW w:w="0" w:type="auto"/>
+            <w:hideMark/>
+          </w:tcPr>
+          <w:p>
+            <w:pPr>
+              <w:spacing w:after="160" w:line="278" w:lineRule="auto"/>
+              <w:rPr>
+                <w:rFonts w:ascii="Times New Roman" w:hAnsi="Times New Roman" w:cs="Times New Roman"/>
+              </w:rPr>
+            </w:pPr>
+            <w:r>
+              <w:rPr>
+                <w:rFonts w:ascii="Times New Roman" w:hAnsi="Times New Roman" w:cs="Times New Roman"/>
+              </w:rPr>
+              <w:t>TEXT</w:t>
+            </w:r>
+          </w:p>
+        </w:tc>
+        <w:tc>
+          <w:tcPr>
+            <w:tcW w:w="0" w:type="auto"/>
+            <w:hideMark/>
+          </w:tcPr>
+          <w:p>
+            <w:pPr>
+              <w:spacing w:after="160" w:line="278" w:lineRule="auto"/>
+              <w:rPr>
+                <w:rFonts w:ascii="Times New Roman" w:hAnsi="Times New Roman" w:cs="Times New Roman"/>
+              </w:rPr>
+            </w:pPr>
+            <w:r>
+              <w:rPr>
+                <w:rFonts w:ascii="Times New Roman" w:hAnsi="Times New Roman" w:cs="Times New Roman"/>
+              </w:rPr>
+              <w:t>NOT NULL</w:t>
+            </w:r>
+          </w:p>
+        </w:tc>
+        <w:tc>
+          <w:tcPr>
+            <w:tcW w:w="0" w:type="auto"/>
+            <w:hideMark/>
+          </w:tcPr>
+          <w:p>
+            <w:pPr>
+              <w:spacing w:after="160" w:line="278" w:lineRule="auto"/>
+              <w:rPr>
+                <w:rFonts w:ascii="Times New Roman" w:hAnsi="Times New Roman" w:cs="Times New Roman"/>
+              </w:rPr>
+            </w:pPr>
+            <w:r>
+              <w:rPr>
+                <w:rFonts w:ascii="Times New Roman" w:hAnsi="Times New Roman" w:cs="Times New Roman"/>
+              </w:rPr>
+              <w:t>Причина добавления</w:t>
+            </w:r>
+          </w:p>
+        </w:tc>
+      </w:tr>
+      <w:tr>
+        <w:tc>
+          <w:tcPr>
+            <w:tcW w:w="0" w:type="auto"/>
+            <w:hideMark/>
+          </w:tcPr>
+          <w:p>
+            <w:pPr>
+              <w:spacing w:after="160" w:line="278" w:lineRule="auto"/>
+              <w:rPr>
+                <w:rFonts w:ascii="Times New Roman" w:hAnsi="Times New Roman" w:cs="Times New Roman"/>
+              </w:rPr>
+            </w:pPr>
+            <w:proofErr w:type="spellStart"/>
+            <w:r>
+              <w:rPr>
+                <w:rFonts w:ascii="Times New Roman" w:hAnsi="Times New Roman" w:cs="Times New Roman"/>
+              </w:rPr>
+              <w:t>дата_добавления</w:t>
+            </w:r>
+            <w:proofErr w:type="spellEnd"/>
+          </w:p>
+        </w:tc>
+        <w:tc>
+          <w:tcPr>
+            <w:tcW w:w="0" w:type="auto"/>
+            <w:hideMark/>
+          </w:tcPr>
+          <w:p>
+            <w:pPr>
+              <w:spacing w:after="160" w:line="278" w:lineRule="auto"/>
+              <w:rPr>
+                <w:rFonts w:ascii="Times New Roman" w:hAnsi="Times New Roman" w:cs="Times New Roman"/>
+              </w:rPr>
+            </w:pPr>
+            <w:r>
+              <w:rPr>
+                <w:rFonts w:ascii="Times New Roman" w:hAnsi="Times New Roman" w:cs="Times New Roman"/>
+              </w:rPr>
+              <w:t>TIMESTAMP</w:t>
+            </w:r>
+          </w:p>
+        </w:tc>
+        <w:tc>
+          <w:tcPr>
+            <w:tcW w:w="0" w:type="auto"/>
+            <w:hideMark/>
+          </w:tcPr>
+          <w:p>
+            <w:pPr>
+              <w:spacing w:after="160" w:line="278" w:lineRule="auto"/>
+              <w:rPr>
+                <w:rFonts w:ascii="Times New Roman" w:hAnsi="Times New Roman" w:cs="Times New Roman"/>
+              </w:rPr>
+            </w:pPr>
+            <w:r>
+              <w:rPr>
+                <w:rFonts w:ascii="Times New Roman" w:hAnsi="Times New Roman" w:cs="Times New Roman"/>
+              </w:rPr>
+              <w:t>DEFAULT CURRENT_TIMESTAMP</w:t>
+            </w:r>
+          </w:p>
+        </w:tc>
+        <w:tc>
+          <w:tcPr>
+            <w:tcW w:w="0" w:type="auto"/>
+            <w:hideMark/>
+          </w:tcPr>
+          <w:p>
+            <w:pPr>
+              <w:spacing w:after="160" w:line="278" w:lineRule="auto"/>
+              <w:rPr>
+                <w:rFonts w:ascii="Times New Roman" w:hAnsi="Times New Roman" w:cs="Times New Roman"/>
+              </w:rPr>
+            </w:pPr>
+            <w:r>
+              <w:rPr>
+                <w:rFonts w:ascii="Times New Roman" w:hAnsi="Times New Roman" w:cs="Times New Roman"/>
+              </w:rPr>
+              <w:t>Дата внесения в список</w:t>
             </w:r>
           </w:p>
         </w:tc>
@@ -8329,7 +16807,6 @@
   <w:style w:type="character" w:default="1" w:styleId="a0">
     <w:name w:val="Default Paragraph Font"/>
     <w:uiPriority w:val="1"/>
-    <w:semiHidden/>
     <w:unhideWhenUsed/>
   </w:style>
   <w:style w:type="table" w:default="1" w:styleId="a1">
